--- a/exports/brans_raporlari/8B_DIN_KULTURU_Brans_Raporu.docx
+++ b/exports/brans_raporlari/8B_DIN_KULTURU_Brans_Raporu.docx
@@ -4,14 +4,14 @@
   <w:body>
     <w:p>
       <w:pPr>
-        <w:spacing w:before="0" w:after="40"/>
+        <w:spacing w:before="0" w:after="20"/>
         <w:jc w:val="center"/>
       </w:pPr>
       <w:r>
         <w:rPr>
           <w:b/>
           <w:color w:val="1F497D"/>
-          <w:sz w:val="32"/>
+          <w:sz w:val="29"/>
         </w:rPr>
         <w:t>8/B SINIFI DIN KÜLTÜRÜ BRANŞI AKADEMİK TEŞHİS VE ÖĞRENCİ ANALİZ RAPORU</w:t>
         <w:br/>
@@ -20,9 +20,9 @@
         <w:rPr>
           <w:i/>
           <w:color w:val="5A5A5A"/>
-          <w:sz w:val="22"/>
+          <w:sz w:val="20"/>
         </w:rPr>
-        <w:t>Deneme Sınavı: 2026-2027  PARAF LGS 1 | Branş: Din Kültürü (10 Soru - Katsayı: 1.0x) | Örneklem: 27 Öğrenci</w:t>
+        <w:t>Deneme Sınavı: 2026-2027  NARTEST LGS 1 | Branş: Din Kültürü (10 Soru - Katsayı: 1.0x) | Örneklem: 28 Öğrenci</w:t>
       </w:r>
     </w:p>
     <w:tbl>
@@ -63,10 +63,10 @@
             <w:tcW w:w="2148" w:type="dxa"/>
             <w:shd w:fill="F2F5F8"/>
             <w:tcMar>
-              <w:top w:w="30" w:type="dxa"/>
-              <w:bottom w:w="30" w:type="dxa"/>
-              <w:left w:w="50" w:type="dxa"/>
-              <w:right w:w="50" w:type="dxa"/>
+              <w:top w:w="15" w:type="dxa"/>
+              <w:bottom w:w="15" w:type="dxa"/>
+              <w:left w:w="40" w:type="dxa"/>
+              <w:right w:w="40" w:type="dxa"/>
             </w:tcMar>
           </w:tcPr>
           <w:p>
@@ -76,7 +76,7 @@
             <w:r>
               <w:rPr>
                 <w:color w:val="5A5A5A"/>
-                <w:sz w:val="22"/>
+                <w:sz w:val="20"/>
               </w:rPr>
               <w:t>Sınıf Net Ort.</w:t>
               <w:br/>
@@ -85,21 +85,21 @@
               <w:rPr>
                 <w:b/>
                 <w:color w:val="1F497D"/>
-                <w:sz w:val="24"/>
+                <w:sz w:val="22"/>
               </w:rPr>
-              <w:t>4.48 / 10</w:t>
+              <w:t>5.44 / 10</w:t>
             </w:r>
           </w:p>
         </w:tc>
         <w:tc>
           <w:tcPr>
             <w:tcW w:w="2148" w:type="dxa"/>
-            <w:shd w:fill="E8F8F5"/>
+            <w:shd w:fill="FDEDEC"/>
             <w:tcMar>
-              <w:top w:w="30" w:type="dxa"/>
-              <w:bottom w:w="30" w:type="dxa"/>
-              <w:left w:w="50" w:type="dxa"/>
-              <w:right w:w="50" w:type="dxa"/>
+              <w:top w:w="15" w:type="dxa"/>
+              <w:bottom w:w="15" w:type="dxa"/>
+              <w:left w:w="40" w:type="dxa"/>
+              <w:right w:w="40" w:type="dxa"/>
             </w:tcMar>
           </w:tcPr>
           <w:p>
@@ -109,7 +109,7 @@
             <w:r>
               <w:rPr>
                 <w:color w:val="5A5A5A"/>
-                <w:sz w:val="22"/>
+                <w:sz w:val="20"/>
               </w:rPr>
               <w:t>Okul Ort. / Fark</w:t>
               <w:br/>
@@ -118,9 +118,9 @@
               <w:rPr>
                 <w:b/>
                 <w:color w:val="1F497D"/>
-                <w:sz w:val="24"/>
+                <w:sz w:val="22"/>
               </w:rPr>
-              <w:t>4.22 (+0.26)</w:t>
+              <w:t>6.24 (-0.80)</w:t>
             </w:r>
           </w:p>
         </w:tc>
@@ -129,10 +129,10 @@
             <w:tcW w:w="2148" w:type="dxa"/>
             <w:shd w:fill="E8F8F5"/>
             <w:tcMar>
-              <w:top w:w="30" w:type="dxa"/>
-              <w:bottom w:w="30" w:type="dxa"/>
-              <w:left w:w="50" w:type="dxa"/>
-              <w:right w:w="50" w:type="dxa"/>
+              <w:top w:w="15" w:type="dxa"/>
+              <w:bottom w:w="15" w:type="dxa"/>
+              <w:left w:w="40" w:type="dxa"/>
+              <w:right w:w="40" w:type="dxa"/>
             </w:tcMar>
           </w:tcPr>
           <w:p>
@@ -142,7 +142,7 @@
             <w:r>
               <w:rPr>
                 <w:color w:val="5A5A5A"/>
-                <w:sz w:val="22"/>
+                <w:sz w:val="20"/>
               </w:rPr>
               <w:t>Toplam Doğru</w:t>
               <w:br/>
@@ -151,9 +151,9 @@
               <w:rPr>
                 <w:b/>
                 <w:color w:val="1F497D"/>
-                <w:sz w:val="24"/>
+                <w:sz w:val="22"/>
               </w:rPr>
-              <w:t>152 (%56.3)</w:t>
+              <w:t>178 (%63.6)</w:t>
             </w:r>
           </w:p>
         </w:tc>
@@ -162,10 +162,10 @@
             <w:tcW w:w="2148" w:type="dxa"/>
             <w:shd w:fill="FDEDEC"/>
             <w:tcMar>
-              <w:top w:w="30" w:type="dxa"/>
-              <w:bottom w:w="30" w:type="dxa"/>
-              <w:left w:w="50" w:type="dxa"/>
-              <w:right w:w="50" w:type="dxa"/>
+              <w:top w:w="15" w:type="dxa"/>
+              <w:bottom w:w="15" w:type="dxa"/>
+              <w:left w:w="40" w:type="dxa"/>
+              <w:right w:w="40" w:type="dxa"/>
             </w:tcMar>
           </w:tcPr>
           <w:p>
@@ -175,7 +175,7 @@
             <w:r>
               <w:rPr>
                 <w:color w:val="5A5A5A"/>
-                <w:sz w:val="22"/>
+                <w:sz w:val="20"/>
               </w:rPr>
               <w:t>Toplam Yanlış</w:t>
               <w:br/>
@@ -184,9 +184,9 @@
               <w:rPr>
                 <w:b/>
                 <w:color w:val="1F497D"/>
-                <w:sz w:val="24"/>
+                <w:sz w:val="22"/>
               </w:rPr>
-              <w:t>93 (%34.4)</w:t>
+              <w:t>77 (%27.5)</w:t>
             </w:r>
           </w:p>
         </w:tc>
@@ -195,10 +195,10 @@
             <w:tcW w:w="2148" w:type="dxa"/>
             <w:shd w:fill="FEF9E7"/>
             <w:tcMar>
-              <w:top w:w="30" w:type="dxa"/>
-              <w:bottom w:w="30" w:type="dxa"/>
-              <w:left w:w="50" w:type="dxa"/>
-              <w:right w:w="50" w:type="dxa"/>
+              <w:top w:w="15" w:type="dxa"/>
+              <w:bottom w:w="15" w:type="dxa"/>
+              <w:left w:w="40" w:type="dxa"/>
+              <w:right w:w="40" w:type="dxa"/>
             </w:tcMar>
           </w:tcPr>
           <w:p>
@@ -208,7 +208,7 @@
             <w:r>
               <w:rPr>
                 <w:color w:val="5A5A5A"/>
-                <w:sz w:val="22"/>
+                <w:sz w:val="20"/>
               </w:rPr>
               <w:t>Toplam Boş</w:t>
               <w:br/>
@@ -217,9 +217,9 @@
               <w:rPr>
                 <w:b/>
                 <w:color w:val="1F497D"/>
-                <w:sz w:val="24"/>
+                <w:sz w:val="22"/>
               </w:rPr>
-              <w:t>25 (%9.3)</w:t>
+              <w:t>25 (%8.9)</w:t>
             </w:r>
           </w:p>
         </w:tc>
@@ -228,10 +228,10 @@
             <w:tcW w:w="2148" w:type="dxa"/>
             <w:shd w:fill="F2F5F8"/>
             <w:tcMar>
-              <w:top w:w="30" w:type="dxa"/>
-              <w:bottom w:w="30" w:type="dxa"/>
-              <w:left w:w="50" w:type="dxa"/>
-              <w:right w:w="50" w:type="dxa"/>
+              <w:top w:w="15" w:type="dxa"/>
+              <w:bottom w:w="15" w:type="dxa"/>
+              <w:left w:w="40" w:type="dxa"/>
+              <w:right w:w="40" w:type="dxa"/>
             </w:tcMar>
           </w:tcPr>
           <w:p>
@@ -241,7 +241,7 @@
             <w:r>
               <w:rPr>
                 <w:color w:val="5A5A5A"/>
-                <w:sz w:val="22"/>
+                <w:sz w:val="20"/>
               </w:rPr>
               <w:t>Zirve / Taban</w:t>
               <w:br/>
@@ -250,7 +250,7 @@
               <w:rPr>
                 <w:b/>
                 <w:color w:val="1F497D"/>
-                <w:sz w:val="24"/>
+                <w:sz w:val="22"/>
               </w:rPr>
               <w:t>10.0 / -2.0</w:t>
             </w:r>
@@ -261,10 +261,10 @@
             <w:tcW w:w="2148" w:type="dxa"/>
             <w:shd w:fill="F2F5F8"/>
             <w:tcMar>
-              <w:top w:w="30" w:type="dxa"/>
-              <w:bottom w:w="30" w:type="dxa"/>
-              <w:left w:w="50" w:type="dxa"/>
-              <w:right w:w="50" w:type="dxa"/>
+              <w:top w:w="15" w:type="dxa"/>
+              <w:bottom w:w="15" w:type="dxa"/>
+              <w:left w:w="40" w:type="dxa"/>
+              <w:right w:w="40" w:type="dxa"/>
             </w:tcMar>
           </w:tcPr>
           <w:p>
@@ -274,7 +274,7 @@
             <w:r>
               <w:rPr>
                 <w:color w:val="5A5A5A"/>
-                <w:sz w:val="22"/>
+                <w:sz w:val="20"/>
               </w:rPr>
               <w:t>Medyan Net</w:t>
               <w:br/>
@@ -283,9 +283,9 @@
               <w:rPr>
                 <w:b/>
                 <w:color w:val="1F497D"/>
-                <w:sz w:val="24"/>
+                <w:sz w:val="22"/>
               </w:rPr>
-              <w:t>5.00</w:t>
+              <w:t>6.33</w:t>
             </w:r>
           </w:p>
         </w:tc>
@@ -297,10 +297,10 @@
             <w:tcW w:w="8592" w:type="dxa"/>
             <w:shd w:fill="FDEDEC"/>
             <w:tcMar>
-              <w:top w:w="25" w:type="dxa"/>
-              <w:bottom w:w="25" w:type="dxa"/>
-              <w:left w:w="60" w:type="dxa"/>
-              <w:right w:w="60" w:type="dxa"/>
+              <w:top w:w="12" w:type="dxa"/>
+              <w:bottom w:w="12" w:type="dxa"/>
+              <w:left w:w="40" w:type="dxa"/>
+              <w:right w:w="40" w:type="dxa"/>
             </w:tcMar>
           </w:tcPr>
           <w:p>
@@ -308,16 +308,16 @@
               <w:rPr>
                 <w:b/>
                 <w:color w:val="900C3F"/>
-                <w:sz w:val="22"/>
+                <w:sz w:val="20"/>
               </w:rPr>
               <w:t>🔴 Negatif Net Kaybı Yaşayanlar (Aşırı Yanlış):</w:t>
               <w:br/>
             </w:r>
             <w:r>
               <w:rPr>
-                <w:sz w:val="22"/>
+                <w:sz w:val="20"/>
               </w:rPr>
-              <w:t>Muzaffer Aki̇f Oçar (4Y), Çağrihan Bengül (5Y), Zehra Şenel (5Y), Kerem Araci (4Y), Ni̇sanur Kayabeyoğlu (4Y), Çinar Efe Gi̇rgi̇n (6Y), Deri̇n Yilmaz (5Y), Mustafa Gülseven (7Y), Yusuf Eymen Yilmaz (8Y), Cengi̇zhan Yilmaz (8Y), Kenan Emi̇r Yaman (9Y)</w:t>
+              <w:t>Kerem Araci (4Y), Meryem Bozdemi̇r (4Y), Tuna Koç (4Y), Sümeyye Taşkin (4Y), Cengi̇zhan Yilmaz (5Y), Yusuf Eymen Yilmaz (6Y), Mustafa Gülseven (7Y), Egehan Hardal (7Y), Deri̇n Yilmaz (9Y), Çinar Efe Gi̇rgi̇n (9Y)</w:t>
             </w:r>
           </w:p>
         </w:tc>
@@ -327,10 +327,10 @@
             <w:tcW w:w="6444" w:type="dxa"/>
             <w:shd w:fill="FEF9E7"/>
             <w:tcMar>
-              <w:top w:w="25" w:type="dxa"/>
-              <w:bottom w:w="25" w:type="dxa"/>
-              <w:left w:w="60" w:type="dxa"/>
-              <w:right w:w="60" w:type="dxa"/>
+              <w:top w:w="12" w:type="dxa"/>
+              <w:bottom w:w="12" w:type="dxa"/>
+              <w:left w:w="40" w:type="dxa"/>
+              <w:right w:w="40" w:type="dxa"/>
             </w:tcMar>
           </w:tcPr>
           <w:p>
@@ -338,16 +338,16 @@
               <w:rPr>
                 <w:b/>
                 <w:color w:val="7D6608"/>
-                <w:sz w:val="22"/>
+                <w:sz w:val="20"/>
               </w:rPr>
               <w:t>🟡 Süre / Çekinme Yaşayanlar (Aşırı Boş):</w:t>
               <w:br/>
             </w:r>
             <w:r>
               <w:rPr>
-                <w:sz w:val="22"/>
+                <w:sz w:val="20"/>
               </w:rPr>
-              <w:t>Zahi̇de Gölükcü (7B), Sümeyye Taşkin (7B)</w:t>
+              <w:t>Kenan Emi̇r Yaman (8B), Zahi̇de Gölükcü (10B)</w:t>
             </w:r>
           </w:p>
         </w:tc>
@@ -355,13 +355,13 @@
     </w:tbl>
     <w:p>
       <w:pPr>
-        <w:spacing w:before="80" w:after="20"/>
+        <w:spacing w:before="40" w:after="0"/>
       </w:pPr>
       <w:r>
         <w:rPr>
           <w:b/>
           <w:color w:val="1F497D"/>
-          <w:sz w:val="24"/>
+          <w:sz w:val="22"/>
         </w:rPr>
         <w:t>📌 DIN KÜLTÜRÜ KAZANIM BAŞARI ORANLARI VE KRİTİK AÇIĞI OLAN ÖĞRENCİLER</w:t>
       </w:r>
@@ -398,10 +398,10 @@
             <w:tcW w:w="3194" w:type="dxa"/>
             <w:shd w:fill="1F497D"/>
             <w:tcMar>
-              <w:top w:w="22" w:type="dxa"/>
-              <w:bottom w:w="22" w:type="dxa"/>
-              <w:left w:w="40" w:type="dxa"/>
-              <w:right w:w="40" w:type="dxa"/>
+              <w:top w:w="12" w:type="dxa"/>
+              <w:bottom w:w="12" w:type="dxa"/>
+              <w:left w:w="35" w:type="dxa"/>
+              <w:right w:w="35" w:type="dxa"/>
             </w:tcMar>
           </w:tcPr>
           <w:p>
@@ -420,10 +420,10 @@
             <w:tcW w:w="1134" w:type="dxa"/>
             <w:shd w:fill="1F497D"/>
             <w:tcMar>
-              <w:top w:w="22" w:type="dxa"/>
-              <w:bottom w:w="22" w:type="dxa"/>
-              <w:left w:w="40" w:type="dxa"/>
-              <w:right w:w="40" w:type="dxa"/>
+              <w:top w:w="12" w:type="dxa"/>
+              <w:bottom w:w="12" w:type="dxa"/>
+              <w:left w:w="35" w:type="dxa"/>
+              <w:right w:w="35" w:type="dxa"/>
             </w:tcMar>
           </w:tcPr>
           <w:p>
@@ -445,10 +445,10 @@
             <w:tcW w:w="2126" w:type="dxa"/>
             <w:shd w:fill="1F497D"/>
             <w:tcMar>
-              <w:top w:w="22" w:type="dxa"/>
-              <w:bottom w:w="22" w:type="dxa"/>
-              <w:left w:w="40" w:type="dxa"/>
-              <w:right w:w="40" w:type="dxa"/>
+              <w:top w:w="12" w:type="dxa"/>
+              <w:bottom w:w="12" w:type="dxa"/>
+              <w:left w:w="35" w:type="dxa"/>
+              <w:right w:w="35" w:type="dxa"/>
             </w:tcMar>
           </w:tcPr>
           <w:p>
@@ -470,10 +470,10 @@
             <w:tcW w:w="7796" w:type="dxa"/>
             <w:shd w:fill="1F497D"/>
             <w:tcMar>
-              <w:top w:w="22" w:type="dxa"/>
-              <w:bottom w:w="22" w:type="dxa"/>
-              <w:left w:w="40" w:type="dxa"/>
-              <w:right w:w="40" w:type="dxa"/>
+              <w:top w:w="12" w:type="dxa"/>
+              <w:bottom w:w="12" w:type="dxa"/>
+              <w:left w:w="35" w:type="dxa"/>
+              <w:right w:w="35" w:type="dxa"/>
             </w:tcMar>
           </w:tcPr>
           <w:p>
@@ -492,12 +492,12 @@
         <w:tc>
           <w:tcPr>
             <w:tcW w:w="3194" w:type="dxa"/>
-            <w:shd w:fill="FEF9E7"/>
+            <w:shd w:fill="FFFFFF"/>
             <w:tcMar>
-              <w:top w:w="18" w:type="dxa"/>
-              <w:bottom w:w="18" w:type="dxa"/>
-              <w:left w:w="30" w:type="dxa"/>
-              <w:right w:w="30" w:type="dxa"/>
+              <w:top w:w="4" w:type="dxa"/>
+              <w:bottom w:w="4" w:type="dxa"/>
+              <w:left w:w="20" w:type="dxa"/>
+              <w:right w:w="20" w:type="dxa"/>
             </w:tcMar>
           </w:tcPr>
           <w:p>
@@ -505,19 +505,19 @@
               <w:rPr>
                 <w:sz w:val="20"/>
               </w:rPr>
-              <w:t>Kader ve Kaza İnancı</w:t>
+              <w:t>Kaza Ve Kader</w:t>
             </w:r>
           </w:p>
         </w:tc>
         <w:tc>
           <w:tcPr>
             <w:tcW w:w="1134" w:type="dxa"/>
-            <w:shd w:fill="FEF9E7"/>
+            <w:shd w:fill="FFFFFF"/>
             <w:tcMar>
-              <w:top w:w="18" w:type="dxa"/>
-              <w:bottom w:w="18" w:type="dxa"/>
-              <w:left w:w="30" w:type="dxa"/>
-              <w:right w:w="30" w:type="dxa"/>
+              <w:top w:w="4" w:type="dxa"/>
+              <w:bottom w:w="4" w:type="dxa"/>
+              <w:left w:w="20" w:type="dxa"/>
+              <w:right w:w="20" w:type="dxa"/>
             </w:tcMar>
           </w:tcPr>
           <w:p>
@@ -529,371 +529,7 @@
                 <w:b/>
                 <w:sz w:val="20"/>
               </w:rPr>
-              <w:t>%50.6</w:t>
-            </w:r>
-          </w:p>
-        </w:tc>
-        <w:tc>
-          <w:tcPr>
-            <w:tcW w:w="2126" w:type="dxa"/>
-            <w:shd w:fill="FEF9E7"/>
-            <w:tcMar>
-              <w:top w:w="18" w:type="dxa"/>
-              <w:bottom w:w="18" w:type="dxa"/>
-              <w:left w:w="30" w:type="dxa"/>
-              <w:right w:w="30" w:type="dxa"/>
-            </w:tcMar>
-          </w:tcPr>
-          <w:p>
-            <w:pPr>
-              <w:jc w:val="center"/>
-            </w:pPr>
-            <w:r>
-              <w:rPr>
-                <w:b/>
-                <w:color w:val="7D6608"/>
-                <w:sz w:val="20"/>
-              </w:rPr>
-              <w:t>Yüksek Risk</w:t>
-            </w:r>
-          </w:p>
-        </w:tc>
-        <w:tc>
-          <w:tcPr>
-            <w:tcW w:w="7796" w:type="dxa"/>
-            <w:shd w:fill="FEF9E7"/>
-            <w:tcMar>
-              <w:top w:w="18" w:type="dxa"/>
-              <w:bottom w:w="18" w:type="dxa"/>
-              <w:left w:w="30" w:type="dxa"/>
-              <w:right w:w="30" w:type="dxa"/>
-            </w:tcMar>
-          </w:tcPr>
-          <w:p>
-            <w:r>
-              <w:rPr>
-                <w:sz w:val="25"/>
-              </w:rPr>
-              <w:t>(14 Öğr.): Beren Koç, Kerem Araci, Sümeyye Taşkin, Zahi̇de Gölükcü, Zehra Şenel, Kenan Emi̇r Yaman, Ni̇sanur Kayabeyoğlu, İpek Nur Usta, Muzaffer Aki̇f Oçar, Çinar Efe Gi̇rgi̇n, Yusuf Eymen Yilmaz, Deri̇n Yilmaz, Mustafa Gülseven, Cengi̇zhan Yilmaz</w:t>
-            </w:r>
-          </w:p>
-        </w:tc>
-      </w:tr>
-      <w:tr>
-        <w:tc>
-          <w:tcPr>
-            <w:tcW w:w="3194" w:type="dxa"/>
-            <w:shd w:fill="FEF9E7"/>
-            <w:tcMar>
-              <w:top w:w="18" w:type="dxa"/>
-              <w:bottom w:w="18" w:type="dxa"/>
-              <w:left w:w="30" w:type="dxa"/>
-              <w:right w:w="30" w:type="dxa"/>
-            </w:tcMar>
-          </w:tcPr>
-          <w:p>
-            <w:r>
-              <w:rPr>
-                <w:sz w:val="20"/>
-              </w:rPr>
-              <w:t>Ayet el-Kürsi ve Anlamı</w:t>
-            </w:r>
-          </w:p>
-        </w:tc>
-        <w:tc>
-          <w:tcPr>
-            <w:tcW w:w="1134" w:type="dxa"/>
-            <w:shd w:fill="FEF9E7"/>
-            <w:tcMar>
-              <w:top w:w="18" w:type="dxa"/>
-              <w:bottom w:w="18" w:type="dxa"/>
-              <w:left w:w="30" w:type="dxa"/>
-              <w:right w:w="30" w:type="dxa"/>
-            </w:tcMar>
-          </w:tcPr>
-          <w:p>
-            <w:pPr>
-              <w:jc w:val="center"/>
-            </w:pPr>
-            <w:r>
-              <w:rPr>
-                <w:b/>
-                <w:sz w:val="20"/>
-              </w:rPr>
-              <w:t>%51.9</w:t>
-            </w:r>
-          </w:p>
-        </w:tc>
-        <w:tc>
-          <w:tcPr>
-            <w:tcW w:w="2126" w:type="dxa"/>
-            <w:shd w:fill="FEF9E7"/>
-            <w:tcMar>
-              <w:top w:w="18" w:type="dxa"/>
-              <w:bottom w:w="18" w:type="dxa"/>
-              <w:left w:w="30" w:type="dxa"/>
-              <w:right w:w="30" w:type="dxa"/>
-            </w:tcMar>
-          </w:tcPr>
-          <w:p>
-            <w:pPr>
-              <w:jc w:val="center"/>
-            </w:pPr>
-            <w:r>
-              <w:rPr>
-                <w:b/>
-                <w:color w:val="7D6608"/>
-                <w:sz w:val="20"/>
-              </w:rPr>
-              <w:t>Yüksek Risk</w:t>
-            </w:r>
-          </w:p>
-        </w:tc>
-        <w:tc>
-          <w:tcPr>
-            <w:tcW w:w="7796" w:type="dxa"/>
-            <w:shd w:fill="FEF9E7"/>
-            <w:tcMar>
-              <w:top w:w="18" w:type="dxa"/>
-              <w:bottom w:w="18" w:type="dxa"/>
-              <w:left w:w="30" w:type="dxa"/>
-              <w:right w:w="30" w:type="dxa"/>
-            </w:tcMar>
-          </w:tcPr>
-          <w:p>
-            <w:r>
-              <w:rPr>
-                <w:sz w:val="25"/>
-              </w:rPr>
-              <w:t>(13 Öğr.): Kuzey Can, Çağrihan Bengül, Nesri̇n Doğa Berber, Meryem Bozdemi̇r, Kerem Araci, Sümeyye Taşkin, Zahi̇de Gölükcü, Kenan Emi̇r Yaman, Ni̇sanur Kayabeyoğlu, Muzaffer Aki̇f Oçar, Yusuf Eymen Yilmaz, Mustafa Gülseven, Cengi̇zhan Yilmaz</w:t>
-            </w:r>
-          </w:p>
-        </w:tc>
-      </w:tr>
-      <w:tr>
-        <w:tc>
-          <w:tcPr>
-            <w:tcW w:w="3194" w:type="dxa"/>
-            <w:shd w:fill="FEF9E7"/>
-            <w:tcMar>
-              <w:top w:w="18" w:type="dxa"/>
-              <w:bottom w:w="18" w:type="dxa"/>
-              <w:left w:w="30" w:type="dxa"/>
-              <w:right w:w="30" w:type="dxa"/>
-            </w:tcMar>
-          </w:tcPr>
-          <w:p>
-            <w:r>
-              <w:rPr>
-                <w:sz w:val="20"/>
-              </w:rPr>
-              <w:t>Hz. Musa (A.S.) ve Mücadelesi</w:t>
-            </w:r>
-          </w:p>
-        </w:tc>
-        <w:tc>
-          <w:tcPr>
-            <w:tcW w:w="1134" w:type="dxa"/>
-            <w:shd w:fill="FEF9E7"/>
-            <w:tcMar>
-              <w:top w:w="18" w:type="dxa"/>
-              <w:bottom w:w="18" w:type="dxa"/>
-              <w:left w:w="30" w:type="dxa"/>
-              <w:right w:w="30" w:type="dxa"/>
-            </w:tcMar>
-          </w:tcPr>
-          <w:p>
-            <w:pPr>
-              <w:jc w:val="center"/>
-            </w:pPr>
-            <w:r>
-              <w:rPr>
-                <w:b/>
-                <w:sz w:val="20"/>
-              </w:rPr>
-              <w:t>%51.9</w:t>
-            </w:r>
-          </w:p>
-        </w:tc>
-        <w:tc>
-          <w:tcPr>
-            <w:tcW w:w="2126" w:type="dxa"/>
-            <w:shd w:fill="FEF9E7"/>
-            <w:tcMar>
-              <w:top w:w="18" w:type="dxa"/>
-              <w:bottom w:w="18" w:type="dxa"/>
-              <w:left w:w="30" w:type="dxa"/>
-              <w:right w:w="30" w:type="dxa"/>
-            </w:tcMar>
-          </w:tcPr>
-          <w:p>
-            <w:pPr>
-              <w:jc w:val="center"/>
-            </w:pPr>
-            <w:r>
-              <w:rPr>
-                <w:b/>
-                <w:color w:val="7D6608"/>
-                <w:sz w:val="20"/>
-              </w:rPr>
-              <w:t>Yüksek Risk</w:t>
-            </w:r>
-          </w:p>
-        </w:tc>
-        <w:tc>
-          <w:tcPr>
-            <w:tcW w:w="7796" w:type="dxa"/>
-            <w:shd w:fill="FEF9E7"/>
-            <w:tcMar>
-              <w:top w:w="18" w:type="dxa"/>
-              <w:bottom w:w="18" w:type="dxa"/>
-              <w:left w:w="30" w:type="dxa"/>
-              <w:right w:w="30" w:type="dxa"/>
-            </w:tcMar>
-          </w:tcPr>
-          <w:p>
-            <w:r>
-              <w:rPr>
-                <w:sz w:val="25"/>
-              </w:rPr>
-              <w:t>(13 Öğr.): Beren Koç, Tuna Koç, Çağrihan Bengül, Sümeyye Taşkin, Zahi̇de Gölükcü, Kenan Emi̇r Yaman, Ni̇sanur Kayabeyoğlu, Uğur Kaan Yildiz, Muzaffer Aki̇f Oçar, Çinar Efe Gi̇rgi̇n, Yusuf Eymen Yilmaz, Deri̇n Yilmaz, Cengi̇zhan Yilmaz</w:t>
-            </w:r>
-          </w:p>
-        </w:tc>
-      </w:tr>
-      <w:tr>
-        <w:tc>
-          <w:tcPr>
-            <w:tcW w:w="3194" w:type="dxa"/>
-            <w:shd w:fill="FEF9E7"/>
-            <w:tcMar>
-              <w:top w:w="18" w:type="dxa"/>
-              <w:bottom w:w="18" w:type="dxa"/>
-              <w:left w:w="30" w:type="dxa"/>
-              <w:right w:w="30" w:type="dxa"/>
-            </w:tcMar>
-          </w:tcPr>
-          <w:p>
-            <w:r>
-              <w:rPr>
-                <w:sz w:val="20"/>
-              </w:rPr>
-              <w:t>İnsanın İradesi ve Kader</w:t>
-            </w:r>
-          </w:p>
-        </w:tc>
-        <w:tc>
-          <w:tcPr>
-            <w:tcW w:w="1134" w:type="dxa"/>
-            <w:shd w:fill="FEF9E7"/>
-            <w:tcMar>
-              <w:top w:w="18" w:type="dxa"/>
-              <w:bottom w:w="18" w:type="dxa"/>
-              <w:left w:w="30" w:type="dxa"/>
-              <w:right w:w="30" w:type="dxa"/>
-            </w:tcMar>
-          </w:tcPr>
-          <w:p>
-            <w:pPr>
-              <w:jc w:val="center"/>
-            </w:pPr>
-            <w:r>
-              <w:rPr>
-                <w:b/>
-                <w:sz w:val="20"/>
-              </w:rPr>
-              <w:t>%59.3</w:t>
-            </w:r>
-          </w:p>
-        </w:tc>
-        <w:tc>
-          <w:tcPr>
-            <w:tcW w:w="2126" w:type="dxa"/>
-            <w:shd w:fill="FEF9E7"/>
-            <w:tcMar>
-              <w:top w:w="18" w:type="dxa"/>
-              <w:bottom w:w="18" w:type="dxa"/>
-              <w:left w:w="30" w:type="dxa"/>
-              <w:right w:w="30" w:type="dxa"/>
-            </w:tcMar>
-          </w:tcPr>
-          <w:p>
-            <w:pPr>
-              <w:jc w:val="center"/>
-            </w:pPr>
-            <w:r>
-              <w:rPr>
-                <w:b/>
-                <w:color w:val="7D6608"/>
-                <w:sz w:val="20"/>
-              </w:rPr>
-              <w:t>Yüksek Risk</w:t>
-            </w:r>
-          </w:p>
-        </w:tc>
-        <w:tc>
-          <w:tcPr>
-            <w:tcW w:w="7796" w:type="dxa"/>
-            <w:shd w:fill="FEF9E7"/>
-            <w:tcMar>
-              <w:top w:w="18" w:type="dxa"/>
-              <w:bottom w:w="18" w:type="dxa"/>
-              <w:left w:w="30" w:type="dxa"/>
-              <w:right w:w="30" w:type="dxa"/>
-            </w:tcMar>
-          </w:tcPr>
-          <w:p>
-            <w:r>
-              <w:rPr>
-                <w:sz w:val="25"/>
-              </w:rPr>
-              <w:t>(7 Öğr.): Çağrihan Bengül, Ilgin Kara, Zehra Şenel, Kenan Emi̇r Yaman, Deri̇n Yilmaz, Mustafa Gülseven, Cengi̇zhan Yilmaz</w:t>
-            </w:r>
-          </w:p>
-        </w:tc>
-      </w:tr>
-      <w:tr>
-        <w:tc>
-          <w:tcPr>
-            <w:tcW w:w="3194" w:type="dxa"/>
-            <w:shd w:fill="FFFFFF"/>
-            <w:tcMar>
-              <w:top w:w="18" w:type="dxa"/>
-              <w:bottom w:w="18" w:type="dxa"/>
-              <w:left w:w="30" w:type="dxa"/>
-              <w:right w:w="30" w:type="dxa"/>
-            </w:tcMar>
-          </w:tcPr>
-          <w:p>
-            <w:r>
-              <w:rPr>
-                <w:sz w:val="20"/>
-              </w:rPr>
-              <w:t>Kader Kavramları (Ömür, Ecel, Rızık, Tevekkül)</w:t>
-            </w:r>
-          </w:p>
-        </w:tc>
-        <w:tc>
-          <w:tcPr>
-            <w:tcW w:w="1134" w:type="dxa"/>
-            <w:shd w:fill="FFFFFF"/>
-            <w:tcMar>
-              <w:top w:w="18" w:type="dxa"/>
-              <w:bottom w:w="18" w:type="dxa"/>
-              <w:left w:w="30" w:type="dxa"/>
-              <w:right w:w="30" w:type="dxa"/>
-            </w:tcMar>
-          </w:tcPr>
-          <w:p>
-            <w:pPr>
-              <w:jc w:val="center"/>
-            </w:pPr>
-            <w:r>
-              <w:rPr>
-                <w:b/>
-                <w:sz w:val="20"/>
-              </w:rPr>
-              <w:t>%63.0</w:t>
+              <w:t>%61.4</w:t>
             </w:r>
           </w:p>
         </w:tc>
@@ -902,10 +538,10 @@
             <w:tcW w:w="2126" w:type="dxa"/>
             <w:shd w:fill="FFFFFF"/>
             <w:tcMar>
-              <w:top w:w="18" w:type="dxa"/>
-              <w:bottom w:w="18" w:type="dxa"/>
-              <w:left w:w="30" w:type="dxa"/>
-              <w:right w:w="30" w:type="dxa"/>
+              <w:top w:w="4" w:type="dxa"/>
+              <w:bottom w:w="4" w:type="dxa"/>
+              <w:left w:w="20" w:type="dxa"/>
+              <w:right w:w="20" w:type="dxa"/>
             </w:tcMar>
           </w:tcPr>
           <w:p>
@@ -927,10 +563,10 @@
             <w:tcW w:w="7796" w:type="dxa"/>
             <w:shd w:fill="FFFFFF"/>
             <w:tcMar>
-              <w:top w:w="18" w:type="dxa"/>
-              <w:bottom w:w="18" w:type="dxa"/>
-              <w:left w:w="30" w:type="dxa"/>
-              <w:right w:w="30" w:type="dxa"/>
+              <w:top w:w="4" w:type="dxa"/>
+              <w:bottom w:w="4" w:type="dxa"/>
+              <w:left w:w="20" w:type="dxa"/>
+              <w:right w:w="20" w:type="dxa"/>
             </w:tcMar>
           </w:tcPr>
           <w:p>
@@ -938,7 +574,189 @@
               <w:rPr>
                 <w:sz w:val="25"/>
               </w:rPr>
-              <w:t>(9 Öğr.): Sümeyye Taşkin, Zahi̇de Gölükcü, Kenan Emi̇r Yaman, Ni̇sanur Kayabeyoğlu, Çinar Efe Gi̇rgi̇n, Yusuf Eymen Yilmaz, Deri̇n Yilmaz, Mustafa Gülseven, Cengi̇zhan Yilmaz</w:t>
+              <w:t>(5 Öğr.): Zahi̇de Gölükcü, Kenan Emi̇r Yaman, Deri̇n Yilmaz, Çinar Efe Gi̇rgi̇n, Egehan Hardal</w:t>
+            </w:r>
+          </w:p>
+        </w:tc>
+      </w:tr>
+      <w:tr>
+        <w:tc>
+          <w:tcPr>
+            <w:tcW w:w="3194" w:type="dxa"/>
+            <w:shd w:fill="FFFFFF"/>
+            <w:tcMar>
+              <w:top w:w="4" w:type="dxa"/>
+              <w:bottom w:w="4" w:type="dxa"/>
+              <w:left w:w="20" w:type="dxa"/>
+              <w:right w:w="20" w:type="dxa"/>
+            </w:tcMar>
+          </w:tcPr>
+          <w:p>
+            <w:r>
+              <w:rPr>
+                <w:sz w:val="20"/>
+              </w:rPr>
+              <w:t>İnsanın Özgürlüğü Ve Sorumluluğu</w:t>
+            </w:r>
+          </w:p>
+        </w:tc>
+        <w:tc>
+          <w:tcPr>
+            <w:tcW w:w="1134" w:type="dxa"/>
+            <w:shd w:fill="FFFFFF"/>
+            <w:tcMar>
+              <w:top w:w="4" w:type="dxa"/>
+              <w:bottom w:w="4" w:type="dxa"/>
+              <w:left w:w="20" w:type="dxa"/>
+              <w:right w:w="20" w:type="dxa"/>
+            </w:tcMar>
+          </w:tcPr>
+          <w:p>
+            <w:pPr>
+              <w:jc w:val="center"/>
+            </w:pPr>
+            <w:r>
+              <w:rPr>
+                <w:b/>
+                <w:sz w:val="20"/>
+              </w:rPr>
+              <w:t>%64.3</w:t>
+            </w:r>
+          </w:p>
+        </w:tc>
+        <w:tc>
+          <w:tcPr>
+            <w:tcW w:w="2126" w:type="dxa"/>
+            <w:shd w:fill="FFFFFF"/>
+            <w:tcMar>
+              <w:top w:w="4" w:type="dxa"/>
+              <w:bottom w:w="4" w:type="dxa"/>
+              <w:left w:w="20" w:type="dxa"/>
+              <w:right w:w="20" w:type="dxa"/>
+            </w:tcMar>
+          </w:tcPr>
+          <w:p>
+            <w:pPr>
+              <w:jc w:val="center"/>
+            </w:pPr>
+            <w:r>
+              <w:rPr>
+                <w:b/>
+                <w:color w:val="145A32"/>
+                <w:sz w:val="20"/>
+              </w:rPr>
+              <w:t>Geliştirilebilir</w:t>
+            </w:r>
+          </w:p>
+        </w:tc>
+        <w:tc>
+          <w:tcPr>
+            <w:tcW w:w="7796" w:type="dxa"/>
+            <w:shd w:fill="FFFFFF"/>
+            <w:tcMar>
+              <w:top w:w="4" w:type="dxa"/>
+              <w:bottom w:w="4" w:type="dxa"/>
+              <w:left w:w="20" w:type="dxa"/>
+              <w:right w:w="20" w:type="dxa"/>
+            </w:tcMar>
+          </w:tcPr>
+          <w:p>
+            <w:r>
+              <w:rPr>
+                <w:sz w:val="25"/>
+              </w:rPr>
+              <w:t>(11 Öğr.): Zahi̇de Gölükcü, Yusuf Eymen Yilmaz, Kenan Emi̇r Yaman, Tuna Koç, Ahmet Nevfel Özkaya, Zehra Şenel, Cengi̇zhan Yilmaz, Mustafa Gülseven, Deri̇n Yilmaz, Çinar Efe Gi̇rgi̇n, Egehan Hardal</w:t>
+            </w:r>
+          </w:p>
+        </w:tc>
+      </w:tr>
+      <w:tr>
+        <w:tc>
+          <w:tcPr>
+            <w:tcW w:w="3194" w:type="dxa"/>
+            <w:shd w:fill="FFFFFF"/>
+            <w:tcMar>
+              <w:top w:w="4" w:type="dxa"/>
+              <w:bottom w:w="4" w:type="dxa"/>
+              <w:left w:w="20" w:type="dxa"/>
+              <w:right w:w="20" w:type="dxa"/>
+            </w:tcMar>
+          </w:tcPr>
+          <w:p>
+            <w:r>
+              <w:rPr>
+                <w:sz w:val="20"/>
+              </w:rPr>
+              <w:t>Kaderle İlgili Kavramlar</w:t>
+            </w:r>
+          </w:p>
+        </w:tc>
+        <w:tc>
+          <w:tcPr>
+            <w:tcW w:w="1134" w:type="dxa"/>
+            <w:shd w:fill="FFFFFF"/>
+            <w:tcMar>
+              <w:top w:w="4" w:type="dxa"/>
+              <w:bottom w:w="4" w:type="dxa"/>
+              <w:left w:w="20" w:type="dxa"/>
+              <w:right w:w="20" w:type="dxa"/>
+            </w:tcMar>
+          </w:tcPr>
+          <w:p>
+            <w:pPr>
+              <w:jc w:val="center"/>
+            </w:pPr>
+            <w:r>
+              <w:rPr>
+                <w:b/>
+                <w:sz w:val="20"/>
+              </w:rPr>
+              <w:t>%67.9</w:t>
+            </w:r>
+          </w:p>
+        </w:tc>
+        <w:tc>
+          <w:tcPr>
+            <w:tcW w:w="2126" w:type="dxa"/>
+            <w:shd w:fill="FFFFFF"/>
+            <w:tcMar>
+              <w:top w:w="4" w:type="dxa"/>
+              <w:bottom w:w="4" w:type="dxa"/>
+              <w:left w:w="20" w:type="dxa"/>
+              <w:right w:w="20" w:type="dxa"/>
+            </w:tcMar>
+          </w:tcPr>
+          <w:p>
+            <w:pPr>
+              <w:jc w:val="center"/>
+            </w:pPr>
+            <w:r>
+              <w:rPr>
+                <w:b/>
+                <w:color w:val="145A32"/>
+                <w:sz w:val="20"/>
+              </w:rPr>
+              <w:t>Geliştirilebilir</w:t>
+            </w:r>
+          </w:p>
+        </w:tc>
+        <w:tc>
+          <w:tcPr>
+            <w:tcW w:w="7796" w:type="dxa"/>
+            <w:shd w:fill="FFFFFF"/>
+            <w:tcMar>
+              <w:top w:w="4" w:type="dxa"/>
+              <w:bottom w:w="4" w:type="dxa"/>
+              <w:left w:w="20" w:type="dxa"/>
+              <w:right w:w="20" w:type="dxa"/>
+            </w:tcMar>
+          </w:tcPr>
+          <w:p>
+            <w:r>
+              <w:rPr>
+                <w:sz w:val="25"/>
+              </w:rPr>
+              <w:t>(6 Öğr.): Zahi̇de Gölükcü, Kenan Emi̇r Yaman, Mustafa Gülseven, Deri̇n Yilmaz, Çinar Efe Gi̇rgi̇n, Egehan Hardal</w:t>
             </w:r>
           </w:p>
         </w:tc>
@@ -946,15 +764,20 @@
     </w:tbl>
     <w:p>
       <w:pPr>
-        <w:spacing w:before="80" w:after="20"/>
+        <w:spacing w:before="0" w:after="0" w:line="20" w:lineRule="exact"/>
       </w:pPr>
       <w:r>
         <w:rPr>
           <w:b/>
           <w:color w:val="1F497D"/>
-          <w:sz w:val="24"/>
+          <w:sz w:val="22"/>
         </w:rPr>
-        <w:t>👥 8/B SINIFI TÜM ÖĞRENCİLERİN BRANŞ PERFORMANS VE DAVRANIŞ SIRALAMASI (27 ÖĞRENCİ)</w:t>
+        <w:t>👥 8/B SINIFI TÜM ÖĞRENCİLERİN BRANŞ PERFORMANS VE DAVRANIŞ SIRALAMASI (28 ÖĞRENCİ)</w:t>
+      </w:r>
+      <w:r>
+        <w:rPr>
+          <w:sz w:val="2"/>
+        </w:rPr>
       </w:r>
     </w:p>
     <w:tbl>
@@ -1001,10 +824,10 @@
             <w:tcW w:w="1503" w:type="dxa"/>
             <w:shd w:fill="4A4A4A"/>
             <w:tcMar>
-              <w:top w:w="25" w:type="dxa"/>
-              <w:bottom w:w="25" w:type="dxa"/>
-              <w:left w:w="35" w:type="dxa"/>
-              <w:right w:w="35" w:type="dxa"/>
+              <w:top w:w="12" w:type="dxa"/>
+              <w:bottom w:w="12" w:type="dxa"/>
+              <w:left w:w="25" w:type="dxa"/>
+              <w:right w:w="25" w:type="dxa"/>
             </w:tcMar>
           </w:tcPr>
           <w:p>
@@ -1015,7 +838,7 @@
               <w:rPr>
                 <w:b/>
                 <w:color w:val="FFFFFF"/>
-                <w:sz w:val="20"/>
+                <w:sz w:val="19"/>
               </w:rPr>
               <w:t>Sıra</w:t>
             </w:r>
@@ -1026,10 +849,10 @@
             <w:tcW w:w="1503" w:type="dxa"/>
             <w:shd w:fill="4A4A4A"/>
             <w:tcMar>
-              <w:top w:w="25" w:type="dxa"/>
-              <w:bottom w:w="25" w:type="dxa"/>
-              <w:left w:w="35" w:type="dxa"/>
-              <w:right w:w="35" w:type="dxa"/>
+              <w:top w:w="12" w:type="dxa"/>
+              <w:bottom w:w="12" w:type="dxa"/>
+              <w:left w:w="25" w:type="dxa"/>
+              <w:right w:w="25" w:type="dxa"/>
             </w:tcMar>
           </w:tcPr>
           <w:p>
@@ -1040,7 +863,7 @@
               <w:rPr>
                 <w:b/>
                 <w:color w:val="FFFFFF"/>
-                <w:sz w:val="20"/>
+                <w:sz w:val="19"/>
               </w:rPr>
               <w:t>No</w:t>
             </w:r>
@@ -1051,10 +874,10 @@
             <w:tcW w:w="1503" w:type="dxa"/>
             <w:shd w:fill="4A4A4A"/>
             <w:tcMar>
-              <w:top w:w="25" w:type="dxa"/>
-              <w:bottom w:w="25" w:type="dxa"/>
-              <w:left w:w="35" w:type="dxa"/>
-              <w:right w:w="35" w:type="dxa"/>
+              <w:top w:w="12" w:type="dxa"/>
+              <w:bottom w:w="12" w:type="dxa"/>
+              <w:left w:w="25" w:type="dxa"/>
+              <w:right w:w="25" w:type="dxa"/>
             </w:tcMar>
           </w:tcPr>
           <w:p>
@@ -1062,7 +885,7 @@
               <w:rPr>
                 <w:b/>
                 <w:color w:val="FFFFFF"/>
-                <w:sz w:val="20"/>
+                <w:sz w:val="19"/>
               </w:rPr>
               <w:t>Öğrenci</w:t>
             </w:r>
@@ -1073,10 +896,10 @@
             <w:tcW w:w="1503" w:type="dxa"/>
             <w:shd w:fill="4A4A4A"/>
             <w:tcMar>
-              <w:top w:w="25" w:type="dxa"/>
-              <w:bottom w:w="25" w:type="dxa"/>
-              <w:left w:w="35" w:type="dxa"/>
-              <w:right w:w="35" w:type="dxa"/>
+              <w:top w:w="12" w:type="dxa"/>
+              <w:bottom w:w="12" w:type="dxa"/>
+              <w:left w:w="25" w:type="dxa"/>
+              <w:right w:w="25" w:type="dxa"/>
             </w:tcMar>
           </w:tcPr>
           <w:p>
@@ -1087,7 +910,7 @@
               <w:rPr>
                 <w:b/>
                 <w:color w:val="FFFFFF"/>
-                <w:sz w:val="20"/>
+                <w:sz w:val="19"/>
               </w:rPr>
               <w:t>D/Y/B</w:t>
             </w:r>
@@ -1098,10 +921,10 @@
             <w:tcW w:w="1503" w:type="dxa"/>
             <w:shd w:fill="4A4A4A"/>
             <w:tcMar>
-              <w:top w:w="25" w:type="dxa"/>
-              <w:bottom w:w="25" w:type="dxa"/>
-              <w:left w:w="35" w:type="dxa"/>
-              <w:right w:w="35" w:type="dxa"/>
+              <w:top w:w="12" w:type="dxa"/>
+              <w:bottom w:w="12" w:type="dxa"/>
+              <w:left w:w="25" w:type="dxa"/>
+              <w:right w:w="25" w:type="dxa"/>
             </w:tcMar>
           </w:tcPr>
           <w:p>
@@ -1112,7 +935,7 @@
               <w:rPr>
                 <w:b/>
                 <w:color w:val="FFFFFF"/>
-                <w:sz w:val="20"/>
+                <w:sz w:val="19"/>
               </w:rPr>
               <w:t>Net</w:t>
             </w:r>
@@ -1123,10 +946,10 @@
             <w:tcW w:w="1503" w:type="dxa"/>
             <w:shd w:fill="595959"/>
             <w:tcMar>
-              <w:top w:w="25" w:type="dxa"/>
-              <w:bottom w:w="25" w:type="dxa"/>
-              <w:left w:w="35" w:type="dxa"/>
-              <w:right w:w="35" w:type="dxa"/>
+              <w:top w:w="12" w:type="dxa"/>
+              <w:bottom w:w="12" w:type="dxa"/>
+              <w:left w:w="25" w:type="dxa"/>
+              <w:right w:w="25" w:type="dxa"/>
             </w:tcMar>
           </w:tcPr>
           <w:p>
@@ -1137,7 +960,7 @@
               <w:rPr>
                 <w:b/>
                 <w:color w:val="FFFFFF"/>
-                <w:sz w:val="20"/>
+                <w:sz w:val="19"/>
               </w:rPr>
               <w:t>Sıra</w:t>
             </w:r>
@@ -1148,10 +971,10 @@
             <w:tcW w:w="1503" w:type="dxa"/>
             <w:shd w:fill="595959"/>
             <w:tcMar>
-              <w:top w:w="25" w:type="dxa"/>
-              <w:bottom w:w="25" w:type="dxa"/>
-              <w:left w:w="35" w:type="dxa"/>
-              <w:right w:w="35" w:type="dxa"/>
+              <w:top w:w="12" w:type="dxa"/>
+              <w:bottom w:w="12" w:type="dxa"/>
+              <w:left w:w="25" w:type="dxa"/>
+              <w:right w:w="25" w:type="dxa"/>
             </w:tcMar>
           </w:tcPr>
           <w:p>
@@ -1162,7 +985,7 @@
               <w:rPr>
                 <w:b/>
                 <w:color w:val="FFFFFF"/>
-                <w:sz w:val="20"/>
+                <w:sz w:val="19"/>
               </w:rPr>
               <w:t>No</w:t>
             </w:r>
@@ -1173,10 +996,10 @@
             <w:tcW w:w="1503" w:type="dxa"/>
             <w:shd w:fill="595959"/>
             <w:tcMar>
-              <w:top w:w="25" w:type="dxa"/>
-              <w:bottom w:w="25" w:type="dxa"/>
-              <w:left w:w="35" w:type="dxa"/>
-              <w:right w:w="35" w:type="dxa"/>
+              <w:top w:w="12" w:type="dxa"/>
+              <w:bottom w:w="12" w:type="dxa"/>
+              <w:left w:w="25" w:type="dxa"/>
+              <w:right w:w="25" w:type="dxa"/>
             </w:tcMar>
           </w:tcPr>
           <w:p>
@@ -1184,7 +1007,7 @@
               <w:rPr>
                 <w:b/>
                 <w:color w:val="FFFFFF"/>
-                <w:sz w:val="20"/>
+                <w:sz w:val="19"/>
               </w:rPr>
               <w:t>Öğrenci</w:t>
             </w:r>
@@ -1195,10 +1018,10 @@
             <w:tcW w:w="1503" w:type="dxa"/>
             <w:shd w:fill="595959"/>
             <w:tcMar>
-              <w:top w:w="25" w:type="dxa"/>
-              <w:bottom w:w="25" w:type="dxa"/>
-              <w:left w:w="35" w:type="dxa"/>
-              <w:right w:w="35" w:type="dxa"/>
+              <w:top w:w="12" w:type="dxa"/>
+              <w:bottom w:w="12" w:type="dxa"/>
+              <w:left w:w="25" w:type="dxa"/>
+              <w:right w:w="25" w:type="dxa"/>
             </w:tcMar>
           </w:tcPr>
           <w:p>
@@ -1209,7 +1032,7 @@
               <w:rPr>
                 <w:b/>
                 <w:color w:val="FFFFFF"/>
-                <w:sz w:val="20"/>
+                <w:sz w:val="19"/>
               </w:rPr>
               <w:t>D/Y/B</w:t>
             </w:r>
@@ -1220,10 +1043,10 @@
             <w:tcW w:w="1503" w:type="dxa"/>
             <w:shd w:fill="595959"/>
             <w:tcMar>
-              <w:top w:w="25" w:type="dxa"/>
-              <w:bottom w:w="25" w:type="dxa"/>
-              <w:left w:w="35" w:type="dxa"/>
-              <w:right w:w="35" w:type="dxa"/>
+              <w:top w:w="12" w:type="dxa"/>
+              <w:bottom w:w="12" w:type="dxa"/>
+              <w:left w:w="25" w:type="dxa"/>
+              <w:right w:w="25" w:type="dxa"/>
             </w:tcMar>
           </w:tcPr>
           <w:p>
@@ -1234,7 +1057,7 @@
               <w:rPr>
                 <w:b/>
                 <w:color w:val="FFFFFF"/>
-                <w:sz w:val="20"/>
+                <w:sz w:val="19"/>
               </w:rPr>
               <w:t>Net</w:t>
             </w:r>
@@ -1247,10 +1070,10 @@
             <w:tcW w:w="1503" w:type="dxa"/>
             <w:shd w:fill="E8F8F5"/>
             <w:tcMar>
-              <w:top w:w="22" w:type="dxa"/>
-              <w:bottom w:w="22" w:type="dxa"/>
-              <w:left w:w="30" w:type="dxa"/>
-              <w:right w:w="30" w:type="dxa"/>
+              <w:top w:w="4" w:type="dxa"/>
+              <w:bottom w:w="4" w:type="dxa"/>
+              <w:left w:w="20" w:type="dxa"/>
+              <w:right w:w="20" w:type="dxa"/>
             </w:tcMar>
           </w:tcPr>
           <w:p>
@@ -1259,7 +1082,7 @@
             </w:pPr>
             <w:r>
               <w:rPr>
-                <w:sz w:val="20"/>
+                <w:sz w:val="18"/>
               </w:rPr>
               <w:t>1</w:t>
             </w:r>
@@ -1270,10 +1093,10 @@
             <w:tcW w:w="1503" w:type="dxa"/>
             <w:shd w:fill="E8F8F5"/>
             <w:tcMar>
-              <w:top w:w="22" w:type="dxa"/>
-              <w:bottom w:w="22" w:type="dxa"/>
-              <w:left w:w="30" w:type="dxa"/>
-              <w:right w:w="30" w:type="dxa"/>
+              <w:top w:w="4" w:type="dxa"/>
+              <w:bottom w:w="4" w:type="dxa"/>
+              <w:left w:w="20" w:type="dxa"/>
+              <w:right w:w="20" w:type="dxa"/>
             </w:tcMar>
           </w:tcPr>
           <w:p>
@@ -1282,7 +1105,1147 @@
             </w:pPr>
             <w:r>
               <w:rPr>
-                <w:sz w:val="20"/>
+                <w:sz w:val="18"/>
+              </w:rPr>
+              <w:t>327</w:t>
+            </w:r>
+          </w:p>
+        </w:tc>
+        <w:tc>
+          <w:tcPr>
+            <w:tcW w:w="1503" w:type="dxa"/>
+            <w:shd w:fill="E8F8F5"/>
+            <w:tcMar>
+              <w:top w:w="4" w:type="dxa"/>
+              <w:bottom w:w="4" w:type="dxa"/>
+              <w:left w:w="20" w:type="dxa"/>
+              <w:right w:w="20" w:type="dxa"/>
+            </w:tcMar>
+          </w:tcPr>
+          <w:p>
+            <w:r>
+              <w:rPr>
+                <w:sz w:val="18"/>
+              </w:rPr>
+              <w:t>Melek Rana Kesi̇</w:t>
+            </w:r>
+          </w:p>
+        </w:tc>
+        <w:tc>
+          <w:tcPr>
+            <w:tcW w:w="1503" w:type="dxa"/>
+            <w:shd w:fill="E8F8F5"/>
+            <w:tcMar>
+              <w:top w:w="4" w:type="dxa"/>
+              <w:bottom w:w="4" w:type="dxa"/>
+              <w:left w:w="20" w:type="dxa"/>
+              <w:right w:w="20" w:type="dxa"/>
+            </w:tcMar>
+          </w:tcPr>
+          <w:p>
+            <w:pPr>
+              <w:jc w:val="center"/>
+            </w:pPr>
+            <w:r>
+              <w:rPr>
+                <w:sz w:val="18"/>
+              </w:rPr>
+              <w:t>10/0/0</w:t>
+            </w:r>
+          </w:p>
+        </w:tc>
+        <w:tc>
+          <w:tcPr>
+            <w:tcW w:w="1503" w:type="dxa"/>
+            <w:shd w:fill="E8F8F5"/>
+            <w:tcMar>
+              <w:top w:w="4" w:type="dxa"/>
+              <w:bottom w:w="4" w:type="dxa"/>
+              <w:left w:w="20" w:type="dxa"/>
+              <w:right w:w="20" w:type="dxa"/>
+            </w:tcMar>
+          </w:tcPr>
+          <w:p>
+            <w:pPr>
+              <w:jc w:val="center"/>
+            </w:pPr>
+            <w:r>
+              <w:rPr>
+                <w:b/>
+                <w:sz w:val="18"/>
+              </w:rPr>
+              <w:t>10.00</w:t>
+            </w:r>
+          </w:p>
+        </w:tc>
+        <w:tc>
+          <w:tcPr>
+            <w:tcW w:w="1503" w:type="dxa"/>
+            <w:shd w:fill="FFFFFF"/>
+            <w:tcMar>
+              <w:top w:w="4" w:type="dxa"/>
+              <w:bottom w:w="4" w:type="dxa"/>
+              <w:left w:w="20" w:type="dxa"/>
+              <w:right w:w="20" w:type="dxa"/>
+            </w:tcMar>
+          </w:tcPr>
+          <w:p>
+            <w:pPr>
+              <w:jc w:val="center"/>
+            </w:pPr>
+            <w:r>
+              <w:rPr>
+                <w:sz w:val="18"/>
+              </w:rPr>
+              <w:t>15</w:t>
+            </w:r>
+          </w:p>
+        </w:tc>
+        <w:tc>
+          <w:tcPr>
+            <w:tcW w:w="1503" w:type="dxa"/>
+            <w:shd w:fill="FFFFFF"/>
+            <w:tcMar>
+              <w:top w:w="4" w:type="dxa"/>
+              <w:bottom w:w="4" w:type="dxa"/>
+              <w:left w:w="20" w:type="dxa"/>
+              <w:right w:w="20" w:type="dxa"/>
+            </w:tcMar>
+          </w:tcPr>
+          <w:p>
+            <w:pPr>
+              <w:jc w:val="center"/>
+            </w:pPr>
+            <w:r>
+              <w:rPr>
+                <w:sz w:val="18"/>
+              </w:rPr>
+              <w:t>432</w:t>
+            </w:r>
+          </w:p>
+        </w:tc>
+        <w:tc>
+          <w:tcPr>
+            <w:tcW w:w="1503" w:type="dxa"/>
+            <w:shd w:fill="FFFFFF"/>
+            <w:tcMar>
+              <w:top w:w="4" w:type="dxa"/>
+              <w:bottom w:w="4" w:type="dxa"/>
+              <w:left w:w="20" w:type="dxa"/>
+              <w:right w:w="20" w:type="dxa"/>
+            </w:tcMar>
+          </w:tcPr>
+          <w:p>
+            <w:r>
+              <w:rPr>
+                <w:sz w:val="18"/>
+              </w:rPr>
+              <w:t>Ahmet Nevfel Özk</w:t>
+            </w:r>
+          </w:p>
+        </w:tc>
+        <w:tc>
+          <w:tcPr>
+            <w:tcW w:w="1503" w:type="dxa"/>
+            <w:shd w:fill="FFFFFF"/>
+            <w:tcMar>
+              <w:top w:w="4" w:type="dxa"/>
+              <w:bottom w:w="4" w:type="dxa"/>
+              <w:left w:w="20" w:type="dxa"/>
+              <w:right w:w="20" w:type="dxa"/>
+            </w:tcMar>
+          </w:tcPr>
+          <w:p>
+            <w:pPr>
+              <w:jc w:val="center"/>
+            </w:pPr>
+            <w:r>
+              <w:rPr>
+                <w:sz w:val="18"/>
+              </w:rPr>
+              <w:t>7/3/0</w:t>
+            </w:r>
+          </w:p>
+        </w:tc>
+        <w:tc>
+          <w:tcPr>
+            <w:tcW w:w="1503" w:type="dxa"/>
+            <w:shd w:fill="FFFFFF"/>
+            <w:tcMar>
+              <w:top w:w="4" w:type="dxa"/>
+              <w:bottom w:w="4" w:type="dxa"/>
+              <w:left w:w="20" w:type="dxa"/>
+              <w:right w:w="20" w:type="dxa"/>
+            </w:tcMar>
+          </w:tcPr>
+          <w:p>
+            <w:pPr>
+              <w:jc w:val="center"/>
+            </w:pPr>
+            <w:r>
+              <w:rPr>
+                <w:b/>
+                <w:sz w:val="18"/>
+              </w:rPr>
+              <w:t>6.00</w:t>
+            </w:r>
+          </w:p>
+        </w:tc>
+      </w:tr>
+      <w:tr>
+        <w:tc>
+          <w:tcPr>
+            <w:tcW w:w="1503" w:type="dxa"/>
+            <w:shd w:fill="E8F8F5"/>
+            <w:tcMar>
+              <w:top w:w="4" w:type="dxa"/>
+              <w:bottom w:w="4" w:type="dxa"/>
+              <w:left w:w="20" w:type="dxa"/>
+              <w:right w:w="20" w:type="dxa"/>
+            </w:tcMar>
+          </w:tcPr>
+          <w:p>
+            <w:pPr>
+              <w:jc w:val="center"/>
+            </w:pPr>
+            <w:r>
+              <w:rPr>
+                <w:sz w:val="18"/>
+              </w:rPr>
+              <w:t>2</w:t>
+            </w:r>
+          </w:p>
+        </w:tc>
+        <w:tc>
+          <w:tcPr>
+            <w:tcW w:w="1503" w:type="dxa"/>
+            <w:shd w:fill="E8F8F5"/>
+            <w:tcMar>
+              <w:top w:w="4" w:type="dxa"/>
+              <w:bottom w:w="4" w:type="dxa"/>
+              <w:left w:w="20" w:type="dxa"/>
+              <w:right w:w="20" w:type="dxa"/>
+            </w:tcMar>
+          </w:tcPr>
+          <w:p>
+            <w:pPr>
+              <w:jc w:val="center"/>
+            </w:pPr>
+            <w:r>
+              <w:rPr>
+                <w:sz w:val="18"/>
+              </w:rPr>
+              <w:t>117</w:t>
+            </w:r>
+          </w:p>
+        </w:tc>
+        <w:tc>
+          <w:tcPr>
+            <w:tcW w:w="1503" w:type="dxa"/>
+            <w:shd w:fill="E8F8F5"/>
+            <w:tcMar>
+              <w:top w:w="4" w:type="dxa"/>
+              <w:bottom w:w="4" w:type="dxa"/>
+              <w:left w:w="20" w:type="dxa"/>
+              <w:right w:w="20" w:type="dxa"/>
+            </w:tcMar>
+          </w:tcPr>
+          <w:p>
+            <w:r>
+              <w:rPr>
+                <w:sz w:val="18"/>
+              </w:rPr>
+              <w:t>Çağrihan Bengül</w:t>
+            </w:r>
+          </w:p>
+        </w:tc>
+        <w:tc>
+          <w:tcPr>
+            <w:tcW w:w="1503" w:type="dxa"/>
+            <w:shd w:fill="E8F8F5"/>
+            <w:tcMar>
+              <w:top w:w="4" w:type="dxa"/>
+              <w:bottom w:w="4" w:type="dxa"/>
+              <w:left w:w="20" w:type="dxa"/>
+              <w:right w:w="20" w:type="dxa"/>
+            </w:tcMar>
+          </w:tcPr>
+          <w:p>
+            <w:pPr>
+              <w:jc w:val="center"/>
+            </w:pPr>
+            <w:r>
+              <w:rPr>
+                <w:sz w:val="18"/>
+              </w:rPr>
+              <w:t>10/0/0</w:t>
+            </w:r>
+          </w:p>
+        </w:tc>
+        <w:tc>
+          <w:tcPr>
+            <w:tcW w:w="1503" w:type="dxa"/>
+            <w:shd w:fill="E8F8F5"/>
+            <w:tcMar>
+              <w:top w:w="4" w:type="dxa"/>
+              <w:bottom w:w="4" w:type="dxa"/>
+              <w:left w:w="20" w:type="dxa"/>
+              <w:right w:w="20" w:type="dxa"/>
+            </w:tcMar>
+          </w:tcPr>
+          <w:p>
+            <w:pPr>
+              <w:jc w:val="center"/>
+            </w:pPr>
+            <w:r>
+              <w:rPr>
+                <w:b/>
+                <w:sz w:val="18"/>
+              </w:rPr>
+              <w:t>10.00</w:t>
+            </w:r>
+          </w:p>
+        </w:tc>
+        <w:tc>
+          <w:tcPr>
+            <w:tcW w:w="1503" w:type="dxa"/>
+            <w:shd w:fill="F9F9F9"/>
+            <w:tcMar>
+              <w:top w:w="4" w:type="dxa"/>
+              <w:bottom w:w="4" w:type="dxa"/>
+              <w:left w:w="20" w:type="dxa"/>
+              <w:right w:w="20" w:type="dxa"/>
+            </w:tcMar>
+          </w:tcPr>
+          <w:p>
+            <w:pPr>
+              <w:jc w:val="center"/>
+            </w:pPr>
+            <w:r>
+              <w:rPr>
+                <w:sz w:val="18"/>
+              </w:rPr>
+              <w:t>16</w:t>
+            </w:r>
+          </w:p>
+        </w:tc>
+        <w:tc>
+          <w:tcPr>
+            <w:tcW w:w="1503" w:type="dxa"/>
+            <w:shd w:fill="F9F9F9"/>
+            <w:tcMar>
+              <w:top w:w="4" w:type="dxa"/>
+              <w:bottom w:w="4" w:type="dxa"/>
+              <w:left w:w="20" w:type="dxa"/>
+              <w:right w:w="20" w:type="dxa"/>
+            </w:tcMar>
+          </w:tcPr>
+          <w:p>
+            <w:pPr>
+              <w:jc w:val="center"/>
+            </w:pPr>
+            <w:r>
+              <w:rPr>
+                <w:sz w:val="18"/>
+              </w:rPr>
+              <w:t>247</w:t>
+            </w:r>
+          </w:p>
+        </w:tc>
+        <w:tc>
+          <w:tcPr>
+            <w:tcW w:w="1503" w:type="dxa"/>
+            <w:shd w:fill="F9F9F9"/>
+            <w:tcMar>
+              <w:top w:w="4" w:type="dxa"/>
+              <w:bottom w:w="4" w:type="dxa"/>
+              <w:left w:w="20" w:type="dxa"/>
+              <w:right w:w="20" w:type="dxa"/>
+            </w:tcMar>
+          </w:tcPr>
+          <w:p>
+            <w:r>
+              <w:rPr>
+                <w:sz w:val="18"/>
+              </w:rPr>
+              <w:t>Zehra Şenel</w:t>
+            </w:r>
+          </w:p>
+        </w:tc>
+        <w:tc>
+          <w:tcPr>
+            <w:tcW w:w="1503" w:type="dxa"/>
+            <w:shd w:fill="F9F9F9"/>
+            <w:tcMar>
+              <w:top w:w="4" w:type="dxa"/>
+              <w:bottom w:w="4" w:type="dxa"/>
+              <w:left w:w="20" w:type="dxa"/>
+              <w:right w:w="20" w:type="dxa"/>
+            </w:tcMar>
+          </w:tcPr>
+          <w:p>
+            <w:pPr>
+              <w:jc w:val="center"/>
+            </w:pPr>
+            <w:r>
+              <w:rPr>
+                <w:sz w:val="18"/>
+              </w:rPr>
+              <w:t>6/3/1</w:t>
+            </w:r>
+          </w:p>
+        </w:tc>
+        <w:tc>
+          <w:tcPr>
+            <w:tcW w:w="1503" w:type="dxa"/>
+            <w:shd w:fill="F9F9F9"/>
+            <w:tcMar>
+              <w:top w:w="4" w:type="dxa"/>
+              <w:bottom w:w="4" w:type="dxa"/>
+              <w:left w:w="20" w:type="dxa"/>
+              <w:right w:w="20" w:type="dxa"/>
+            </w:tcMar>
+          </w:tcPr>
+          <w:p>
+            <w:pPr>
+              <w:jc w:val="center"/>
+            </w:pPr>
+            <w:r>
+              <w:rPr>
+                <w:b/>
+                <w:sz w:val="18"/>
+              </w:rPr>
+              <w:t>5.00</w:t>
+            </w:r>
+          </w:p>
+        </w:tc>
+      </w:tr>
+      <w:tr>
+        <w:tc>
+          <w:tcPr>
+            <w:tcW w:w="1503" w:type="dxa"/>
+            <w:shd w:fill="E8F8F5"/>
+            <w:tcMar>
+              <w:top w:w="4" w:type="dxa"/>
+              <w:bottom w:w="4" w:type="dxa"/>
+              <w:left w:w="20" w:type="dxa"/>
+              <w:right w:w="20" w:type="dxa"/>
+            </w:tcMar>
+          </w:tcPr>
+          <w:p>
+            <w:pPr>
+              <w:jc w:val="center"/>
+            </w:pPr>
+            <w:r>
+              <w:rPr>
+                <w:sz w:val="18"/>
+              </w:rPr>
+              <w:t>3</w:t>
+            </w:r>
+          </w:p>
+        </w:tc>
+        <w:tc>
+          <w:tcPr>
+            <w:tcW w:w="1503" w:type="dxa"/>
+            <w:shd w:fill="E8F8F5"/>
+            <w:tcMar>
+              <w:top w:w="4" w:type="dxa"/>
+              <w:bottom w:w="4" w:type="dxa"/>
+              <w:left w:w="20" w:type="dxa"/>
+              <w:right w:w="20" w:type="dxa"/>
+            </w:tcMar>
+          </w:tcPr>
+          <w:p>
+            <w:pPr>
+              <w:jc w:val="center"/>
+            </w:pPr>
+            <w:r>
+              <w:rPr>
+                <w:sz w:val="18"/>
+              </w:rPr>
+              <w:t>20</w:t>
+            </w:r>
+          </w:p>
+        </w:tc>
+        <w:tc>
+          <w:tcPr>
+            <w:tcW w:w="1503" w:type="dxa"/>
+            <w:shd w:fill="E8F8F5"/>
+            <w:tcMar>
+              <w:top w:w="4" w:type="dxa"/>
+              <w:bottom w:w="4" w:type="dxa"/>
+              <w:left w:w="20" w:type="dxa"/>
+              <w:right w:w="20" w:type="dxa"/>
+            </w:tcMar>
+          </w:tcPr>
+          <w:p>
+            <w:r>
+              <w:rPr>
+                <w:sz w:val="18"/>
+              </w:rPr>
+              <w:t>Nesri̇n Doğa Ber</w:t>
+            </w:r>
+          </w:p>
+        </w:tc>
+        <w:tc>
+          <w:tcPr>
+            <w:tcW w:w="1503" w:type="dxa"/>
+            <w:shd w:fill="E8F8F5"/>
+            <w:tcMar>
+              <w:top w:w="4" w:type="dxa"/>
+              <w:bottom w:w="4" w:type="dxa"/>
+              <w:left w:w="20" w:type="dxa"/>
+              <w:right w:w="20" w:type="dxa"/>
+            </w:tcMar>
+          </w:tcPr>
+          <w:p>
+            <w:pPr>
+              <w:jc w:val="center"/>
+            </w:pPr>
+            <w:r>
+              <w:rPr>
+                <w:sz w:val="18"/>
+              </w:rPr>
+              <w:t>10/0/0</w:t>
+            </w:r>
+          </w:p>
+        </w:tc>
+        <w:tc>
+          <w:tcPr>
+            <w:tcW w:w="1503" w:type="dxa"/>
+            <w:shd w:fill="E8F8F5"/>
+            <w:tcMar>
+              <w:top w:w="4" w:type="dxa"/>
+              <w:bottom w:w="4" w:type="dxa"/>
+              <w:left w:w="20" w:type="dxa"/>
+              <w:right w:w="20" w:type="dxa"/>
+            </w:tcMar>
+          </w:tcPr>
+          <w:p>
+            <w:pPr>
+              <w:jc w:val="center"/>
+            </w:pPr>
+            <w:r>
+              <w:rPr>
+                <w:b/>
+                <w:sz w:val="18"/>
+              </w:rPr>
+              <w:t>10.00</w:t>
+            </w:r>
+          </w:p>
+        </w:tc>
+        <w:tc>
+          <w:tcPr>
+            <w:tcW w:w="1503" w:type="dxa"/>
+            <w:shd w:fill="FFFFFF"/>
+            <w:tcMar>
+              <w:top w:w="4" w:type="dxa"/>
+              <w:bottom w:w="4" w:type="dxa"/>
+              <w:left w:w="20" w:type="dxa"/>
+              <w:right w:w="20" w:type="dxa"/>
+            </w:tcMar>
+          </w:tcPr>
+          <w:p>
+            <w:pPr>
+              <w:jc w:val="center"/>
+            </w:pPr>
+            <w:r>
+              <w:rPr>
+                <w:sz w:val="18"/>
+              </w:rPr>
+              <w:t>17</w:t>
+            </w:r>
+          </w:p>
+        </w:tc>
+        <w:tc>
+          <w:tcPr>
+            <w:tcW w:w="1503" w:type="dxa"/>
+            <w:shd w:fill="FFFFFF"/>
+            <w:tcMar>
+              <w:top w:w="4" w:type="dxa"/>
+              <w:bottom w:w="4" w:type="dxa"/>
+              <w:left w:w="20" w:type="dxa"/>
+              <w:right w:w="20" w:type="dxa"/>
+            </w:tcMar>
+          </w:tcPr>
+          <w:p>
+            <w:pPr>
+              <w:jc w:val="center"/>
+            </w:pPr>
+            <w:r>
+              <w:rPr>
+                <w:sz w:val="18"/>
+              </w:rPr>
+              <w:t>203</w:t>
+            </w:r>
+          </w:p>
+        </w:tc>
+        <w:tc>
+          <w:tcPr>
+            <w:tcW w:w="1503" w:type="dxa"/>
+            <w:shd w:fill="FFFFFF"/>
+            <w:tcMar>
+              <w:top w:w="4" w:type="dxa"/>
+              <w:bottom w:w="4" w:type="dxa"/>
+              <w:left w:w="20" w:type="dxa"/>
+              <w:right w:w="20" w:type="dxa"/>
+            </w:tcMar>
+          </w:tcPr>
+          <w:p>
+            <w:r>
+              <w:rPr>
+                <w:sz w:val="18"/>
+              </w:rPr>
+              <w:t>Kerem Araci</w:t>
+            </w:r>
+          </w:p>
+        </w:tc>
+        <w:tc>
+          <w:tcPr>
+            <w:tcW w:w="1503" w:type="dxa"/>
+            <w:shd w:fill="FFFFFF"/>
+            <w:tcMar>
+              <w:top w:w="4" w:type="dxa"/>
+              <w:bottom w:w="4" w:type="dxa"/>
+              <w:left w:w="20" w:type="dxa"/>
+              <w:right w:w="20" w:type="dxa"/>
+            </w:tcMar>
+          </w:tcPr>
+          <w:p>
+            <w:pPr>
+              <w:jc w:val="center"/>
+            </w:pPr>
+            <w:r>
+              <w:rPr>
+                <w:sz w:val="18"/>
+              </w:rPr>
+              <w:t>6/4/0</w:t>
+            </w:r>
+          </w:p>
+        </w:tc>
+        <w:tc>
+          <w:tcPr>
+            <w:tcW w:w="1503" w:type="dxa"/>
+            <w:shd w:fill="FFFFFF"/>
+            <w:tcMar>
+              <w:top w:w="4" w:type="dxa"/>
+              <w:bottom w:w="4" w:type="dxa"/>
+              <w:left w:w="20" w:type="dxa"/>
+              <w:right w:w="20" w:type="dxa"/>
+            </w:tcMar>
+          </w:tcPr>
+          <w:p>
+            <w:pPr>
+              <w:jc w:val="center"/>
+            </w:pPr>
+            <w:r>
+              <w:rPr>
+                <w:b/>
+                <w:sz w:val="18"/>
+              </w:rPr>
+              <w:t>4.67</w:t>
+            </w:r>
+          </w:p>
+        </w:tc>
+      </w:tr>
+      <w:tr>
+        <w:tc>
+          <w:tcPr>
+            <w:tcW w:w="1503" w:type="dxa"/>
+            <w:shd w:fill="E8F8F5"/>
+            <w:tcMar>
+              <w:top w:w="4" w:type="dxa"/>
+              <w:bottom w:w="4" w:type="dxa"/>
+              <w:left w:w="20" w:type="dxa"/>
+              <w:right w:w="20" w:type="dxa"/>
+            </w:tcMar>
+          </w:tcPr>
+          <w:p>
+            <w:pPr>
+              <w:jc w:val="center"/>
+            </w:pPr>
+            <w:r>
+              <w:rPr>
+                <w:sz w:val="18"/>
+              </w:rPr>
+              <w:t>4</w:t>
+            </w:r>
+          </w:p>
+        </w:tc>
+        <w:tc>
+          <w:tcPr>
+            <w:tcW w:w="1503" w:type="dxa"/>
+            <w:shd w:fill="E8F8F5"/>
+            <w:tcMar>
+              <w:top w:w="4" w:type="dxa"/>
+              <w:bottom w:w="4" w:type="dxa"/>
+              <w:left w:w="20" w:type="dxa"/>
+              <w:right w:w="20" w:type="dxa"/>
+            </w:tcMar>
+          </w:tcPr>
+          <w:p>
+            <w:pPr>
+              <w:jc w:val="center"/>
+            </w:pPr>
+            <w:r>
+              <w:rPr>
+                <w:sz w:val="18"/>
+              </w:rPr>
+              <w:t>352</w:t>
+            </w:r>
+          </w:p>
+        </w:tc>
+        <w:tc>
+          <w:tcPr>
+            <w:tcW w:w="1503" w:type="dxa"/>
+            <w:shd w:fill="E8F8F5"/>
+            <w:tcMar>
+              <w:top w:w="4" w:type="dxa"/>
+              <w:bottom w:w="4" w:type="dxa"/>
+              <w:left w:w="20" w:type="dxa"/>
+              <w:right w:w="20" w:type="dxa"/>
+            </w:tcMar>
+          </w:tcPr>
+          <w:p>
+            <w:r>
+              <w:rPr>
+                <w:sz w:val="18"/>
+              </w:rPr>
+              <w:t>Uğur Kaan Yildiz</w:t>
+            </w:r>
+          </w:p>
+        </w:tc>
+        <w:tc>
+          <w:tcPr>
+            <w:tcW w:w="1503" w:type="dxa"/>
+            <w:shd w:fill="E8F8F5"/>
+            <w:tcMar>
+              <w:top w:w="4" w:type="dxa"/>
+              <w:bottom w:w="4" w:type="dxa"/>
+              <w:left w:w="20" w:type="dxa"/>
+              <w:right w:w="20" w:type="dxa"/>
+            </w:tcMar>
+          </w:tcPr>
+          <w:p>
+            <w:pPr>
+              <w:jc w:val="center"/>
+            </w:pPr>
+            <w:r>
+              <w:rPr>
+                <w:sz w:val="18"/>
+              </w:rPr>
+              <w:t>10/0/0</w:t>
+            </w:r>
+          </w:p>
+        </w:tc>
+        <w:tc>
+          <w:tcPr>
+            <w:tcW w:w="1503" w:type="dxa"/>
+            <w:shd w:fill="E8F8F5"/>
+            <w:tcMar>
+              <w:top w:w="4" w:type="dxa"/>
+              <w:bottom w:w="4" w:type="dxa"/>
+              <w:left w:w="20" w:type="dxa"/>
+              <w:right w:w="20" w:type="dxa"/>
+            </w:tcMar>
+          </w:tcPr>
+          <w:p>
+            <w:pPr>
+              <w:jc w:val="center"/>
+            </w:pPr>
+            <w:r>
+              <w:rPr>
+                <w:b/>
+                <w:sz w:val="18"/>
+              </w:rPr>
+              <w:t>10.00</w:t>
+            </w:r>
+          </w:p>
+        </w:tc>
+        <w:tc>
+          <w:tcPr>
+            <w:tcW w:w="1503" w:type="dxa"/>
+            <w:shd w:fill="F9F9F9"/>
+            <w:tcMar>
+              <w:top w:w="4" w:type="dxa"/>
+              <w:bottom w:w="4" w:type="dxa"/>
+              <w:left w:w="20" w:type="dxa"/>
+              <w:right w:w="20" w:type="dxa"/>
+            </w:tcMar>
+          </w:tcPr>
+          <w:p>
+            <w:pPr>
+              <w:jc w:val="center"/>
+            </w:pPr>
+            <w:r>
+              <w:rPr>
+                <w:sz w:val="18"/>
+              </w:rPr>
+              <w:t>18</w:t>
+            </w:r>
+          </w:p>
+        </w:tc>
+        <w:tc>
+          <w:tcPr>
+            <w:tcW w:w="1503" w:type="dxa"/>
+            <w:shd w:fill="F9F9F9"/>
+            <w:tcMar>
+              <w:top w:w="4" w:type="dxa"/>
+              <w:bottom w:w="4" w:type="dxa"/>
+              <w:left w:w="20" w:type="dxa"/>
+              <w:right w:w="20" w:type="dxa"/>
+            </w:tcMar>
+          </w:tcPr>
+          <w:p>
+            <w:pPr>
+              <w:jc w:val="center"/>
+            </w:pPr>
+            <w:r>
+              <w:rPr>
+                <w:sz w:val="18"/>
+              </w:rPr>
+              <w:t>258</w:t>
+            </w:r>
+          </w:p>
+        </w:tc>
+        <w:tc>
+          <w:tcPr>
+            <w:tcW w:w="1503" w:type="dxa"/>
+            <w:shd w:fill="F9F9F9"/>
+            <w:tcMar>
+              <w:top w:w="4" w:type="dxa"/>
+              <w:bottom w:w="4" w:type="dxa"/>
+              <w:left w:w="20" w:type="dxa"/>
+              <w:right w:w="20" w:type="dxa"/>
+            </w:tcMar>
+          </w:tcPr>
+          <w:p>
+            <w:r>
+              <w:rPr>
+                <w:sz w:val="18"/>
+              </w:rPr>
+              <w:t>Meryem Bozdemi̇r</w:t>
+            </w:r>
+          </w:p>
+        </w:tc>
+        <w:tc>
+          <w:tcPr>
+            <w:tcW w:w="1503" w:type="dxa"/>
+            <w:shd w:fill="F9F9F9"/>
+            <w:tcMar>
+              <w:top w:w="4" w:type="dxa"/>
+              <w:bottom w:w="4" w:type="dxa"/>
+              <w:left w:w="20" w:type="dxa"/>
+              <w:right w:w="20" w:type="dxa"/>
+            </w:tcMar>
+          </w:tcPr>
+          <w:p>
+            <w:pPr>
+              <w:jc w:val="center"/>
+            </w:pPr>
+            <w:r>
+              <w:rPr>
+                <w:sz w:val="18"/>
+              </w:rPr>
+              <w:t>6/4/0</w:t>
+            </w:r>
+          </w:p>
+        </w:tc>
+        <w:tc>
+          <w:tcPr>
+            <w:tcW w:w="1503" w:type="dxa"/>
+            <w:shd w:fill="F9F9F9"/>
+            <w:tcMar>
+              <w:top w:w="4" w:type="dxa"/>
+              <w:bottom w:w="4" w:type="dxa"/>
+              <w:left w:w="20" w:type="dxa"/>
+              <w:right w:w="20" w:type="dxa"/>
+            </w:tcMar>
+          </w:tcPr>
+          <w:p>
+            <w:pPr>
+              <w:jc w:val="center"/>
+            </w:pPr>
+            <w:r>
+              <w:rPr>
+                <w:b/>
+                <w:sz w:val="18"/>
+              </w:rPr>
+              <w:t>4.67</w:t>
+            </w:r>
+          </w:p>
+        </w:tc>
+      </w:tr>
+      <w:tr>
+        <w:tc>
+          <w:tcPr>
+            <w:tcW w:w="1503" w:type="dxa"/>
+            <w:shd w:fill="E8F8F5"/>
+            <w:tcMar>
+              <w:top w:w="4" w:type="dxa"/>
+              <w:bottom w:w="4" w:type="dxa"/>
+              <w:left w:w="20" w:type="dxa"/>
+              <w:right w:w="20" w:type="dxa"/>
+            </w:tcMar>
+          </w:tcPr>
+          <w:p>
+            <w:pPr>
+              <w:jc w:val="center"/>
+            </w:pPr>
+            <w:r>
+              <w:rPr>
+                <w:sz w:val="18"/>
+              </w:rPr>
+              <w:t>5</w:t>
+            </w:r>
+          </w:p>
+        </w:tc>
+        <w:tc>
+          <w:tcPr>
+            <w:tcW w:w="1503" w:type="dxa"/>
+            <w:shd w:fill="E8F8F5"/>
+            <w:tcMar>
+              <w:top w:w="4" w:type="dxa"/>
+              <w:bottom w:w="4" w:type="dxa"/>
+              <w:left w:w="20" w:type="dxa"/>
+              <w:right w:w="20" w:type="dxa"/>
+            </w:tcMar>
+          </w:tcPr>
+          <w:p>
+            <w:pPr>
+              <w:jc w:val="center"/>
+            </w:pPr>
+            <w:r>
+              <w:rPr>
+                <w:sz w:val="18"/>
+              </w:rPr>
+              <w:t>225</w:t>
+            </w:r>
+          </w:p>
+        </w:tc>
+        <w:tc>
+          <w:tcPr>
+            <w:tcW w:w="1503" w:type="dxa"/>
+            <w:shd w:fill="E8F8F5"/>
+            <w:tcMar>
+              <w:top w:w="4" w:type="dxa"/>
+              <w:bottom w:w="4" w:type="dxa"/>
+              <w:left w:w="20" w:type="dxa"/>
+              <w:right w:w="20" w:type="dxa"/>
+            </w:tcMar>
+          </w:tcPr>
+          <w:p>
+            <w:r>
+              <w:rPr>
+                <w:sz w:val="18"/>
+              </w:rPr>
+              <w:t>Ilgin Kara</w:t>
+            </w:r>
+          </w:p>
+        </w:tc>
+        <w:tc>
+          <w:tcPr>
+            <w:tcW w:w="1503" w:type="dxa"/>
+            <w:shd w:fill="E8F8F5"/>
+            <w:tcMar>
+              <w:top w:w="4" w:type="dxa"/>
+              <w:bottom w:w="4" w:type="dxa"/>
+              <w:left w:w="20" w:type="dxa"/>
+              <w:right w:w="20" w:type="dxa"/>
+            </w:tcMar>
+          </w:tcPr>
+          <w:p>
+            <w:pPr>
+              <w:jc w:val="center"/>
+            </w:pPr>
+            <w:r>
+              <w:rPr>
+                <w:sz w:val="18"/>
+              </w:rPr>
+              <w:t>9/0/1</w:t>
+            </w:r>
+          </w:p>
+        </w:tc>
+        <w:tc>
+          <w:tcPr>
+            <w:tcW w:w="1503" w:type="dxa"/>
+            <w:shd w:fill="E8F8F5"/>
+            <w:tcMar>
+              <w:top w:w="4" w:type="dxa"/>
+              <w:bottom w:w="4" w:type="dxa"/>
+              <w:left w:w="20" w:type="dxa"/>
+              <w:right w:w="20" w:type="dxa"/>
+            </w:tcMar>
+          </w:tcPr>
+          <w:p>
+            <w:pPr>
+              <w:jc w:val="center"/>
+            </w:pPr>
+            <w:r>
+              <w:rPr>
+                <w:b/>
+                <w:sz w:val="18"/>
+              </w:rPr>
+              <w:t>9.00</w:t>
+            </w:r>
+          </w:p>
+        </w:tc>
+        <w:tc>
+          <w:tcPr>
+            <w:tcW w:w="1503" w:type="dxa"/>
+            <w:shd w:fill="FFFFFF"/>
+            <w:tcMar>
+              <w:top w:w="4" w:type="dxa"/>
+              <w:bottom w:w="4" w:type="dxa"/>
+              <w:left w:w="20" w:type="dxa"/>
+              <w:right w:w="20" w:type="dxa"/>
+            </w:tcMar>
+          </w:tcPr>
+          <w:p>
+            <w:pPr>
+              <w:jc w:val="center"/>
+            </w:pPr>
+            <w:r>
+              <w:rPr>
+                <w:sz w:val="18"/>
+              </w:rPr>
+              <w:t>19</w:t>
+            </w:r>
+          </w:p>
+        </w:tc>
+        <w:tc>
+          <w:tcPr>
+            <w:tcW w:w="1503" w:type="dxa"/>
+            <w:shd w:fill="FFFFFF"/>
+            <w:tcMar>
+              <w:top w:w="4" w:type="dxa"/>
+              <w:bottom w:w="4" w:type="dxa"/>
+              <w:left w:w="20" w:type="dxa"/>
+              <w:right w:w="20" w:type="dxa"/>
+            </w:tcMar>
+          </w:tcPr>
+          <w:p>
+            <w:pPr>
+              <w:jc w:val="center"/>
+            </w:pPr>
+            <w:r>
+              <w:rPr>
+                <w:sz w:val="18"/>
+              </w:rPr>
+              <w:t>245</w:t>
+            </w:r>
+          </w:p>
+        </w:tc>
+        <w:tc>
+          <w:tcPr>
+            <w:tcW w:w="1503" w:type="dxa"/>
+            <w:shd w:fill="FFFFFF"/>
+            <w:tcMar>
+              <w:top w:w="4" w:type="dxa"/>
+              <w:bottom w:w="4" w:type="dxa"/>
+              <w:left w:w="20" w:type="dxa"/>
+              <w:right w:w="20" w:type="dxa"/>
+            </w:tcMar>
+          </w:tcPr>
+          <w:p>
+            <w:r>
+              <w:rPr>
+                <w:sz w:val="18"/>
+              </w:rPr>
+              <w:t>Tuna Koç</w:t>
+            </w:r>
+          </w:p>
+        </w:tc>
+        <w:tc>
+          <w:tcPr>
+            <w:tcW w:w="1503" w:type="dxa"/>
+            <w:shd w:fill="FFFFFF"/>
+            <w:tcMar>
+              <w:top w:w="4" w:type="dxa"/>
+              <w:bottom w:w="4" w:type="dxa"/>
+              <w:left w:w="20" w:type="dxa"/>
+              <w:right w:w="20" w:type="dxa"/>
+            </w:tcMar>
+          </w:tcPr>
+          <w:p>
+            <w:pPr>
+              <w:jc w:val="center"/>
+            </w:pPr>
+            <w:r>
+              <w:rPr>
+                <w:sz w:val="18"/>
+              </w:rPr>
+              <w:t>6/4/0</w:t>
+            </w:r>
+          </w:p>
+        </w:tc>
+        <w:tc>
+          <w:tcPr>
+            <w:tcW w:w="1503" w:type="dxa"/>
+            <w:shd w:fill="FFFFFF"/>
+            <w:tcMar>
+              <w:top w:w="4" w:type="dxa"/>
+              <w:bottom w:w="4" w:type="dxa"/>
+              <w:left w:w="20" w:type="dxa"/>
+              <w:right w:w="20" w:type="dxa"/>
+            </w:tcMar>
+          </w:tcPr>
+          <w:p>
+            <w:pPr>
+              <w:jc w:val="center"/>
+            </w:pPr>
+            <w:r>
+              <w:rPr>
+                <w:b/>
+                <w:sz w:val="18"/>
+              </w:rPr>
+              <w:t>4.67</w:t>
+            </w:r>
+          </w:p>
+        </w:tc>
+      </w:tr>
+      <w:tr>
+        <w:tc>
+          <w:tcPr>
+            <w:tcW w:w="1503" w:type="dxa"/>
+            <w:shd w:fill="E8F8F5"/>
+            <w:tcMar>
+              <w:top w:w="4" w:type="dxa"/>
+              <w:bottom w:w="4" w:type="dxa"/>
+              <w:left w:w="20" w:type="dxa"/>
+              <w:right w:w="20" w:type="dxa"/>
+            </w:tcMar>
+          </w:tcPr>
+          <w:p>
+            <w:pPr>
+              <w:jc w:val="center"/>
+            </w:pPr>
+            <w:r>
+              <w:rPr>
+                <w:sz w:val="18"/>
+              </w:rPr>
+              <w:t>6</w:t>
+            </w:r>
+          </w:p>
+        </w:tc>
+        <w:tc>
+          <w:tcPr>
+            <w:tcW w:w="1503" w:type="dxa"/>
+            <w:shd w:fill="E8F8F5"/>
+            <w:tcMar>
+              <w:top w:w="4" w:type="dxa"/>
+              <w:bottom w:w="4" w:type="dxa"/>
+              <w:left w:w="20" w:type="dxa"/>
+              <w:right w:w="20" w:type="dxa"/>
+            </w:tcMar>
+          </w:tcPr>
+          <w:p>
+            <w:pPr>
+              <w:jc w:val="center"/>
+            </w:pPr>
+            <w:r>
+              <w:rPr>
+                <w:sz w:val="18"/>
               </w:rPr>
               <w:t>305</w:t>
             </w:r>
@@ -1293,16 +2256,16 @@
             <w:tcW w:w="1503" w:type="dxa"/>
             <w:shd w:fill="E8F8F5"/>
             <w:tcMar>
-              <w:top w:w="22" w:type="dxa"/>
-              <w:bottom w:w="22" w:type="dxa"/>
-              <w:left w:w="30" w:type="dxa"/>
-              <w:right w:w="30" w:type="dxa"/>
+              <w:top w:w="4" w:type="dxa"/>
+              <w:bottom w:w="4" w:type="dxa"/>
+              <w:left w:w="20" w:type="dxa"/>
+              <w:right w:w="20" w:type="dxa"/>
             </w:tcMar>
           </w:tcPr>
           <w:p>
             <w:r>
               <w:rPr>
-                <w:sz w:val="20"/>
+                <w:sz w:val="18"/>
               </w:rPr>
               <w:t>Orhan Efe Çeli̇k</w:t>
             </w:r>
@@ -1313,10 +2276,10 @@
             <w:tcW w:w="1503" w:type="dxa"/>
             <w:shd w:fill="E8F8F5"/>
             <w:tcMar>
-              <w:top w:w="22" w:type="dxa"/>
-              <w:bottom w:w="22" w:type="dxa"/>
-              <w:left w:w="30" w:type="dxa"/>
-              <w:right w:w="30" w:type="dxa"/>
+              <w:top w:w="4" w:type="dxa"/>
+              <w:bottom w:w="4" w:type="dxa"/>
+              <w:left w:w="20" w:type="dxa"/>
+              <w:right w:w="20" w:type="dxa"/>
             </w:tcMar>
           </w:tcPr>
           <w:p>
@@ -1325,9 +2288,9 @@
             </w:pPr>
             <w:r>
               <w:rPr>
-                <w:sz w:val="20"/>
+                <w:sz w:val="18"/>
               </w:rPr>
-              <w:t>10/0/0</w:t>
+              <w:t>9/1/0</w:t>
             </w:r>
           </w:p>
         </w:tc>
@@ -1336,10 +2299,10 @@
             <w:tcW w:w="1503" w:type="dxa"/>
             <w:shd w:fill="E8F8F5"/>
             <w:tcMar>
-              <w:top w:w="22" w:type="dxa"/>
-              <w:bottom w:w="22" w:type="dxa"/>
-              <w:left w:w="30" w:type="dxa"/>
-              <w:right w:w="30" w:type="dxa"/>
+              <w:top w:w="4" w:type="dxa"/>
+              <w:bottom w:w="4" w:type="dxa"/>
+              <w:left w:w="20" w:type="dxa"/>
+              <w:right w:w="20" w:type="dxa"/>
             </w:tcMar>
           </w:tcPr>
           <w:p>
@@ -1349,21 +2312,21 @@
             <w:r>
               <w:rPr>
                 <w:b/>
-                <w:sz w:val="20"/>
+                <w:sz w:val="18"/>
               </w:rPr>
-              <w:t>10.00</w:t>
+              <w:t>8.67</w:t>
             </w:r>
           </w:p>
         </w:tc>
         <w:tc>
           <w:tcPr>
             <w:tcW w:w="1503" w:type="dxa"/>
-            <w:shd w:fill="FFFFFF"/>
+            <w:shd w:fill="F9F9F9"/>
             <w:tcMar>
-              <w:top w:w="22" w:type="dxa"/>
-              <w:bottom w:w="22" w:type="dxa"/>
-              <w:left w:w="30" w:type="dxa"/>
-              <w:right w:w="30" w:type="dxa"/>
+              <w:top w:w="4" w:type="dxa"/>
+              <w:bottom w:w="4" w:type="dxa"/>
+              <w:left w:w="20" w:type="dxa"/>
+              <w:right w:w="20" w:type="dxa"/>
             </w:tcMar>
           </w:tcPr>
           <w:p>
@@ -1372,21 +2335,21 @@
             </w:pPr>
             <w:r>
               <w:rPr>
-                <w:sz w:val="20"/>
+                <w:sz w:val="18"/>
               </w:rPr>
-              <w:t>15</w:t>
+              <w:t>20</w:t>
             </w:r>
           </w:p>
         </w:tc>
         <w:tc>
           <w:tcPr>
             <w:tcW w:w="1503" w:type="dxa"/>
-            <w:shd w:fill="FFFFFF"/>
+            <w:shd w:fill="F9F9F9"/>
             <w:tcMar>
-              <w:top w:w="22" w:type="dxa"/>
-              <w:bottom w:w="22" w:type="dxa"/>
-              <w:left w:w="30" w:type="dxa"/>
-              <w:right w:w="30" w:type="dxa"/>
+              <w:top w:w="4" w:type="dxa"/>
+              <w:bottom w:w="4" w:type="dxa"/>
+              <w:left w:w="20" w:type="dxa"/>
+              <w:right w:w="20" w:type="dxa"/>
             </w:tcMar>
           </w:tcPr>
           <w:p>
@@ -1395,41 +2358,41 @@
             </w:pPr>
             <w:r>
               <w:rPr>
-                <w:sz w:val="20"/>
+                <w:sz w:val="18"/>
               </w:rPr>
-              <w:t>376</w:t>
+              <w:t>372</w:t>
             </w:r>
           </w:p>
         </w:tc>
         <w:tc>
           <w:tcPr>
             <w:tcW w:w="1503" w:type="dxa"/>
-            <w:shd w:fill="FFFFFF"/>
+            <w:shd w:fill="F9F9F9"/>
             <w:tcMar>
-              <w:top w:w="22" w:type="dxa"/>
-              <w:bottom w:w="22" w:type="dxa"/>
-              <w:left w:w="30" w:type="dxa"/>
-              <w:right w:w="30" w:type="dxa"/>
+              <w:top w:w="4" w:type="dxa"/>
+              <w:bottom w:w="4" w:type="dxa"/>
+              <w:left w:w="20" w:type="dxa"/>
+              <w:right w:w="20" w:type="dxa"/>
             </w:tcMar>
           </w:tcPr>
           <w:p>
             <w:r>
               <w:rPr>
-                <w:sz w:val="20"/>
+                <w:sz w:val="18"/>
               </w:rPr>
-              <w:t>Muzaffer Aki̇f O</w:t>
+              <w:t>Sümeyye Taşkin</w:t>
             </w:r>
           </w:p>
         </w:tc>
         <w:tc>
           <w:tcPr>
             <w:tcW w:w="1503" w:type="dxa"/>
-            <w:shd w:fill="FFFFFF"/>
+            <w:shd w:fill="F9F9F9"/>
             <w:tcMar>
-              <w:top w:w="22" w:type="dxa"/>
-              <w:bottom w:w="22" w:type="dxa"/>
-              <w:left w:w="30" w:type="dxa"/>
-              <w:right w:w="30" w:type="dxa"/>
+              <w:top w:w="4" w:type="dxa"/>
+              <w:bottom w:w="4" w:type="dxa"/>
+              <w:left w:w="20" w:type="dxa"/>
+              <w:right w:w="20" w:type="dxa"/>
             </w:tcMar>
           </w:tcPr>
           <w:p>
@@ -1438,7 +2401,7 @@
             </w:pPr>
             <w:r>
               <w:rPr>
-                <w:sz w:val="20"/>
+                <w:sz w:val="18"/>
               </w:rPr>
               <w:t>5/4/1</w:t>
             </w:r>
@@ -1447,12 +2410,12 @@
         <w:tc>
           <w:tcPr>
             <w:tcW w:w="1503" w:type="dxa"/>
-            <w:shd w:fill="FFFFFF"/>
+            <w:shd w:fill="F9F9F9"/>
             <w:tcMar>
-              <w:top w:w="22" w:type="dxa"/>
-              <w:bottom w:w="22" w:type="dxa"/>
-              <w:left w:w="30" w:type="dxa"/>
-              <w:right w:w="30" w:type="dxa"/>
+              <w:top w:w="4" w:type="dxa"/>
+              <w:bottom w:w="4" w:type="dxa"/>
+              <w:left w:w="20" w:type="dxa"/>
+              <w:right w:w="20" w:type="dxa"/>
             </w:tcMar>
           </w:tcPr>
           <w:p>
@@ -1462,7 +2425,7 @@
             <w:r>
               <w:rPr>
                 <w:b/>
-                <w:sz w:val="20"/>
+                <w:sz w:val="18"/>
               </w:rPr>
               <w:t>3.67</w:t>
             </w:r>
@@ -1475,10 +2438,10 @@
             <w:tcW w:w="1503" w:type="dxa"/>
             <w:shd w:fill="E8F8F5"/>
             <w:tcMar>
-              <w:top w:w="22" w:type="dxa"/>
-              <w:bottom w:w="22" w:type="dxa"/>
-              <w:left w:w="30" w:type="dxa"/>
-              <w:right w:w="30" w:type="dxa"/>
+              <w:top w:w="4" w:type="dxa"/>
+              <w:bottom w:w="4" w:type="dxa"/>
+              <w:left w:w="20" w:type="dxa"/>
+              <w:right w:w="20" w:type="dxa"/>
             </w:tcMar>
           </w:tcPr>
           <w:p>
@@ -1487,9 +2450,9 @@
             </w:pPr>
             <w:r>
               <w:rPr>
-                <w:sz w:val="20"/>
+                <w:sz w:val="18"/>
               </w:rPr>
-              <w:t>2</w:t>
+              <w:t>7</w:t>
             </w:r>
           </w:p>
         </w:tc>
@@ -1498,10 +2461,10 @@
             <w:tcW w:w="1503" w:type="dxa"/>
             <w:shd w:fill="E8F8F5"/>
             <w:tcMar>
-              <w:top w:w="22" w:type="dxa"/>
-              <w:bottom w:w="22" w:type="dxa"/>
-              <w:left w:w="30" w:type="dxa"/>
-              <w:right w:w="30" w:type="dxa"/>
+              <w:top w:w="4" w:type="dxa"/>
+              <w:bottom w:w="4" w:type="dxa"/>
+              <w:left w:w="20" w:type="dxa"/>
+              <w:right w:w="20" w:type="dxa"/>
             </w:tcMar>
           </w:tcPr>
           <w:p>
@@ -1510,7 +2473,7 @@
             </w:pPr>
             <w:r>
               <w:rPr>
-                <w:sz w:val="20"/>
+                <w:sz w:val="18"/>
               </w:rPr>
               <w:t>306</w:t>
             </w:r>
@@ -1521,16 +2484,16 @@
             <w:tcW w:w="1503" w:type="dxa"/>
             <w:shd w:fill="E8F8F5"/>
             <w:tcMar>
-              <w:top w:w="22" w:type="dxa"/>
-              <w:bottom w:w="22" w:type="dxa"/>
-              <w:left w:w="30" w:type="dxa"/>
-              <w:right w:w="30" w:type="dxa"/>
+              <w:top w:w="4" w:type="dxa"/>
+              <w:bottom w:w="4" w:type="dxa"/>
+              <w:left w:w="20" w:type="dxa"/>
+              <w:right w:w="20" w:type="dxa"/>
             </w:tcMar>
           </w:tcPr>
           <w:p>
             <w:r>
               <w:rPr>
-                <w:sz w:val="20"/>
+                <w:sz w:val="18"/>
               </w:rPr>
               <w:t>Zeynep Ece Çeli̇</w:t>
             </w:r>
@@ -1541,10 +2504,10 @@
             <w:tcW w:w="1503" w:type="dxa"/>
             <w:shd w:fill="E8F8F5"/>
             <w:tcMar>
-              <w:top w:w="22" w:type="dxa"/>
-              <w:bottom w:w="22" w:type="dxa"/>
-              <w:left w:w="30" w:type="dxa"/>
-              <w:right w:w="30" w:type="dxa"/>
+              <w:top w:w="4" w:type="dxa"/>
+              <w:bottom w:w="4" w:type="dxa"/>
+              <w:left w:w="20" w:type="dxa"/>
+              <w:right w:w="20" w:type="dxa"/>
             </w:tcMar>
           </w:tcPr>
           <w:p>
@@ -1553,9 +2516,9 @@
             </w:pPr>
             <w:r>
               <w:rPr>
-                <w:sz w:val="20"/>
+                <w:sz w:val="18"/>
               </w:rPr>
-              <w:t>10/0/0</w:t>
+              <w:t>9/1/0</w:t>
             </w:r>
           </w:p>
         </w:tc>
@@ -1564,10 +2527,10 @@
             <w:tcW w:w="1503" w:type="dxa"/>
             <w:shd w:fill="E8F8F5"/>
             <w:tcMar>
-              <w:top w:w="22" w:type="dxa"/>
-              <w:bottom w:w="22" w:type="dxa"/>
-              <w:left w:w="30" w:type="dxa"/>
-              <w:right w:w="30" w:type="dxa"/>
+              <w:top w:w="4" w:type="dxa"/>
+              <w:bottom w:w="4" w:type="dxa"/>
+              <w:left w:w="20" w:type="dxa"/>
+              <w:right w:w="20" w:type="dxa"/>
             </w:tcMar>
           </w:tcPr>
           <w:p>
@@ -1577,21 +2540,21 @@
             <w:r>
               <w:rPr>
                 <w:b/>
-                <w:sz w:val="20"/>
+                <w:sz w:val="18"/>
               </w:rPr>
-              <w:t>10.00</w:t>
+              <w:t>8.67</w:t>
             </w:r>
           </w:p>
         </w:tc>
         <w:tc>
           <w:tcPr>
             <w:tcW w:w="1503" w:type="dxa"/>
-            <w:shd w:fill="F9F9F9"/>
+            <w:shd w:fill="FFFFFF"/>
             <w:tcMar>
-              <w:top w:w="22" w:type="dxa"/>
-              <w:bottom w:w="22" w:type="dxa"/>
-              <w:left w:w="30" w:type="dxa"/>
-              <w:right w:w="30" w:type="dxa"/>
+              <w:top w:w="4" w:type="dxa"/>
+              <w:bottom w:w="4" w:type="dxa"/>
+              <w:left w:w="20" w:type="dxa"/>
+              <w:right w:w="20" w:type="dxa"/>
             </w:tcMar>
           </w:tcPr>
           <w:p>
@@ -1600,21 +2563,21 @@
             </w:pPr>
             <w:r>
               <w:rPr>
-                <w:sz w:val="20"/>
+                <w:sz w:val="18"/>
               </w:rPr>
-              <w:t>16</w:t>
+              <w:t>21</w:t>
             </w:r>
           </w:p>
         </w:tc>
         <w:tc>
           <w:tcPr>
             <w:tcW w:w="1503" w:type="dxa"/>
-            <w:shd w:fill="F9F9F9"/>
+            <w:shd w:fill="FFFFFF"/>
             <w:tcMar>
-              <w:top w:w="22" w:type="dxa"/>
-              <w:bottom w:w="22" w:type="dxa"/>
-              <w:left w:w="30" w:type="dxa"/>
-              <w:right w:w="30" w:type="dxa"/>
+              <w:top w:w="4" w:type="dxa"/>
+              <w:bottom w:w="4" w:type="dxa"/>
+              <w:left w:w="20" w:type="dxa"/>
+              <w:right w:w="20" w:type="dxa"/>
             </w:tcMar>
           </w:tcPr>
           <w:p>
@@ -1623,41 +2586,41 @@
             </w:pPr>
             <w:r>
               <w:rPr>
-                <w:sz w:val="20"/>
+                <w:sz w:val="18"/>
               </w:rPr>
-              <w:t>117</w:t>
+              <w:t>224</w:t>
             </w:r>
           </w:p>
         </w:tc>
         <w:tc>
           <w:tcPr>
             <w:tcW w:w="1503" w:type="dxa"/>
-            <w:shd w:fill="F9F9F9"/>
+            <w:shd w:fill="FFFFFF"/>
             <w:tcMar>
-              <w:top w:w="22" w:type="dxa"/>
-              <w:bottom w:w="22" w:type="dxa"/>
-              <w:left w:w="30" w:type="dxa"/>
-              <w:right w:w="30" w:type="dxa"/>
+              <w:top w:w="4" w:type="dxa"/>
+              <w:bottom w:w="4" w:type="dxa"/>
+              <w:left w:w="20" w:type="dxa"/>
+              <w:right w:w="20" w:type="dxa"/>
             </w:tcMar>
           </w:tcPr>
           <w:p>
             <w:r>
               <w:rPr>
-                <w:sz w:val="20"/>
+                <w:sz w:val="18"/>
               </w:rPr>
-              <w:t>Çağrihan Bengül</w:t>
+              <w:t>Cengi̇zhan Yilma</w:t>
             </w:r>
           </w:p>
         </w:tc>
         <w:tc>
           <w:tcPr>
             <w:tcW w:w="1503" w:type="dxa"/>
-            <w:shd w:fill="F9F9F9"/>
+            <w:shd w:fill="FFFFFF"/>
             <w:tcMar>
-              <w:top w:w="22" w:type="dxa"/>
-              <w:bottom w:w="22" w:type="dxa"/>
-              <w:left w:w="30" w:type="dxa"/>
-              <w:right w:w="30" w:type="dxa"/>
+              <w:top w:w="4" w:type="dxa"/>
+              <w:bottom w:w="4" w:type="dxa"/>
+              <w:left w:w="20" w:type="dxa"/>
+              <w:right w:w="20" w:type="dxa"/>
             </w:tcMar>
           </w:tcPr>
           <w:p>
@@ -1666,7 +2629,7 @@
             </w:pPr>
             <w:r>
               <w:rPr>
-                <w:sz w:val="20"/>
+                <w:sz w:val="18"/>
               </w:rPr>
               <w:t>5/5/0</w:t>
             </w:r>
@@ -1675,12 +2638,12 @@
         <w:tc>
           <w:tcPr>
             <w:tcW w:w="1503" w:type="dxa"/>
-            <w:shd w:fill="F9F9F9"/>
+            <w:shd w:fill="FFFFFF"/>
             <w:tcMar>
-              <w:top w:w="22" w:type="dxa"/>
-              <w:bottom w:w="22" w:type="dxa"/>
-              <w:left w:w="30" w:type="dxa"/>
-              <w:right w:w="30" w:type="dxa"/>
+              <w:top w:w="4" w:type="dxa"/>
+              <w:bottom w:w="4" w:type="dxa"/>
+              <w:left w:w="20" w:type="dxa"/>
+              <w:right w:w="20" w:type="dxa"/>
             </w:tcMar>
           </w:tcPr>
           <w:p>
@@ -1690,7 +2653,7 @@
             <w:r>
               <w:rPr>
                 <w:b/>
-                <w:sz w:val="20"/>
+                <w:sz w:val="18"/>
               </w:rPr>
               <w:t>3.33</w:t>
             </w:r>
@@ -1703,10 +2666,10 @@
             <w:tcW w:w="1503" w:type="dxa"/>
             <w:shd w:fill="E8F8F5"/>
             <w:tcMar>
-              <w:top w:w="22" w:type="dxa"/>
-              <w:bottom w:w="22" w:type="dxa"/>
-              <w:left w:w="30" w:type="dxa"/>
-              <w:right w:w="30" w:type="dxa"/>
+              <w:top w:w="4" w:type="dxa"/>
+              <w:bottom w:w="4" w:type="dxa"/>
+              <w:left w:w="20" w:type="dxa"/>
+              <w:right w:w="20" w:type="dxa"/>
             </w:tcMar>
           </w:tcPr>
           <w:p>
@@ -1715,9 +2678,9 @@
             </w:pPr>
             <w:r>
               <w:rPr>
-                <w:sz w:val="20"/>
+                <w:sz w:val="18"/>
               </w:rPr>
-              <w:t>3</w:t>
+              <w:t>8</w:t>
             </w:r>
           </w:p>
         </w:tc>
@@ -1726,10 +2689,10 @@
             <w:tcW w:w="1503" w:type="dxa"/>
             <w:shd w:fill="E8F8F5"/>
             <w:tcMar>
-              <w:top w:w="22" w:type="dxa"/>
-              <w:bottom w:w="22" w:type="dxa"/>
-              <w:left w:w="30" w:type="dxa"/>
-              <w:right w:w="30" w:type="dxa"/>
+              <w:top w:w="4" w:type="dxa"/>
+              <w:bottom w:w="4" w:type="dxa"/>
+              <w:left w:w="20" w:type="dxa"/>
+              <w:right w:w="20" w:type="dxa"/>
             </w:tcMar>
           </w:tcPr>
           <w:p>
@@ -1738,7 +2701,7 @@
             </w:pPr>
             <w:r>
               <w:rPr>
-                <w:sz w:val="20"/>
+                <w:sz w:val="18"/>
               </w:rPr>
               <w:t>84</w:t>
             </w:r>
@@ -1749,16 +2712,16 @@
             <w:tcW w:w="1503" w:type="dxa"/>
             <w:shd w:fill="E8F8F5"/>
             <w:tcMar>
-              <w:top w:w="22" w:type="dxa"/>
-              <w:bottom w:w="22" w:type="dxa"/>
-              <w:left w:w="30" w:type="dxa"/>
-              <w:right w:w="30" w:type="dxa"/>
+              <w:top w:w="4" w:type="dxa"/>
+              <w:bottom w:w="4" w:type="dxa"/>
+              <w:left w:w="20" w:type="dxa"/>
+              <w:right w:w="20" w:type="dxa"/>
             </w:tcMar>
           </w:tcPr>
           <w:p>
             <w:r>
               <w:rPr>
-                <w:sz w:val="20"/>
+                <w:sz w:val="18"/>
               </w:rPr>
               <w:t>Kuzey Yusuf Uruk</w:t>
             </w:r>
@@ -1769,10 +2732,10 @@
             <w:tcW w:w="1503" w:type="dxa"/>
             <w:shd w:fill="E8F8F5"/>
             <w:tcMar>
-              <w:top w:w="22" w:type="dxa"/>
-              <w:bottom w:w="22" w:type="dxa"/>
-              <w:left w:w="30" w:type="dxa"/>
-              <w:right w:w="30" w:type="dxa"/>
+              <w:top w:w="4" w:type="dxa"/>
+              <w:bottom w:w="4" w:type="dxa"/>
+              <w:left w:w="20" w:type="dxa"/>
+              <w:right w:w="20" w:type="dxa"/>
             </w:tcMar>
           </w:tcPr>
           <w:p>
@@ -1781,9 +2744,9 @@
             </w:pPr>
             <w:r>
               <w:rPr>
-                <w:sz w:val="20"/>
+                <w:sz w:val="18"/>
               </w:rPr>
-              <w:t>10/0/0</w:t>
+              <w:t>9/1/0</w:t>
             </w:r>
           </w:p>
         </w:tc>
@@ -1792,10 +2755,10 @@
             <w:tcW w:w="1503" w:type="dxa"/>
             <w:shd w:fill="E8F8F5"/>
             <w:tcMar>
-              <w:top w:w="22" w:type="dxa"/>
-              <w:bottom w:w="22" w:type="dxa"/>
-              <w:left w:w="30" w:type="dxa"/>
-              <w:right w:w="30" w:type="dxa"/>
+              <w:top w:w="4" w:type="dxa"/>
+              <w:bottom w:w="4" w:type="dxa"/>
+              <w:left w:w="20" w:type="dxa"/>
+              <w:right w:w="20" w:type="dxa"/>
             </w:tcMar>
           </w:tcPr>
           <w:p>
@@ -1805,21 +2768,21 @@
             <w:r>
               <w:rPr>
                 <w:b/>
-                <w:sz w:val="20"/>
+                <w:sz w:val="18"/>
               </w:rPr>
-              <w:t>10.00</w:t>
+              <w:t>8.67</w:t>
             </w:r>
           </w:p>
         </w:tc>
         <w:tc>
           <w:tcPr>
             <w:tcW w:w="1503" w:type="dxa"/>
-            <w:shd w:fill="FFFFFF"/>
+            <w:shd w:fill="FDEDEC"/>
             <w:tcMar>
-              <w:top w:w="22" w:type="dxa"/>
-              <w:bottom w:w="22" w:type="dxa"/>
-              <w:left w:w="30" w:type="dxa"/>
-              <w:right w:w="30" w:type="dxa"/>
+              <w:top w:w="4" w:type="dxa"/>
+              <w:bottom w:w="4" w:type="dxa"/>
+              <w:left w:w="20" w:type="dxa"/>
+              <w:right w:w="20" w:type="dxa"/>
             </w:tcMar>
           </w:tcPr>
           <w:p>
@@ -1828,21 +2791,21 @@
             </w:pPr>
             <w:r>
               <w:rPr>
-                <w:sz w:val="20"/>
+                <w:sz w:val="18"/>
               </w:rPr>
-              <w:t>17</w:t>
+              <w:t>22</w:t>
             </w:r>
           </w:p>
         </w:tc>
         <w:tc>
           <w:tcPr>
             <w:tcW w:w="1503" w:type="dxa"/>
-            <w:shd w:fill="FFFFFF"/>
+            <w:shd w:fill="FDEDEC"/>
             <w:tcMar>
-              <w:top w:w="22" w:type="dxa"/>
-              <w:bottom w:w="22" w:type="dxa"/>
-              <w:left w:w="30" w:type="dxa"/>
-              <w:right w:w="30" w:type="dxa"/>
+              <w:top w:w="4" w:type="dxa"/>
+              <w:bottom w:w="4" w:type="dxa"/>
+              <w:left w:w="20" w:type="dxa"/>
+              <w:right w:w="20" w:type="dxa"/>
             </w:tcMar>
           </w:tcPr>
           <w:p>
@@ -1851,41 +2814,41 @@
             </w:pPr>
             <w:r>
               <w:rPr>
-                <w:sz w:val="20"/>
+                <w:sz w:val="18"/>
               </w:rPr>
-              <w:t>247</w:t>
+              <w:t>254</w:t>
             </w:r>
           </w:p>
         </w:tc>
         <w:tc>
           <w:tcPr>
             <w:tcW w:w="1503" w:type="dxa"/>
-            <w:shd w:fill="FFFFFF"/>
+            <w:shd w:fill="FDEDEC"/>
             <w:tcMar>
-              <w:top w:w="22" w:type="dxa"/>
-              <w:bottom w:w="22" w:type="dxa"/>
-              <w:left w:w="30" w:type="dxa"/>
-              <w:right w:w="30" w:type="dxa"/>
+              <w:top w:w="4" w:type="dxa"/>
+              <w:bottom w:w="4" w:type="dxa"/>
+              <w:left w:w="20" w:type="dxa"/>
+              <w:right w:w="20" w:type="dxa"/>
             </w:tcMar>
           </w:tcPr>
           <w:p>
             <w:r>
               <w:rPr>
-                <w:sz w:val="20"/>
+                <w:sz w:val="18"/>
               </w:rPr>
-              <w:t>Zehra Şenel</w:t>
+              <w:t>Yusuf Eymen Yilm</w:t>
             </w:r>
           </w:p>
         </w:tc>
         <w:tc>
           <w:tcPr>
             <w:tcW w:w="1503" w:type="dxa"/>
-            <w:shd w:fill="FFFFFF"/>
+            <w:shd w:fill="FDEDEC"/>
             <w:tcMar>
-              <w:top w:w="22" w:type="dxa"/>
-              <w:bottom w:w="22" w:type="dxa"/>
-              <w:left w:w="30" w:type="dxa"/>
-              <w:right w:w="30" w:type="dxa"/>
+              <w:top w:w="4" w:type="dxa"/>
+              <w:bottom w:w="4" w:type="dxa"/>
+              <w:left w:w="20" w:type="dxa"/>
+              <w:right w:w="20" w:type="dxa"/>
             </w:tcMar>
           </w:tcPr>
           <w:p>
@@ -1894,21 +2857,21 @@
             </w:pPr>
             <w:r>
               <w:rPr>
-                <w:sz w:val="20"/>
+                <w:sz w:val="18"/>
               </w:rPr>
-              <w:t>5/5/0</w:t>
+              <w:t>4/6/0</w:t>
             </w:r>
           </w:p>
         </w:tc>
         <w:tc>
           <w:tcPr>
             <w:tcW w:w="1503" w:type="dxa"/>
-            <w:shd w:fill="FFFFFF"/>
+            <w:shd w:fill="FDEDEC"/>
             <w:tcMar>
-              <w:top w:w="22" w:type="dxa"/>
-              <w:bottom w:w="22" w:type="dxa"/>
-              <w:left w:w="30" w:type="dxa"/>
-              <w:right w:w="30" w:type="dxa"/>
+              <w:top w:w="4" w:type="dxa"/>
+              <w:bottom w:w="4" w:type="dxa"/>
+              <w:left w:w="20" w:type="dxa"/>
+              <w:right w:w="20" w:type="dxa"/>
             </w:tcMar>
           </w:tcPr>
           <w:p>
@@ -1918,9 +2881,9 @@
             <w:r>
               <w:rPr>
                 <w:b/>
-                <w:sz w:val="20"/>
+                <w:sz w:val="18"/>
               </w:rPr>
-              <w:t>3.33</w:t>
+              <w:t>2.00</w:t>
             </w:r>
           </w:p>
         </w:tc>
@@ -1931,10 +2894,10 @@
             <w:tcW w:w="1503" w:type="dxa"/>
             <w:shd w:fill="E8F8F5"/>
             <w:tcMar>
-              <w:top w:w="22" w:type="dxa"/>
-              <w:bottom w:w="22" w:type="dxa"/>
-              <w:left w:w="30" w:type="dxa"/>
-              <w:right w:w="30" w:type="dxa"/>
+              <w:top w:w="4" w:type="dxa"/>
+              <w:bottom w:w="4" w:type="dxa"/>
+              <w:left w:w="20" w:type="dxa"/>
+              <w:right w:w="20" w:type="dxa"/>
             </w:tcMar>
           </w:tcPr>
           <w:p>
@@ -1943,9 +2906,9 @@
             </w:pPr>
             <w:r>
               <w:rPr>
-                <w:sz w:val="20"/>
+                <w:sz w:val="18"/>
               </w:rPr>
-              <w:t>4</w:t>
+              <w:t>9</w:t>
             </w:r>
           </w:p>
         </w:tc>
@@ -1954,10 +2917,10 @@
             <w:tcW w:w="1503" w:type="dxa"/>
             <w:shd w:fill="E8F8F5"/>
             <w:tcMar>
-              <w:top w:w="22" w:type="dxa"/>
-              <w:bottom w:w="22" w:type="dxa"/>
-              <w:left w:w="30" w:type="dxa"/>
-              <w:right w:w="30" w:type="dxa"/>
+              <w:top w:w="4" w:type="dxa"/>
+              <w:bottom w:w="4" w:type="dxa"/>
+              <w:left w:w="20" w:type="dxa"/>
+              <w:right w:w="20" w:type="dxa"/>
             </w:tcMar>
           </w:tcPr>
           <w:p>
@@ -1966,7 +2929,235 @@
             </w:pPr>
             <w:r>
               <w:rPr>
-                <w:sz w:val="20"/>
+                <w:sz w:val="18"/>
+              </w:rPr>
+              <w:t>292</w:t>
+            </w:r>
+          </w:p>
+        </w:tc>
+        <w:tc>
+          <w:tcPr>
+            <w:tcW w:w="1503" w:type="dxa"/>
+            <w:shd w:fill="E8F8F5"/>
+            <w:tcMar>
+              <w:top w:w="4" w:type="dxa"/>
+              <w:bottom w:w="4" w:type="dxa"/>
+              <w:left w:w="20" w:type="dxa"/>
+              <w:right w:w="20" w:type="dxa"/>
+            </w:tcMar>
+          </w:tcPr>
+          <w:p>
+            <w:r>
+              <w:rPr>
+                <w:sz w:val="18"/>
+              </w:rPr>
+              <w:t>Hali̇t Eren Hatu</w:t>
+            </w:r>
+          </w:p>
+        </w:tc>
+        <w:tc>
+          <w:tcPr>
+            <w:tcW w:w="1503" w:type="dxa"/>
+            <w:shd w:fill="E8F8F5"/>
+            <w:tcMar>
+              <w:top w:w="4" w:type="dxa"/>
+              <w:bottom w:w="4" w:type="dxa"/>
+              <w:left w:w="20" w:type="dxa"/>
+              <w:right w:w="20" w:type="dxa"/>
+            </w:tcMar>
+          </w:tcPr>
+          <w:p>
+            <w:pPr>
+              <w:jc w:val="center"/>
+            </w:pPr>
+            <w:r>
+              <w:rPr>
+                <w:sz w:val="18"/>
+              </w:rPr>
+              <w:t>9/1/0</w:t>
+            </w:r>
+          </w:p>
+        </w:tc>
+        <w:tc>
+          <w:tcPr>
+            <w:tcW w:w="1503" w:type="dxa"/>
+            <w:shd w:fill="E8F8F5"/>
+            <w:tcMar>
+              <w:top w:w="4" w:type="dxa"/>
+              <w:bottom w:w="4" w:type="dxa"/>
+              <w:left w:w="20" w:type="dxa"/>
+              <w:right w:w="20" w:type="dxa"/>
+            </w:tcMar>
+          </w:tcPr>
+          <w:p>
+            <w:pPr>
+              <w:jc w:val="center"/>
+            </w:pPr>
+            <w:r>
+              <w:rPr>
+                <w:b/>
+                <w:sz w:val="18"/>
+              </w:rPr>
+              <w:t>8.67</w:t>
+            </w:r>
+          </w:p>
+        </w:tc>
+        <w:tc>
+          <w:tcPr>
+            <w:tcW w:w="1503" w:type="dxa"/>
+            <w:shd w:fill="FDEDEC"/>
+            <w:tcMar>
+              <w:top w:w="4" w:type="dxa"/>
+              <w:bottom w:w="4" w:type="dxa"/>
+              <w:left w:w="20" w:type="dxa"/>
+              <w:right w:w="20" w:type="dxa"/>
+            </w:tcMar>
+          </w:tcPr>
+          <w:p>
+            <w:pPr>
+              <w:jc w:val="center"/>
+            </w:pPr>
+            <w:r>
+              <w:rPr>
+                <w:sz w:val="18"/>
+              </w:rPr>
+              <w:t>23</w:t>
+            </w:r>
+          </w:p>
+        </w:tc>
+        <w:tc>
+          <w:tcPr>
+            <w:tcW w:w="1503" w:type="dxa"/>
+            <w:shd w:fill="FDEDEC"/>
+            <w:tcMar>
+              <w:top w:w="4" w:type="dxa"/>
+              <w:bottom w:w="4" w:type="dxa"/>
+              <w:left w:w="20" w:type="dxa"/>
+              <w:right w:w="20" w:type="dxa"/>
+            </w:tcMar>
+          </w:tcPr>
+          <w:p>
+            <w:pPr>
+              <w:jc w:val="center"/>
+            </w:pPr>
+            <w:r>
+              <w:rPr>
+                <w:sz w:val="18"/>
+              </w:rPr>
+              <w:t>303</w:t>
+            </w:r>
+          </w:p>
+        </w:tc>
+        <w:tc>
+          <w:tcPr>
+            <w:tcW w:w="1503" w:type="dxa"/>
+            <w:shd w:fill="FDEDEC"/>
+            <w:tcMar>
+              <w:top w:w="4" w:type="dxa"/>
+              <w:bottom w:w="4" w:type="dxa"/>
+              <w:left w:w="20" w:type="dxa"/>
+              <w:right w:w="20" w:type="dxa"/>
+            </w:tcMar>
+          </w:tcPr>
+          <w:p>
+            <w:r>
+              <w:rPr>
+                <w:sz w:val="18"/>
+              </w:rPr>
+              <w:t>Mustafa Gülseven</w:t>
+            </w:r>
+          </w:p>
+        </w:tc>
+        <w:tc>
+          <w:tcPr>
+            <w:tcW w:w="1503" w:type="dxa"/>
+            <w:shd w:fill="FDEDEC"/>
+            <w:tcMar>
+              <w:top w:w="4" w:type="dxa"/>
+              <w:bottom w:w="4" w:type="dxa"/>
+              <w:left w:w="20" w:type="dxa"/>
+              <w:right w:w="20" w:type="dxa"/>
+            </w:tcMar>
+          </w:tcPr>
+          <w:p>
+            <w:pPr>
+              <w:jc w:val="center"/>
+            </w:pPr>
+            <w:r>
+              <w:rPr>
+                <w:sz w:val="18"/>
+              </w:rPr>
+              <w:t>3/7/0</w:t>
+            </w:r>
+          </w:p>
+        </w:tc>
+        <w:tc>
+          <w:tcPr>
+            <w:tcW w:w="1503" w:type="dxa"/>
+            <w:shd w:fill="FDEDEC"/>
+            <w:tcMar>
+              <w:top w:w="4" w:type="dxa"/>
+              <w:bottom w:w="4" w:type="dxa"/>
+              <w:left w:w="20" w:type="dxa"/>
+              <w:right w:w="20" w:type="dxa"/>
+            </w:tcMar>
+          </w:tcPr>
+          <w:p>
+            <w:pPr>
+              <w:jc w:val="center"/>
+            </w:pPr>
+            <w:r>
+              <w:rPr>
+                <w:b/>
+                <w:sz w:val="18"/>
+              </w:rPr>
+              <w:t>0.67</w:t>
+            </w:r>
+          </w:p>
+        </w:tc>
+      </w:tr>
+      <w:tr>
+        <w:tc>
+          <w:tcPr>
+            <w:tcW w:w="1503" w:type="dxa"/>
+            <w:shd w:fill="E8F8F5"/>
+            <w:tcMar>
+              <w:top w:w="4" w:type="dxa"/>
+              <w:bottom w:w="4" w:type="dxa"/>
+              <w:left w:w="20" w:type="dxa"/>
+              <w:right w:w="20" w:type="dxa"/>
+            </w:tcMar>
+          </w:tcPr>
+          <w:p>
+            <w:pPr>
+              <w:jc w:val="center"/>
+            </w:pPr>
+            <w:r>
+              <w:rPr>
+                <w:sz w:val="18"/>
+              </w:rPr>
+              <w:t>10</w:t>
+            </w:r>
+          </w:p>
+        </w:tc>
+        <w:tc>
+          <w:tcPr>
+            <w:tcW w:w="1503" w:type="dxa"/>
+            <w:shd w:fill="E8F8F5"/>
+            <w:tcMar>
+              <w:top w:w="4" w:type="dxa"/>
+              <w:bottom w:w="4" w:type="dxa"/>
+              <w:left w:w="20" w:type="dxa"/>
+              <w:right w:w="20" w:type="dxa"/>
+            </w:tcMar>
+          </w:tcPr>
+          <w:p>
+            <w:pPr>
+              <w:jc w:val="center"/>
+            </w:pPr>
+            <w:r>
+              <w:rPr>
+                <w:sz w:val="18"/>
               </w:rPr>
               <w:t>182</w:t>
             </w:r>
@@ -1977,16 +3168,16 @@
             <w:tcW w:w="1503" w:type="dxa"/>
             <w:shd w:fill="E8F8F5"/>
             <w:tcMar>
-              <w:top w:w="22" w:type="dxa"/>
-              <w:bottom w:w="22" w:type="dxa"/>
-              <w:left w:w="30" w:type="dxa"/>
-              <w:right w:w="30" w:type="dxa"/>
+              <w:top w:w="4" w:type="dxa"/>
+              <w:bottom w:w="4" w:type="dxa"/>
+              <w:left w:w="20" w:type="dxa"/>
+              <w:right w:w="20" w:type="dxa"/>
             </w:tcMar>
           </w:tcPr>
           <w:p>
             <w:r>
               <w:rPr>
-                <w:sz w:val="20"/>
+                <w:sz w:val="18"/>
               </w:rPr>
               <w:t>Erdem Yarar</w:t>
             </w:r>
@@ -1997,10 +3188,10 @@
             <w:tcW w:w="1503" w:type="dxa"/>
             <w:shd w:fill="E8F8F5"/>
             <w:tcMar>
-              <w:top w:w="22" w:type="dxa"/>
-              <w:bottom w:w="22" w:type="dxa"/>
-              <w:left w:w="30" w:type="dxa"/>
-              <w:right w:w="30" w:type="dxa"/>
+              <w:top w:w="4" w:type="dxa"/>
+              <w:bottom w:w="4" w:type="dxa"/>
+              <w:left w:w="20" w:type="dxa"/>
+              <w:right w:w="20" w:type="dxa"/>
             </w:tcMar>
           </w:tcPr>
           <w:p>
@@ -2009,7 +3200,7 @@
             </w:pPr>
             <w:r>
               <w:rPr>
-                <w:sz w:val="20"/>
+                <w:sz w:val="18"/>
               </w:rPr>
               <w:t>9/1/0</w:t>
             </w:r>
@@ -2020,10 +3211,10 @@
             <w:tcW w:w="1503" w:type="dxa"/>
             <w:shd w:fill="E8F8F5"/>
             <w:tcMar>
-              <w:top w:w="22" w:type="dxa"/>
-              <w:bottom w:w="22" w:type="dxa"/>
-              <w:left w:w="30" w:type="dxa"/>
-              <w:right w:w="30" w:type="dxa"/>
+              <w:top w:w="4" w:type="dxa"/>
+              <w:bottom w:w="4" w:type="dxa"/>
+              <w:left w:w="20" w:type="dxa"/>
+              <w:right w:w="20" w:type="dxa"/>
             </w:tcMar>
           </w:tcPr>
           <w:p>
@@ -2033,7 +3224,7 @@
             <w:r>
               <w:rPr>
                 <w:b/>
-                <w:sz w:val="20"/>
+                <w:sz w:val="18"/>
               </w:rPr>
               <w:t>8.67</w:t>
             </w:r>
@@ -2044,10 +3235,10 @@
             <w:tcW w:w="1503" w:type="dxa"/>
             <w:shd w:fill="FDEDEC"/>
             <w:tcMar>
-              <w:top w:w="22" w:type="dxa"/>
-              <w:bottom w:w="22" w:type="dxa"/>
-              <w:left w:w="30" w:type="dxa"/>
-              <w:right w:w="30" w:type="dxa"/>
+              <w:top w:w="4" w:type="dxa"/>
+              <w:bottom w:w="4" w:type="dxa"/>
+              <w:left w:w="20" w:type="dxa"/>
+              <w:right w:w="20" w:type="dxa"/>
             </w:tcMar>
           </w:tcPr>
           <w:p>
@@ -2056,9 +3247,9 @@
             </w:pPr>
             <w:r>
               <w:rPr>
-                <w:sz w:val="20"/>
+                <w:sz w:val="18"/>
               </w:rPr>
-              <w:t>18</w:t>
+              <w:t>24</w:t>
             </w:r>
           </w:p>
         </w:tc>
@@ -2067,10 +3258,10 @@
             <w:tcW w:w="1503" w:type="dxa"/>
             <w:shd w:fill="FDEDEC"/>
             <w:tcMar>
-              <w:top w:w="22" w:type="dxa"/>
-              <w:bottom w:w="22" w:type="dxa"/>
-              <w:left w:w="30" w:type="dxa"/>
-              <w:right w:w="30" w:type="dxa"/>
+              <w:top w:w="4" w:type="dxa"/>
+              <w:bottom w:w="4" w:type="dxa"/>
+              <w:left w:w="20" w:type="dxa"/>
+              <w:right w:w="20" w:type="dxa"/>
             </w:tcMar>
           </w:tcPr>
           <w:p>
@@ -2079,9 +3270,9 @@
             </w:pPr>
             <w:r>
               <w:rPr>
-                <w:sz w:val="20"/>
+                <w:sz w:val="18"/>
               </w:rPr>
-              <w:t>203</w:t>
+              <w:t>230</w:t>
             </w:r>
           </w:p>
         </w:tc>
@@ -2090,18 +3281,18 @@
             <w:tcW w:w="1503" w:type="dxa"/>
             <w:shd w:fill="FDEDEC"/>
             <w:tcMar>
-              <w:top w:w="22" w:type="dxa"/>
-              <w:bottom w:w="22" w:type="dxa"/>
-              <w:left w:w="30" w:type="dxa"/>
-              <w:right w:w="30" w:type="dxa"/>
+              <w:top w:w="4" w:type="dxa"/>
+              <w:bottom w:w="4" w:type="dxa"/>
+              <w:left w:w="20" w:type="dxa"/>
+              <w:right w:w="20" w:type="dxa"/>
             </w:tcMar>
           </w:tcPr>
           <w:p>
             <w:r>
               <w:rPr>
-                <w:sz w:val="20"/>
+                <w:sz w:val="18"/>
               </w:rPr>
-              <w:t>Kerem Araci</w:t>
+              <w:t>Kenan Emi̇r Yama</w:t>
             </w:r>
           </w:p>
         </w:tc>
@@ -2110,10 +3301,10 @@
             <w:tcW w:w="1503" w:type="dxa"/>
             <w:shd w:fill="FDEDEC"/>
             <w:tcMar>
-              <w:top w:w="22" w:type="dxa"/>
-              <w:bottom w:w="22" w:type="dxa"/>
-              <w:left w:w="30" w:type="dxa"/>
-              <w:right w:w="30" w:type="dxa"/>
+              <w:top w:w="4" w:type="dxa"/>
+              <w:bottom w:w="4" w:type="dxa"/>
+              <w:left w:w="20" w:type="dxa"/>
+              <w:right w:w="20" w:type="dxa"/>
             </w:tcMar>
           </w:tcPr>
           <w:p>
@@ -2122,9 +3313,9 @@
             </w:pPr>
             <w:r>
               <w:rPr>
-                <w:sz w:val="20"/>
+                <w:sz w:val="18"/>
               </w:rPr>
-              <w:t>4/4/2</w:t>
+              <w:t>1/1/8</w:t>
             </w:r>
           </w:p>
         </w:tc>
@@ -2133,10 +3324,10 @@
             <w:tcW w:w="1503" w:type="dxa"/>
             <w:shd w:fill="FDEDEC"/>
             <w:tcMar>
-              <w:top w:w="22" w:type="dxa"/>
-              <w:bottom w:w="22" w:type="dxa"/>
-              <w:left w:w="30" w:type="dxa"/>
-              <w:right w:w="30" w:type="dxa"/>
+              <w:top w:w="4" w:type="dxa"/>
+              <w:bottom w:w="4" w:type="dxa"/>
+              <w:left w:w="20" w:type="dxa"/>
+              <w:right w:w="20" w:type="dxa"/>
             </w:tcMar>
           </w:tcPr>
           <w:p>
@@ -2146,9 +3337,9 @@
             <w:r>
               <w:rPr>
                 <w:b/>
-                <w:sz w:val="20"/>
+                <w:sz w:val="18"/>
               </w:rPr>
-              <w:t>2.67</w:t>
+              <w:t>0.67</w:t>
             </w:r>
           </w:p>
         </w:tc>
@@ -2159,10 +3350,10 @@
             <w:tcW w:w="1503" w:type="dxa"/>
             <w:shd w:fill="E8F8F5"/>
             <w:tcMar>
-              <w:top w:w="22" w:type="dxa"/>
-              <w:bottom w:w="22" w:type="dxa"/>
-              <w:left w:w="30" w:type="dxa"/>
-              <w:right w:w="30" w:type="dxa"/>
+              <w:top w:w="4" w:type="dxa"/>
+              <w:bottom w:w="4" w:type="dxa"/>
+              <w:left w:w="20" w:type="dxa"/>
+              <w:right w:w="20" w:type="dxa"/>
             </w:tcMar>
           </w:tcPr>
           <w:p>
@@ -2171,9 +3362,9 @@
             </w:pPr>
             <w:r>
               <w:rPr>
-                <w:sz w:val="20"/>
+                <w:sz w:val="18"/>
               </w:rPr>
-              <w:t>5</w:t>
+              <w:t>11</w:t>
             </w:r>
           </w:p>
         </w:tc>
@@ -2182,10 +3373,10 @@
             <w:tcW w:w="1503" w:type="dxa"/>
             <w:shd w:fill="E8F8F5"/>
             <w:tcMar>
-              <w:top w:w="22" w:type="dxa"/>
-              <w:bottom w:w="22" w:type="dxa"/>
-              <w:left w:w="30" w:type="dxa"/>
-              <w:right w:w="30" w:type="dxa"/>
+              <w:top w:w="4" w:type="dxa"/>
+              <w:bottom w:w="4" w:type="dxa"/>
+              <w:left w:w="20" w:type="dxa"/>
+              <w:right w:w="20" w:type="dxa"/>
             </w:tcMar>
           </w:tcPr>
           <w:p>
@@ -2194,9 +3385,9 @@
             </w:pPr>
             <w:r>
               <w:rPr>
-                <w:sz w:val="20"/>
+                <w:sz w:val="18"/>
               </w:rPr>
-              <w:t>292</w:t>
+              <w:t>386</w:t>
             </w:r>
           </w:p>
         </w:tc>
@@ -2205,18 +3396,18 @@
             <w:tcW w:w="1503" w:type="dxa"/>
             <w:shd w:fill="E8F8F5"/>
             <w:tcMar>
-              <w:top w:w="22" w:type="dxa"/>
-              <w:bottom w:w="22" w:type="dxa"/>
-              <w:left w:w="30" w:type="dxa"/>
-              <w:right w:w="30" w:type="dxa"/>
+              <w:top w:w="4" w:type="dxa"/>
+              <w:bottom w:w="4" w:type="dxa"/>
+              <w:left w:w="20" w:type="dxa"/>
+              <w:right w:w="20" w:type="dxa"/>
             </w:tcMar>
           </w:tcPr>
           <w:p>
             <w:r>
               <w:rPr>
-                <w:sz w:val="20"/>
+                <w:sz w:val="18"/>
               </w:rPr>
-              <w:t>Hali̇t Eren Hatu</w:t>
+              <w:t>Kuzey Can</w:t>
             </w:r>
           </w:p>
         </w:tc>
@@ -2225,10 +3416,10 @@
             <w:tcW w:w="1503" w:type="dxa"/>
             <w:shd w:fill="E8F8F5"/>
             <w:tcMar>
-              <w:top w:w="22" w:type="dxa"/>
-              <w:bottom w:w="22" w:type="dxa"/>
-              <w:left w:w="30" w:type="dxa"/>
-              <w:right w:w="30" w:type="dxa"/>
+              <w:top w:w="4" w:type="dxa"/>
+              <w:bottom w:w="4" w:type="dxa"/>
+              <w:left w:w="20" w:type="dxa"/>
+              <w:right w:w="20" w:type="dxa"/>
             </w:tcMar>
           </w:tcPr>
           <w:p>
@@ -2237,7 +3428,7 @@
             </w:pPr>
             <w:r>
               <w:rPr>
-                <w:sz w:val="20"/>
+                <w:sz w:val="18"/>
               </w:rPr>
               <w:t>9/1/0</w:t>
             </w:r>
@@ -2248,10 +3439,10 @@
             <w:tcW w:w="1503" w:type="dxa"/>
             <w:shd w:fill="E8F8F5"/>
             <w:tcMar>
-              <w:top w:w="22" w:type="dxa"/>
-              <w:bottom w:w="22" w:type="dxa"/>
-              <w:left w:w="30" w:type="dxa"/>
-              <w:right w:w="30" w:type="dxa"/>
+              <w:top w:w="4" w:type="dxa"/>
+              <w:bottom w:w="4" w:type="dxa"/>
+              <w:left w:w="20" w:type="dxa"/>
+              <w:right w:w="20" w:type="dxa"/>
             </w:tcMar>
           </w:tcPr>
           <w:p>
@@ -2261,7 +3452,7 @@
             <w:r>
               <w:rPr>
                 <w:b/>
-                <w:sz w:val="20"/>
+                <w:sz w:val="18"/>
               </w:rPr>
               <w:t>8.67</w:t>
             </w:r>
@@ -2272,10 +3463,10 @@
             <w:tcW w:w="1503" w:type="dxa"/>
             <w:shd w:fill="FDEDEC"/>
             <w:tcMar>
-              <w:top w:w="22" w:type="dxa"/>
-              <w:bottom w:w="22" w:type="dxa"/>
-              <w:left w:w="30" w:type="dxa"/>
-              <w:right w:w="30" w:type="dxa"/>
+              <w:top w:w="4" w:type="dxa"/>
+              <w:bottom w:w="4" w:type="dxa"/>
+              <w:left w:w="20" w:type="dxa"/>
+              <w:right w:w="20" w:type="dxa"/>
             </w:tcMar>
           </w:tcPr>
           <w:p>
@@ -2284,9 +3475,9 @@
             </w:pPr>
             <w:r>
               <w:rPr>
-                <w:sz w:val="20"/>
+                <w:sz w:val="18"/>
               </w:rPr>
-              <w:t>19</w:t>
+              <w:t>25</w:t>
             </w:r>
           </w:p>
         </w:tc>
@@ -2295,10 +3486,10 @@
             <w:tcW w:w="1503" w:type="dxa"/>
             <w:shd w:fill="FDEDEC"/>
             <w:tcMar>
-              <w:top w:w="22" w:type="dxa"/>
-              <w:bottom w:w="22" w:type="dxa"/>
-              <w:left w:w="30" w:type="dxa"/>
-              <w:right w:w="30" w:type="dxa"/>
+              <w:top w:w="4" w:type="dxa"/>
+              <w:bottom w:w="4" w:type="dxa"/>
+              <w:left w:w="20" w:type="dxa"/>
+              <w:right w:w="20" w:type="dxa"/>
             </w:tcMar>
           </w:tcPr>
           <w:p>
@@ -2307,9 +3498,9 @@
             </w:pPr>
             <w:r>
               <w:rPr>
-                <w:sz w:val="20"/>
+                <w:sz w:val="18"/>
               </w:rPr>
-              <w:t>229</w:t>
+              <w:t>323</w:t>
             </w:r>
           </w:p>
         </w:tc>
@@ -2318,18 +3509,18 @@
             <w:tcW w:w="1503" w:type="dxa"/>
             <w:shd w:fill="FDEDEC"/>
             <w:tcMar>
-              <w:top w:w="22" w:type="dxa"/>
-              <w:bottom w:w="22" w:type="dxa"/>
-              <w:left w:w="30" w:type="dxa"/>
-              <w:right w:w="30" w:type="dxa"/>
+              <w:top w:w="4" w:type="dxa"/>
+              <w:bottom w:w="4" w:type="dxa"/>
+              <w:left w:w="20" w:type="dxa"/>
+              <w:right w:w="20" w:type="dxa"/>
             </w:tcMar>
           </w:tcPr>
           <w:p>
             <w:r>
               <w:rPr>
-                <w:sz w:val="20"/>
+                <w:sz w:val="18"/>
               </w:rPr>
-              <w:t>Ni̇sanur Kayabey</w:t>
+              <w:t>Zahi̇de Gölükcü</w:t>
             </w:r>
           </w:p>
         </w:tc>
@@ -2338,10 +3529,10 @@
             <w:tcW w:w="1503" w:type="dxa"/>
             <w:shd w:fill="FDEDEC"/>
             <w:tcMar>
-              <w:top w:w="22" w:type="dxa"/>
-              <w:bottom w:w="22" w:type="dxa"/>
-              <w:left w:w="30" w:type="dxa"/>
-              <w:right w:w="30" w:type="dxa"/>
+              <w:top w:w="4" w:type="dxa"/>
+              <w:bottom w:w="4" w:type="dxa"/>
+              <w:left w:w="20" w:type="dxa"/>
+              <w:right w:w="20" w:type="dxa"/>
             </w:tcMar>
           </w:tcPr>
           <w:p>
@@ -2350,9 +3541,9 @@
             </w:pPr>
             <w:r>
               <w:rPr>
-                <w:sz w:val="20"/>
+                <w:sz w:val="18"/>
               </w:rPr>
-              <w:t>4/4/2</w:t>
+              <w:t>0/0/10</w:t>
             </w:r>
           </w:p>
         </w:tc>
@@ -2361,10 +3552,10 @@
             <w:tcW w:w="1503" w:type="dxa"/>
             <w:shd w:fill="FDEDEC"/>
             <w:tcMar>
-              <w:top w:w="22" w:type="dxa"/>
-              <w:bottom w:w="22" w:type="dxa"/>
-              <w:left w:w="30" w:type="dxa"/>
-              <w:right w:w="30" w:type="dxa"/>
+              <w:top w:w="4" w:type="dxa"/>
+              <w:bottom w:w="4" w:type="dxa"/>
+              <w:left w:w="20" w:type="dxa"/>
+              <w:right w:w="20" w:type="dxa"/>
             </w:tcMar>
           </w:tcPr>
           <w:p>
@@ -2374,9 +3565,9 @@
             <w:r>
               <w:rPr>
                 <w:b/>
-                <w:sz w:val="20"/>
+                <w:sz w:val="18"/>
               </w:rPr>
-              <w:t>2.67</w:t>
+              <w:t>0.00</w:t>
             </w:r>
           </w:p>
         </w:tc>
@@ -2387,10 +3578,10 @@
             <w:tcW w:w="1503" w:type="dxa"/>
             <w:shd w:fill="F9F9F9"/>
             <w:tcMar>
-              <w:top w:w="22" w:type="dxa"/>
-              <w:bottom w:w="22" w:type="dxa"/>
-              <w:left w:w="30" w:type="dxa"/>
-              <w:right w:w="30" w:type="dxa"/>
+              <w:top w:w="4" w:type="dxa"/>
+              <w:bottom w:w="4" w:type="dxa"/>
+              <w:left w:w="20" w:type="dxa"/>
+              <w:right w:w="20" w:type="dxa"/>
             </w:tcMar>
           </w:tcPr>
           <w:p>
@@ -2399,9 +3590,9 @@
             </w:pPr>
             <w:r>
               <w:rPr>
-                <w:sz w:val="20"/>
+                <w:sz w:val="18"/>
               </w:rPr>
-              <w:t>6</w:t>
+              <w:t>12</w:t>
             </w:r>
           </w:p>
         </w:tc>
@@ -2410,10 +3601,10 @@
             <w:tcW w:w="1503" w:type="dxa"/>
             <w:shd w:fill="F9F9F9"/>
             <w:tcMar>
-              <w:top w:w="22" w:type="dxa"/>
-              <w:bottom w:w="22" w:type="dxa"/>
-              <w:left w:w="30" w:type="dxa"/>
-              <w:right w:w="30" w:type="dxa"/>
+              <w:top w:w="4" w:type="dxa"/>
+              <w:bottom w:w="4" w:type="dxa"/>
+              <w:left w:w="20" w:type="dxa"/>
+              <w:right w:w="20" w:type="dxa"/>
             </w:tcMar>
           </w:tcPr>
           <w:p>
@@ -2422,9 +3613,9 @@
             </w:pPr>
             <w:r>
               <w:rPr>
-                <w:sz w:val="20"/>
+                <w:sz w:val="18"/>
               </w:rPr>
-              <w:t>258</w:t>
+              <w:t>261</w:t>
             </w:r>
           </w:p>
         </w:tc>
@@ -2433,18 +3624,18 @@
             <w:tcW w:w="1503" w:type="dxa"/>
             <w:shd w:fill="F9F9F9"/>
             <w:tcMar>
-              <w:top w:w="22" w:type="dxa"/>
-              <w:bottom w:w="22" w:type="dxa"/>
-              <w:left w:w="30" w:type="dxa"/>
-              <w:right w:w="30" w:type="dxa"/>
+              <w:top w:w="4" w:type="dxa"/>
+              <w:bottom w:w="4" w:type="dxa"/>
+              <w:left w:w="20" w:type="dxa"/>
+              <w:right w:w="20" w:type="dxa"/>
             </w:tcMar>
           </w:tcPr>
           <w:p>
             <w:r>
               <w:rPr>
-                <w:sz w:val="20"/>
+                <w:sz w:val="18"/>
               </w:rPr>
-              <w:t>Meryem Bozdemi̇r</w:t>
+              <w:t>İpek Nur Usta</w:t>
             </w:r>
           </w:p>
         </w:tc>
@@ -2453,10 +3644,10 @@
             <w:tcW w:w="1503" w:type="dxa"/>
             <w:shd w:fill="F9F9F9"/>
             <w:tcMar>
-              <w:top w:w="22" w:type="dxa"/>
-              <w:bottom w:w="22" w:type="dxa"/>
-              <w:left w:w="30" w:type="dxa"/>
-              <w:right w:w="30" w:type="dxa"/>
+              <w:top w:w="4" w:type="dxa"/>
+              <w:bottom w:w="4" w:type="dxa"/>
+              <w:left w:w="20" w:type="dxa"/>
+              <w:right w:w="20" w:type="dxa"/>
             </w:tcMar>
           </w:tcPr>
           <w:p>
@@ -2465,7 +3656,7 @@
             </w:pPr>
             <w:r>
               <w:rPr>
-                <w:sz w:val="20"/>
+                <w:sz w:val="18"/>
               </w:rPr>
               <w:t>8/2/0</w:t>
             </w:r>
@@ -2476,10 +3667,10 @@
             <w:tcW w:w="1503" w:type="dxa"/>
             <w:shd w:fill="F9F9F9"/>
             <w:tcMar>
-              <w:top w:w="22" w:type="dxa"/>
-              <w:bottom w:w="22" w:type="dxa"/>
-              <w:left w:w="30" w:type="dxa"/>
-              <w:right w:w="30" w:type="dxa"/>
+              <w:top w:w="4" w:type="dxa"/>
+              <w:bottom w:w="4" w:type="dxa"/>
+              <w:left w:w="20" w:type="dxa"/>
+              <w:right w:w="20" w:type="dxa"/>
             </w:tcMar>
           </w:tcPr>
           <w:p>
@@ -2489,7 +3680,7 @@
             <w:r>
               <w:rPr>
                 <w:b/>
-                <w:sz w:val="20"/>
+                <w:sz w:val="18"/>
               </w:rPr>
               <w:t>7.33</w:t>
             </w:r>
@@ -2500,10 +3691,10 @@
             <w:tcW w:w="1503" w:type="dxa"/>
             <w:shd w:fill="FDEDEC"/>
             <w:tcMar>
-              <w:top w:w="22" w:type="dxa"/>
-              <w:bottom w:w="22" w:type="dxa"/>
-              <w:left w:w="30" w:type="dxa"/>
-              <w:right w:w="30" w:type="dxa"/>
+              <w:top w:w="4" w:type="dxa"/>
+              <w:bottom w:w="4" w:type="dxa"/>
+              <w:left w:w="20" w:type="dxa"/>
+              <w:right w:w="20" w:type="dxa"/>
             </w:tcMar>
           </w:tcPr>
           <w:p>
@@ -2512,9 +3703,9 @@
             </w:pPr>
             <w:r>
               <w:rPr>
-                <w:sz w:val="20"/>
+                <w:sz w:val="18"/>
               </w:rPr>
-              <w:t>20</w:t>
+              <w:t>26</w:t>
             </w:r>
           </w:p>
         </w:tc>
@@ -2523,10 +3714,10 @@
             <w:tcW w:w="1503" w:type="dxa"/>
             <w:shd w:fill="FDEDEC"/>
             <w:tcMar>
-              <w:top w:w="22" w:type="dxa"/>
-              <w:bottom w:w="22" w:type="dxa"/>
-              <w:left w:w="30" w:type="dxa"/>
-              <w:right w:w="30" w:type="dxa"/>
+              <w:top w:w="4" w:type="dxa"/>
+              <w:bottom w:w="4" w:type="dxa"/>
+              <w:left w:w="20" w:type="dxa"/>
+              <w:right w:w="20" w:type="dxa"/>
             </w:tcMar>
           </w:tcPr>
           <w:p>
@@ -2535,9 +3726,9 @@
             </w:pPr>
             <w:r>
               <w:rPr>
-                <w:sz w:val="20"/>
+                <w:sz w:val="18"/>
               </w:rPr>
-              <w:t>379</w:t>
+              <w:t>272</w:t>
             </w:r>
           </w:p>
         </w:tc>
@@ -2546,18 +3737,18 @@
             <w:tcW w:w="1503" w:type="dxa"/>
             <w:shd w:fill="FDEDEC"/>
             <w:tcMar>
-              <w:top w:w="22" w:type="dxa"/>
-              <w:bottom w:w="22" w:type="dxa"/>
-              <w:left w:w="30" w:type="dxa"/>
-              <w:right w:w="30" w:type="dxa"/>
+              <w:top w:w="4" w:type="dxa"/>
+              <w:bottom w:w="4" w:type="dxa"/>
+              <w:left w:w="20" w:type="dxa"/>
+              <w:right w:w="20" w:type="dxa"/>
             </w:tcMar>
           </w:tcPr>
           <w:p>
             <w:r>
               <w:rPr>
-                <w:sz w:val="20"/>
+                <w:sz w:val="18"/>
               </w:rPr>
-              <w:t>Çinar Efe Gi̇rgi</w:t>
+              <w:t>Egehan Hardal</w:t>
             </w:r>
           </w:p>
         </w:tc>
@@ -2566,10 +3757,10 @@
             <w:tcW w:w="1503" w:type="dxa"/>
             <w:shd w:fill="FDEDEC"/>
             <w:tcMar>
-              <w:top w:w="22" w:type="dxa"/>
-              <w:bottom w:w="22" w:type="dxa"/>
-              <w:left w:w="30" w:type="dxa"/>
-              <w:right w:w="30" w:type="dxa"/>
+              <w:top w:w="4" w:type="dxa"/>
+              <w:bottom w:w="4" w:type="dxa"/>
+              <w:left w:w="20" w:type="dxa"/>
+              <w:right w:w="20" w:type="dxa"/>
             </w:tcMar>
           </w:tcPr>
           <w:p>
@@ -2578,9 +3769,9 @@
             </w:pPr>
             <w:r>
               <w:rPr>
-                <w:sz w:val="20"/>
+                <w:sz w:val="18"/>
               </w:rPr>
-              <w:t>4/6/0</w:t>
+              <w:t>1/7/2</w:t>
             </w:r>
           </w:p>
         </w:tc>
@@ -2589,10 +3780,10 @@
             <w:tcW w:w="1503" w:type="dxa"/>
             <w:shd w:fill="FDEDEC"/>
             <w:tcMar>
-              <w:top w:w="22" w:type="dxa"/>
-              <w:bottom w:w="22" w:type="dxa"/>
-              <w:left w:w="30" w:type="dxa"/>
-              <w:right w:w="30" w:type="dxa"/>
+              <w:top w:w="4" w:type="dxa"/>
+              <w:bottom w:w="4" w:type="dxa"/>
+              <w:left w:w="20" w:type="dxa"/>
+              <w:right w:w="20" w:type="dxa"/>
             </w:tcMar>
           </w:tcPr>
           <w:p>
@@ -2602,9 +3793,9 @@
             <w:r>
               <w:rPr>
                 <w:b/>
-                <w:sz w:val="20"/>
+                <w:sz w:val="18"/>
               </w:rPr>
-              <w:t>2.00</w:t>
+              <w:t>-1.33</w:t>
             </w:r>
           </w:p>
         </w:tc>
@@ -2615,10 +3806,10 @@
             <w:tcW w:w="1503" w:type="dxa"/>
             <w:shd w:fill="FFFFFF"/>
             <w:tcMar>
-              <w:top w:w="22" w:type="dxa"/>
-              <w:bottom w:w="22" w:type="dxa"/>
-              <w:left w:w="30" w:type="dxa"/>
-              <w:right w:w="30" w:type="dxa"/>
+              <w:top w:w="4" w:type="dxa"/>
+              <w:bottom w:w="4" w:type="dxa"/>
+              <w:left w:w="20" w:type="dxa"/>
+              <w:right w:w="20" w:type="dxa"/>
             </w:tcMar>
           </w:tcPr>
           <w:p>
@@ -2627,9 +3818,9 @@
             </w:pPr>
             <w:r>
               <w:rPr>
-                <w:sz w:val="20"/>
+                <w:sz w:val="18"/>
               </w:rPr>
-              <w:t>7</w:t>
+              <w:t>13</w:t>
             </w:r>
           </w:p>
         </w:tc>
@@ -2638,10 +3829,10 @@
             <w:tcW w:w="1503" w:type="dxa"/>
             <w:shd w:fill="FFFFFF"/>
             <w:tcMar>
-              <w:top w:w="22" w:type="dxa"/>
-              <w:bottom w:w="22" w:type="dxa"/>
-              <w:left w:w="30" w:type="dxa"/>
-              <w:right w:w="30" w:type="dxa"/>
+              <w:top w:w="4" w:type="dxa"/>
+              <w:bottom w:w="4" w:type="dxa"/>
+              <w:left w:w="20" w:type="dxa"/>
+              <w:right w:w="20" w:type="dxa"/>
             </w:tcMar>
           </w:tcPr>
           <w:p>
@@ -2650,9 +3841,9 @@
             </w:pPr>
             <w:r>
               <w:rPr>
-                <w:sz w:val="20"/>
+                <w:sz w:val="18"/>
               </w:rPr>
-              <w:t>245</w:t>
+              <w:t>376</w:t>
             </w:r>
           </w:p>
         </w:tc>
@@ -2661,18 +3852,18 @@
             <w:tcW w:w="1503" w:type="dxa"/>
             <w:shd w:fill="FFFFFF"/>
             <w:tcMar>
-              <w:top w:w="22" w:type="dxa"/>
-              <w:bottom w:w="22" w:type="dxa"/>
-              <w:left w:w="30" w:type="dxa"/>
-              <w:right w:w="30" w:type="dxa"/>
+              <w:top w:w="4" w:type="dxa"/>
+              <w:bottom w:w="4" w:type="dxa"/>
+              <w:left w:w="20" w:type="dxa"/>
+              <w:right w:w="20" w:type="dxa"/>
             </w:tcMar>
           </w:tcPr>
           <w:p>
             <w:r>
               <w:rPr>
-                <w:sz w:val="20"/>
+                <w:sz w:val="18"/>
               </w:rPr>
-              <w:t>Tuna Koç</w:t>
+              <w:t>Muzaffer Aki̇f O</w:t>
             </w:r>
           </w:p>
         </w:tc>
@@ -2681,10 +3872,10 @@
             <w:tcW w:w="1503" w:type="dxa"/>
             <w:shd w:fill="FFFFFF"/>
             <w:tcMar>
-              <w:top w:w="22" w:type="dxa"/>
-              <w:bottom w:w="22" w:type="dxa"/>
-              <w:left w:w="30" w:type="dxa"/>
-              <w:right w:w="30" w:type="dxa"/>
+              <w:top w:w="4" w:type="dxa"/>
+              <w:bottom w:w="4" w:type="dxa"/>
+              <w:left w:w="20" w:type="dxa"/>
+              <w:right w:w="20" w:type="dxa"/>
             </w:tcMar>
           </w:tcPr>
           <w:p>
@@ -2693,9 +3884,9 @@
             </w:pPr>
             <w:r>
               <w:rPr>
-                <w:sz w:val="20"/>
+                <w:sz w:val="18"/>
               </w:rPr>
-              <w:t>7/2/1</w:t>
+              <w:t>8/2/0</w:t>
             </w:r>
           </w:p>
         </w:tc>
@@ -2704,10 +3895,10 @@
             <w:tcW w:w="1503" w:type="dxa"/>
             <w:shd w:fill="FFFFFF"/>
             <w:tcMar>
-              <w:top w:w="22" w:type="dxa"/>
-              <w:bottom w:w="22" w:type="dxa"/>
-              <w:left w:w="30" w:type="dxa"/>
-              <w:right w:w="30" w:type="dxa"/>
+              <w:top w:w="4" w:type="dxa"/>
+              <w:bottom w:w="4" w:type="dxa"/>
+              <w:left w:w="20" w:type="dxa"/>
+              <w:right w:w="20" w:type="dxa"/>
             </w:tcMar>
           </w:tcPr>
           <w:p>
@@ -2717,9 +3908,9 @@
             <w:r>
               <w:rPr>
                 <w:b/>
-                <w:sz w:val="20"/>
+                <w:sz w:val="18"/>
               </w:rPr>
-              <w:t>6.33</w:t>
+              <w:t>7.33</w:t>
             </w:r>
           </w:p>
         </w:tc>
@@ -2728,10 +3919,10 @@
             <w:tcW w:w="1503" w:type="dxa"/>
             <w:shd w:fill="FDEDEC"/>
             <w:tcMar>
-              <w:top w:w="22" w:type="dxa"/>
-              <w:bottom w:w="22" w:type="dxa"/>
-              <w:left w:w="30" w:type="dxa"/>
-              <w:right w:w="30" w:type="dxa"/>
+              <w:top w:w="4" w:type="dxa"/>
+              <w:bottom w:w="4" w:type="dxa"/>
+              <w:left w:w="20" w:type="dxa"/>
+              <w:right w:w="20" w:type="dxa"/>
             </w:tcMar>
           </w:tcPr>
           <w:p>
@@ -2740,9 +3931,9 @@
             </w:pPr>
             <w:r>
               <w:rPr>
-                <w:sz w:val="20"/>
+                <w:sz w:val="18"/>
               </w:rPr>
-              <w:t>21</w:t>
+              <w:t>27</w:t>
             </w:r>
           </w:p>
         </w:tc>
@@ -2751,10 +3942,10 @@
             <w:tcW w:w="1503" w:type="dxa"/>
             <w:shd w:fill="FDEDEC"/>
             <w:tcMar>
-              <w:top w:w="22" w:type="dxa"/>
-              <w:bottom w:w="22" w:type="dxa"/>
-              <w:left w:w="30" w:type="dxa"/>
-              <w:right w:w="30" w:type="dxa"/>
+              <w:top w:w="4" w:type="dxa"/>
+              <w:bottom w:w="4" w:type="dxa"/>
+              <w:left w:w="20" w:type="dxa"/>
+              <w:right w:w="20" w:type="dxa"/>
             </w:tcMar>
           </w:tcPr>
           <w:p>
@@ -2763,235 +3954,7 @@
             </w:pPr>
             <w:r>
               <w:rPr>
-                <w:sz w:val="20"/>
-              </w:rPr>
-              <w:t>323</w:t>
-            </w:r>
-          </w:p>
-        </w:tc>
-        <w:tc>
-          <w:tcPr>
-            <w:tcW w:w="1503" w:type="dxa"/>
-            <w:shd w:fill="FDEDEC"/>
-            <w:tcMar>
-              <w:top w:w="22" w:type="dxa"/>
-              <w:bottom w:w="22" w:type="dxa"/>
-              <w:left w:w="30" w:type="dxa"/>
-              <w:right w:w="30" w:type="dxa"/>
-            </w:tcMar>
-          </w:tcPr>
-          <w:p>
-            <w:r>
-              <w:rPr>
-                <w:sz w:val="20"/>
-              </w:rPr>
-              <w:t>Zahi̇de Gölükcü</w:t>
-            </w:r>
-          </w:p>
-        </w:tc>
-        <w:tc>
-          <w:tcPr>
-            <w:tcW w:w="1503" w:type="dxa"/>
-            <w:shd w:fill="FDEDEC"/>
-            <w:tcMar>
-              <w:top w:w="22" w:type="dxa"/>
-              <w:bottom w:w="22" w:type="dxa"/>
-              <w:left w:w="30" w:type="dxa"/>
-              <w:right w:w="30" w:type="dxa"/>
-            </w:tcMar>
-          </w:tcPr>
-          <w:p>
-            <w:pPr>
-              <w:jc w:val="center"/>
-            </w:pPr>
-            <w:r>
-              <w:rPr>
-                <w:sz w:val="20"/>
-              </w:rPr>
-              <w:t>2/1/7</w:t>
-            </w:r>
-          </w:p>
-        </w:tc>
-        <w:tc>
-          <w:tcPr>
-            <w:tcW w:w="1503" w:type="dxa"/>
-            <w:shd w:fill="FDEDEC"/>
-            <w:tcMar>
-              <w:top w:w="22" w:type="dxa"/>
-              <w:bottom w:w="22" w:type="dxa"/>
-              <w:left w:w="30" w:type="dxa"/>
-              <w:right w:w="30" w:type="dxa"/>
-            </w:tcMar>
-          </w:tcPr>
-          <w:p>
-            <w:pPr>
-              <w:jc w:val="center"/>
-            </w:pPr>
-            <w:r>
-              <w:rPr>
-                <w:b/>
-                <w:sz w:val="20"/>
-              </w:rPr>
-              <w:t>1.67</w:t>
-            </w:r>
-          </w:p>
-        </w:tc>
-      </w:tr>
-      <w:tr>
-        <w:tc>
-          <w:tcPr>
-            <w:tcW w:w="1503" w:type="dxa"/>
-            <w:shd w:fill="F9F9F9"/>
-            <w:tcMar>
-              <w:top w:w="22" w:type="dxa"/>
-              <w:bottom w:w="22" w:type="dxa"/>
-              <w:left w:w="30" w:type="dxa"/>
-              <w:right w:w="30" w:type="dxa"/>
-            </w:tcMar>
-          </w:tcPr>
-          <w:p>
-            <w:pPr>
-              <w:jc w:val="center"/>
-            </w:pPr>
-            <w:r>
-              <w:rPr>
-                <w:sz w:val="20"/>
-              </w:rPr>
-              <w:t>8</w:t>
-            </w:r>
-          </w:p>
-        </w:tc>
-        <w:tc>
-          <w:tcPr>
-            <w:tcW w:w="1503" w:type="dxa"/>
-            <w:shd w:fill="F9F9F9"/>
-            <w:tcMar>
-              <w:top w:w="22" w:type="dxa"/>
-              <w:bottom w:w="22" w:type="dxa"/>
-              <w:left w:w="30" w:type="dxa"/>
-              <w:right w:w="30" w:type="dxa"/>
-            </w:tcMar>
-          </w:tcPr>
-          <w:p>
-            <w:pPr>
-              <w:jc w:val="center"/>
-            </w:pPr>
-            <w:r>
-              <w:rPr>
-                <w:sz w:val="20"/>
-              </w:rPr>
-              <w:t>386</w:t>
-            </w:r>
-          </w:p>
-        </w:tc>
-        <w:tc>
-          <w:tcPr>
-            <w:tcW w:w="1503" w:type="dxa"/>
-            <w:shd w:fill="F9F9F9"/>
-            <w:tcMar>
-              <w:top w:w="22" w:type="dxa"/>
-              <w:bottom w:w="22" w:type="dxa"/>
-              <w:left w:w="30" w:type="dxa"/>
-              <w:right w:w="30" w:type="dxa"/>
-            </w:tcMar>
-          </w:tcPr>
-          <w:p>
-            <w:r>
-              <w:rPr>
-                <w:sz w:val="20"/>
-              </w:rPr>
-              <w:t>Kuzey Can</w:t>
-            </w:r>
-          </w:p>
-        </w:tc>
-        <w:tc>
-          <w:tcPr>
-            <w:tcW w:w="1503" w:type="dxa"/>
-            <w:shd w:fill="F9F9F9"/>
-            <w:tcMar>
-              <w:top w:w="22" w:type="dxa"/>
-              <w:bottom w:w="22" w:type="dxa"/>
-              <w:left w:w="30" w:type="dxa"/>
-              <w:right w:w="30" w:type="dxa"/>
-            </w:tcMar>
-          </w:tcPr>
-          <w:p>
-            <w:pPr>
-              <w:jc w:val="center"/>
-            </w:pPr>
-            <w:r>
-              <w:rPr>
-                <w:sz w:val="20"/>
-              </w:rPr>
-              <w:t>7/2/1</w:t>
-            </w:r>
-          </w:p>
-        </w:tc>
-        <w:tc>
-          <w:tcPr>
-            <w:tcW w:w="1503" w:type="dxa"/>
-            <w:shd w:fill="F9F9F9"/>
-            <w:tcMar>
-              <w:top w:w="22" w:type="dxa"/>
-              <w:bottom w:w="22" w:type="dxa"/>
-              <w:left w:w="30" w:type="dxa"/>
-              <w:right w:w="30" w:type="dxa"/>
-            </w:tcMar>
-          </w:tcPr>
-          <w:p>
-            <w:pPr>
-              <w:jc w:val="center"/>
-            </w:pPr>
-            <w:r>
-              <w:rPr>
-                <w:b/>
-                <w:sz w:val="20"/>
-              </w:rPr>
-              <w:t>6.33</w:t>
-            </w:r>
-          </w:p>
-        </w:tc>
-        <w:tc>
-          <w:tcPr>
-            <w:tcW w:w="1503" w:type="dxa"/>
-            <w:shd w:fill="FDEDEC"/>
-            <w:tcMar>
-              <w:top w:w="22" w:type="dxa"/>
-              <w:bottom w:w="22" w:type="dxa"/>
-              <w:left w:w="30" w:type="dxa"/>
-              <w:right w:w="30" w:type="dxa"/>
-            </w:tcMar>
-          </w:tcPr>
-          <w:p>
-            <w:pPr>
-              <w:jc w:val="center"/>
-            </w:pPr>
-            <w:r>
-              <w:rPr>
-                <w:sz w:val="20"/>
-              </w:rPr>
-              <w:t>22</w:t>
-            </w:r>
-          </w:p>
-        </w:tc>
-        <w:tc>
-          <w:tcPr>
-            <w:tcW w:w="1503" w:type="dxa"/>
-            <w:shd w:fill="FDEDEC"/>
-            <w:tcMar>
-              <w:top w:w="22" w:type="dxa"/>
-              <w:bottom w:w="22" w:type="dxa"/>
-              <w:left w:w="30" w:type="dxa"/>
-              <w:right w:w="30" w:type="dxa"/>
-            </w:tcMar>
-          </w:tcPr>
-          <w:p>
-            <w:pPr>
-              <w:jc w:val="center"/>
-            </w:pPr>
-            <w:r>
-              <w:rPr>
-                <w:sz w:val="20"/>
+                <w:sz w:val="18"/>
               </w:rPr>
               <w:t>227</w:t>
             </w:r>
@@ -3002,16 +3965,16 @@
             <w:tcW w:w="1503" w:type="dxa"/>
             <w:shd w:fill="FDEDEC"/>
             <w:tcMar>
-              <w:top w:w="22" w:type="dxa"/>
-              <w:bottom w:w="22" w:type="dxa"/>
-              <w:left w:w="30" w:type="dxa"/>
-              <w:right w:w="30" w:type="dxa"/>
+              <w:top w:w="4" w:type="dxa"/>
+              <w:bottom w:w="4" w:type="dxa"/>
+              <w:left w:w="20" w:type="dxa"/>
+              <w:right w:w="20" w:type="dxa"/>
             </w:tcMar>
           </w:tcPr>
           <w:p>
             <w:r>
               <w:rPr>
-                <w:sz w:val="20"/>
+                <w:sz w:val="18"/>
               </w:rPr>
               <w:t>Deri̇n Yilmaz</w:t>
             </w:r>
@@ -3022,10 +3985,10 @@
             <w:tcW w:w="1503" w:type="dxa"/>
             <w:shd w:fill="FDEDEC"/>
             <w:tcMar>
-              <w:top w:w="22" w:type="dxa"/>
-              <w:bottom w:w="22" w:type="dxa"/>
-              <w:left w:w="30" w:type="dxa"/>
-              <w:right w:w="30" w:type="dxa"/>
+              <w:top w:w="4" w:type="dxa"/>
+              <w:bottom w:w="4" w:type="dxa"/>
+              <w:left w:w="20" w:type="dxa"/>
+              <w:right w:w="20" w:type="dxa"/>
             </w:tcMar>
           </w:tcPr>
           <w:p>
@@ -3034,1147 +3997,7 @@
             </w:pPr>
             <w:r>
               <w:rPr>
-                <w:sz w:val="20"/>
-              </w:rPr>
-              <w:t>3/5/2</w:t>
-            </w:r>
-          </w:p>
-        </w:tc>
-        <w:tc>
-          <w:tcPr>
-            <w:tcW w:w="1503" w:type="dxa"/>
-            <w:shd w:fill="FDEDEC"/>
-            <w:tcMar>
-              <w:top w:w="22" w:type="dxa"/>
-              <w:bottom w:w="22" w:type="dxa"/>
-              <w:left w:w="30" w:type="dxa"/>
-              <w:right w:w="30" w:type="dxa"/>
-            </w:tcMar>
-          </w:tcPr>
-          <w:p>
-            <w:pPr>
-              <w:jc w:val="center"/>
-            </w:pPr>
-            <w:r>
-              <w:rPr>
-                <w:b/>
-                <w:sz w:val="20"/>
-              </w:rPr>
-              <w:t>1.33</w:t>
-            </w:r>
-          </w:p>
-        </w:tc>
-      </w:tr>
-      <w:tr>
-        <w:tc>
-          <w:tcPr>
-            <w:tcW w:w="1503" w:type="dxa"/>
-            <w:shd w:fill="FFFFFF"/>
-            <w:tcMar>
-              <w:top w:w="22" w:type="dxa"/>
-              <w:bottom w:w="22" w:type="dxa"/>
-              <w:left w:w="30" w:type="dxa"/>
-              <w:right w:w="30" w:type="dxa"/>
-            </w:tcMar>
-          </w:tcPr>
-          <w:p>
-            <w:pPr>
-              <w:jc w:val="center"/>
-            </w:pPr>
-            <w:r>
-              <w:rPr>
-                <w:sz w:val="20"/>
-              </w:rPr>
-              <w:t>9</w:t>
-            </w:r>
-          </w:p>
-        </w:tc>
-        <w:tc>
-          <w:tcPr>
-            <w:tcW w:w="1503" w:type="dxa"/>
-            <w:shd w:fill="FFFFFF"/>
-            <w:tcMar>
-              <w:top w:w="22" w:type="dxa"/>
-              <w:bottom w:w="22" w:type="dxa"/>
-              <w:left w:w="30" w:type="dxa"/>
-              <w:right w:w="30" w:type="dxa"/>
-            </w:tcMar>
-          </w:tcPr>
-          <w:p>
-            <w:pPr>
-              <w:jc w:val="center"/>
-            </w:pPr>
-            <w:r>
-              <w:rPr>
-                <w:sz w:val="20"/>
-              </w:rPr>
-              <w:t>225</w:t>
-            </w:r>
-          </w:p>
-        </w:tc>
-        <w:tc>
-          <w:tcPr>
-            <w:tcW w:w="1503" w:type="dxa"/>
-            <w:shd w:fill="FFFFFF"/>
-            <w:tcMar>
-              <w:top w:w="22" w:type="dxa"/>
-              <w:bottom w:w="22" w:type="dxa"/>
-              <w:left w:w="30" w:type="dxa"/>
-              <w:right w:w="30" w:type="dxa"/>
-            </w:tcMar>
-          </w:tcPr>
-          <w:p>
-            <w:r>
-              <w:rPr>
-                <w:sz w:val="20"/>
-              </w:rPr>
-              <w:t>Ilgin Kara</w:t>
-            </w:r>
-          </w:p>
-        </w:tc>
-        <w:tc>
-          <w:tcPr>
-            <w:tcW w:w="1503" w:type="dxa"/>
-            <w:shd w:fill="FFFFFF"/>
-            <w:tcMar>
-              <w:top w:w="22" w:type="dxa"/>
-              <w:bottom w:w="22" w:type="dxa"/>
-              <w:left w:w="30" w:type="dxa"/>
-              <w:right w:w="30" w:type="dxa"/>
-            </w:tcMar>
-          </w:tcPr>
-          <w:p>
-            <w:pPr>
-              <w:jc w:val="center"/>
-            </w:pPr>
-            <w:r>
-              <w:rPr>
-                <w:sz w:val="20"/>
-              </w:rPr>
-              <w:t>7/2/1</w:t>
-            </w:r>
-          </w:p>
-        </w:tc>
-        <w:tc>
-          <w:tcPr>
-            <w:tcW w:w="1503" w:type="dxa"/>
-            <w:shd w:fill="FFFFFF"/>
-            <w:tcMar>
-              <w:top w:w="22" w:type="dxa"/>
-              <w:bottom w:w="22" w:type="dxa"/>
-              <w:left w:w="30" w:type="dxa"/>
-              <w:right w:w="30" w:type="dxa"/>
-            </w:tcMar>
-          </w:tcPr>
-          <w:p>
-            <w:pPr>
-              <w:jc w:val="center"/>
-            </w:pPr>
-            <w:r>
-              <w:rPr>
-                <w:b/>
-                <w:sz w:val="20"/>
-              </w:rPr>
-              <w:t>6.33</w:t>
-            </w:r>
-          </w:p>
-        </w:tc>
-        <w:tc>
-          <w:tcPr>
-            <w:tcW w:w="1503" w:type="dxa"/>
-            <w:shd w:fill="FDEDEC"/>
-            <w:tcMar>
-              <w:top w:w="22" w:type="dxa"/>
-              <w:bottom w:w="22" w:type="dxa"/>
-              <w:left w:w="30" w:type="dxa"/>
-              <w:right w:w="30" w:type="dxa"/>
-            </w:tcMar>
-          </w:tcPr>
-          <w:p>
-            <w:pPr>
-              <w:jc w:val="center"/>
-            </w:pPr>
-            <w:r>
-              <w:rPr>
-                <w:sz w:val="20"/>
-              </w:rPr>
-              <w:t>23</w:t>
-            </w:r>
-          </w:p>
-        </w:tc>
-        <w:tc>
-          <w:tcPr>
-            <w:tcW w:w="1503" w:type="dxa"/>
-            <w:shd w:fill="FDEDEC"/>
-            <w:tcMar>
-              <w:top w:w="22" w:type="dxa"/>
-              <w:bottom w:w="22" w:type="dxa"/>
-              <w:left w:w="30" w:type="dxa"/>
-              <w:right w:w="30" w:type="dxa"/>
-            </w:tcMar>
-          </w:tcPr>
-          <w:p>
-            <w:pPr>
-              <w:jc w:val="center"/>
-            </w:pPr>
-            <w:r>
-              <w:rPr>
-                <w:sz w:val="20"/>
-              </w:rPr>
-              <w:t>303</w:t>
-            </w:r>
-          </w:p>
-        </w:tc>
-        <w:tc>
-          <w:tcPr>
-            <w:tcW w:w="1503" w:type="dxa"/>
-            <w:shd w:fill="FDEDEC"/>
-            <w:tcMar>
-              <w:top w:w="22" w:type="dxa"/>
-              <w:bottom w:w="22" w:type="dxa"/>
-              <w:left w:w="30" w:type="dxa"/>
-              <w:right w:w="30" w:type="dxa"/>
-            </w:tcMar>
-          </w:tcPr>
-          <w:p>
-            <w:r>
-              <w:rPr>
-                <w:sz w:val="20"/>
-              </w:rPr>
-              <w:t>Mustafa Gülseven</w:t>
-            </w:r>
-          </w:p>
-        </w:tc>
-        <w:tc>
-          <w:tcPr>
-            <w:tcW w:w="1503" w:type="dxa"/>
-            <w:shd w:fill="FDEDEC"/>
-            <w:tcMar>
-              <w:top w:w="22" w:type="dxa"/>
-              <w:bottom w:w="22" w:type="dxa"/>
-              <w:left w:w="30" w:type="dxa"/>
-              <w:right w:w="30" w:type="dxa"/>
-            </w:tcMar>
-          </w:tcPr>
-          <w:p>
-            <w:pPr>
-              <w:jc w:val="center"/>
-            </w:pPr>
-            <w:r>
-              <w:rPr>
-                <w:sz w:val="20"/>
-              </w:rPr>
-              <w:t>3/7/0</w:t>
-            </w:r>
-          </w:p>
-        </w:tc>
-        <w:tc>
-          <w:tcPr>
-            <w:tcW w:w="1503" w:type="dxa"/>
-            <w:shd w:fill="FDEDEC"/>
-            <w:tcMar>
-              <w:top w:w="22" w:type="dxa"/>
-              <w:bottom w:w="22" w:type="dxa"/>
-              <w:left w:w="30" w:type="dxa"/>
-              <w:right w:w="30" w:type="dxa"/>
-            </w:tcMar>
-          </w:tcPr>
-          <w:p>
-            <w:pPr>
-              <w:jc w:val="center"/>
-            </w:pPr>
-            <w:r>
-              <w:rPr>
-                <w:b/>
-                <w:sz w:val="20"/>
-              </w:rPr>
-              <w:t>0.67</w:t>
-            </w:r>
-          </w:p>
-        </w:tc>
-      </w:tr>
-      <w:tr>
-        <w:tc>
-          <w:tcPr>
-            <w:tcW w:w="1503" w:type="dxa"/>
-            <w:shd w:fill="F9F9F9"/>
-            <w:tcMar>
-              <w:top w:w="22" w:type="dxa"/>
-              <w:bottom w:w="22" w:type="dxa"/>
-              <w:left w:w="30" w:type="dxa"/>
-              <w:right w:w="30" w:type="dxa"/>
-            </w:tcMar>
-          </w:tcPr>
-          <w:p>
-            <w:pPr>
-              <w:jc w:val="center"/>
-            </w:pPr>
-            <w:r>
-              <w:rPr>
-                <w:sz w:val="20"/>
-              </w:rPr>
-              <w:t>10</w:t>
-            </w:r>
-          </w:p>
-        </w:tc>
-        <w:tc>
-          <w:tcPr>
-            <w:tcW w:w="1503" w:type="dxa"/>
-            <w:shd w:fill="F9F9F9"/>
-            <w:tcMar>
-              <w:top w:w="22" w:type="dxa"/>
-              <w:bottom w:w="22" w:type="dxa"/>
-              <w:left w:w="30" w:type="dxa"/>
-              <w:right w:w="30" w:type="dxa"/>
-            </w:tcMar>
-          </w:tcPr>
-          <w:p>
-            <w:pPr>
-              <w:jc w:val="center"/>
-            </w:pPr>
-            <w:r>
-              <w:rPr>
-                <w:sz w:val="20"/>
-              </w:rPr>
-              <w:t>20</w:t>
-            </w:r>
-          </w:p>
-        </w:tc>
-        <w:tc>
-          <w:tcPr>
-            <w:tcW w:w="1503" w:type="dxa"/>
-            <w:shd w:fill="F9F9F9"/>
-            <w:tcMar>
-              <w:top w:w="22" w:type="dxa"/>
-              <w:bottom w:w="22" w:type="dxa"/>
-              <w:left w:w="30" w:type="dxa"/>
-              <w:right w:w="30" w:type="dxa"/>
-            </w:tcMar>
-          </w:tcPr>
-          <w:p>
-            <w:r>
-              <w:rPr>
-                <w:sz w:val="20"/>
-              </w:rPr>
-              <w:t>Nesri̇n Doğa Ber</w:t>
-            </w:r>
-          </w:p>
-        </w:tc>
-        <w:tc>
-          <w:tcPr>
-            <w:tcW w:w="1503" w:type="dxa"/>
-            <w:shd w:fill="F9F9F9"/>
-            <w:tcMar>
-              <w:top w:w="22" w:type="dxa"/>
-              <w:bottom w:w="22" w:type="dxa"/>
-              <w:left w:w="30" w:type="dxa"/>
-              <w:right w:w="30" w:type="dxa"/>
-            </w:tcMar>
-          </w:tcPr>
-          <w:p>
-            <w:pPr>
-              <w:jc w:val="center"/>
-            </w:pPr>
-            <w:r>
-              <w:rPr>
-                <w:sz w:val="20"/>
-              </w:rPr>
-              <w:t>7/3/0</w:t>
-            </w:r>
-          </w:p>
-        </w:tc>
-        <w:tc>
-          <w:tcPr>
-            <w:tcW w:w="1503" w:type="dxa"/>
-            <w:shd w:fill="F9F9F9"/>
-            <w:tcMar>
-              <w:top w:w="22" w:type="dxa"/>
-              <w:bottom w:w="22" w:type="dxa"/>
-              <w:left w:w="30" w:type="dxa"/>
-              <w:right w:w="30" w:type="dxa"/>
-            </w:tcMar>
-          </w:tcPr>
-          <w:p>
-            <w:pPr>
-              <w:jc w:val="center"/>
-            </w:pPr>
-            <w:r>
-              <w:rPr>
-                <w:b/>
-                <w:sz w:val="20"/>
-              </w:rPr>
-              <w:t>6.00</w:t>
-            </w:r>
-          </w:p>
-        </w:tc>
-        <w:tc>
-          <w:tcPr>
-            <w:tcW w:w="1503" w:type="dxa"/>
-            <w:shd w:fill="FDEDEC"/>
-            <w:tcMar>
-              <w:top w:w="22" w:type="dxa"/>
-              <w:bottom w:w="22" w:type="dxa"/>
-              <w:left w:w="30" w:type="dxa"/>
-              <w:right w:w="30" w:type="dxa"/>
-            </w:tcMar>
-          </w:tcPr>
-          <w:p>
-            <w:pPr>
-              <w:jc w:val="center"/>
-            </w:pPr>
-            <w:r>
-              <w:rPr>
-                <w:sz w:val="20"/>
-              </w:rPr>
-              <w:t>24</w:t>
-            </w:r>
-          </w:p>
-        </w:tc>
-        <w:tc>
-          <w:tcPr>
-            <w:tcW w:w="1503" w:type="dxa"/>
-            <w:shd w:fill="FDEDEC"/>
-            <w:tcMar>
-              <w:top w:w="22" w:type="dxa"/>
-              <w:bottom w:w="22" w:type="dxa"/>
-              <w:left w:w="30" w:type="dxa"/>
-              <w:right w:w="30" w:type="dxa"/>
-            </w:tcMar>
-          </w:tcPr>
-          <w:p>
-            <w:pPr>
-              <w:jc w:val="center"/>
-            </w:pPr>
-            <w:r>
-              <w:rPr>
-                <w:sz w:val="20"/>
-              </w:rPr>
-              <w:t>372</w:t>
-            </w:r>
-          </w:p>
-        </w:tc>
-        <w:tc>
-          <w:tcPr>
-            <w:tcW w:w="1503" w:type="dxa"/>
-            <w:shd w:fill="FDEDEC"/>
-            <w:tcMar>
-              <w:top w:w="22" w:type="dxa"/>
-              <w:bottom w:w="22" w:type="dxa"/>
-              <w:left w:w="30" w:type="dxa"/>
-              <w:right w:w="30" w:type="dxa"/>
-            </w:tcMar>
-          </w:tcPr>
-          <w:p>
-            <w:r>
-              <w:rPr>
-                <w:sz w:val="20"/>
-              </w:rPr>
-              <w:t>Sümeyye Taşkin</w:t>
-            </w:r>
-          </w:p>
-        </w:tc>
-        <w:tc>
-          <w:tcPr>
-            <w:tcW w:w="1503" w:type="dxa"/>
-            <w:shd w:fill="FDEDEC"/>
-            <w:tcMar>
-              <w:top w:w="22" w:type="dxa"/>
-              <w:bottom w:w="22" w:type="dxa"/>
-              <w:left w:w="30" w:type="dxa"/>
-              <w:right w:w="30" w:type="dxa"/>
-            </w:tcMar>
-          </w:tcPr>
-          <w:p>
-            <w:pPr>
-              <w:jc w:val="center"/>
-            </w:pPr>
-            <w:r>
-              <w:rPr>
-                <w:sz w:val="20"/>
-              </w:rPr>
-              <w:t>1/2/7</w:t>
-            </w:r>
-          </w:p>
-        </w:tc>
-        <w:tc>
-          <w:tcPr>
-            <w:tcW w:w="1503" w:type="dxa"/>
-            <w:shd w:fill="FDEDEC"/>
-            <w:tcMar>
-              <w:top w:w="22" w:type="dxa"/>
-              <w:bottom w:w="22" w:type="dxa"/>
-              <w:left w:w="30" w:type="dxa"/>
-              <w:right w:w="30" w:type="dxa"/>
-            </w:tcMar>
-          </w:tcPr>
-          <w:p>
-            <w:pPr>
-              <w:jc w:val="center"/>
-            </w:pPr>
-            <w:r>
-              <w:rPr>
-                <w:b/>
-                <w:sz w:val="20"/>
-              </w:rPr>
-              <w:t>0.33</w:t>
-            </w:r>
-          </w:p>
-        </w:tc>
-      </w:tr>
-      <w:tr>
-        <w:tc>
-          <w:tcPr>
-            <w:tcW w:w="1503" w:type="dxa"/>
-            <w:shd w:fill="FFFFFF"/>
-            <w:tcMar>
-              <w:top w:w="22" w:type="dxa"/>
-              <w:bottom w:w="22" w:type="dxa"/>
-              <w:left w:w="30" w:type="dxa"/>
-              <w:right w:w="30" w:type="dxa"/>
-            </w:tcMar>
-          </w:tcPr>
-          <w:p>
-            <w:pPr>
-              <w:jc w:val="center"/>
-            </w:pPr>
-            <w:r>
-              <w:rPr>
-                <w:sz w:val="20"/>
-              </w:rPr>
-              <w:t>11</w:t>
-            </w:r>
-          </w:p>
-        </w:tc>
-        <w:tc>
-          <w:tcPr>
-            <w:tcW w:w="1503" w:type="dxa"/>
-            <w:shd w:fill="FFFFFF"/>
-            <w:tcMar>
-              <w:top w:w="22" w:type="dxa"/>
-              <w:bottom w:w="22" w:type="dxa"/>
-              <w:left w:w="30" w:type="dxa"/>
-              <w:right w:w="30" w:type="dxa"/>
-            </w:tcMar>
-          </w:tcPr>
-          <w:p>
-            <w:pPr>
-              <w:jc w:val="center"/>
-            </w:pPr>
-            <w:r>
-              <w:rPr>
-                <w:sz w:val="20"/>
-              </w:rPr>
-              <w:t>432</w:t>
-            </w:r>
-          </w:p>
-        </w:tc>
-        <w:tc>
-          <w:tcPr>
-            <w:tcW w:w="1503" w:type="dxa"/>
-            <w:shd w:fill="FFFFFF"/>
-            <w:tcMar>
-              <w:top w:w="22" w:type="dxa"/>
-              <w:bottom w:w="22" w:type="dxa"/>
-              <w:left w:w="30" w:type="dxa"/>
-              <w:right w:w="30" w:type="dxa"/>
-            </w:tcMar>
-          </w:tcPr>
-          <w:p>
-            <w:r>
-              <w:rPr>
-                <w:sz w:val="20"/>
-              </w:rPr>
-              <w:t>Ahmet Nevfel Özk</w:t>
-            </w:r>
-          </w:p>
-        </w:tc>
-        <w:tc>
-          <w:tcPr>
-            <w:tcW w:w="1503" w:type="dxa"/>
-            <w:shd w:fill="FFFFFF"/>
-            <w:tcMar>
-              <w:top w:w="22" w:type="dxa"/>
-              <w:bottom w:w="22" w:type="dxa"/>
-              <w:left w:w="30" w:type="dxa"/>
-              <w:right w:w="30" w:type="dxa"/>
-            </w:tcMar>
-          </w:tcPr>
-          <w:p>
-            <w:pPr>
-              <w:jc w:val="center"/>
-            </w:pPr>
-            <w:r>
-              <w:rPr>
-                <w:sz w:val="20"/>
-              </w:rPr>
-              <w:t>7/3/0</w:t>
-            </w:r>
-          </w:p>
-        </w:tc>
-        <w:tc>
-          <w:tcPr>
-            <w:tcW w:w="1503" w:type="dxa"/>
-            <w:shd w:fill="FFFFFF"/>
-            <w:tcMar>
-              <w:top w:w="22" w:type="dxa"/>
-              <w:bottom w:w="22" w:type="dxa"/>
-              <w:left w:w="30" w:type="dxa"/>
-              <w:right w:w="30" w:type="dxa"/>
-            </w:tcMar>
-          </w:tcPr>
-          <w:p>
-            <w:pPr>
-              <w:jc w:val="center"/>
-            </w:pPr>
-            <w:r>
-              <w:rPr>
-                <w:b/>
-                <w:sz w:val="20"/>
-              </w:rPr>
-              <w:t>6.00</w:t>
-            </w:r>
-          </w:p>
-        </w:tc>
-        <w:tc>
-          <w:tcPr>
-            <w:tcW w:w="1503" w:type="dxa"/>
-            <w:shd w:fill="FDEDEC"/>
-            <w:tcMar>
-              <w:top w:w="22" w:type="dxa"/>
-              <w:bottom w:w="22" w:type="dxa"/>
-              <w:left w:w="30" w:type="dxa"/>
-              <w:right w:w="30" w:type="dxa"/>
-            </w:tcMar>
-          </w:tcPr>
-          <w:p>
-            <w:pPr>
-              <w:jc w:val="center"/>
-            </w:pPr>
-            <w:r>
-              <w:rPr>
-                <w:sz w:val="20"/>
-              </w:rPr>
-              <w:t>25</w:t>
-            </w:r>
-          </w:p>
-        </w:tc>
-        <w:tc>
-          <w:tcPr>
-            <w:tcW w:w="1503" w:type="dxa"/>
-            <w:shd w:fill="FDEDEC"/>
-            <w:tcMar>
-              <w:top w:w="22" w:type="dxa"/>
-              <w:bottom w:w="22" w:type="dxa"/>
-              <w:left w:w="30" w:type="dxa"/>
-              <w:right w:w="30" w:type="dxa"/>
-            </w:tcMar>
-          </w:tcPr>
-          <w:p>
-            <w:pPr>
-              <w:jc w:val="center"/>
-            </w:pPr>
-            <w:r>
-              <w:rPr>
-                <w:sz w:val="20"/>
-              </w:rPr>
-              <w:t>254</w:t>
-            </w:r>
-          </w:p>
-        </w:tc>
-        <w:tc>
-          <w:tcPr>
-            <w:tcW w:w="1503" w:type="dxa"/>
-            <w:shd w:fill="FDEDEC"/>
-            <w:tcMar>
-              <w:top w:w="22" w:type="dxa"/>
-              <w:bottom w:w="22" w:type="dxa"/>
-              <w:left w:w="30" w:type="dxa"/>
-              <w:right w:w="30" w:type="dxa"/>
-            </w:tcMar>
-          </w:tcPr>
-          <w:p>
-            <w:r>
-              <w:rPr>
-                <w:sz w:val="20"/>
-              </w:rPr>
-              <w:t>Yusuf Eymen Yilm</w:t>
-            </w:r>
-          </w:p>
-        </w:tc>
-        <w:tc>
-          <w:tcPr>
-            <w:tcW w:w="1503" w:type="dxa"/>
-            <w:shd w:fill="FDEDEC"/>
-            <w:tcMar>
-              <w:top w:w="22" w:type="dxa"/>
-              <w:bottom w:w="22" w:type="dxa"/>
-              <w:left w:w="30" w:type="dxa"/>
-              <w:right w:w="30" w:type="dxa"/>
-            </w:tcMar>
-          </w:tcPr>
-          <w:p>
-            <w:pPr>
-              <w:jc w:val="center"/>
-            </w:pPr>
-            <w:r>
-              <w:rPr>
-                <w:sz w:val="20"/>
-              </w:rPr>
-              <w:t>2/8/0</w:t>
-            </w:r>
-          </w:p>
-        </w:tc>
-        <w:tc>
-          <w:tcPr>
-            <w:tcW w:w="1503" w:type="dxa"/>
-            <w:shd w:fill="FDEDEC"/>
-            <w:tcMar>
-              <w:top w:w="22" w:type="dxa"/>
-              <w:bottom w:w="22" w:type="dxa"/>
-              <w:left w:w="30" w:type="dxa"/>
-              <w:right w:w="30" w:type="dxa"/>
-            </w:tcMar>
-          </w:tcPr>
-          <w:p>
-            <w:pPr>
-              <w:jc w:val="center"/>
-            </w:pPr>
-            <w:r>
-              <w:rPr>
-                <w:b/>
-                <w:sz w:val="20"/>
-              </w:rPr>
-              <w:t>-0.67</w:t>
-            </w:r>
-          </w:p>
-        </w:tc>
-      </w:tr>
-      <w:tr>
-        <w:tc>
-          <w:tcPr>
-            <w:tcW w:w="1503" w:type="dxa"/>
-            <w:shd w:fill="F9F9F9"/>
-            <w:tcMar>
-              <w:top w:w="22" w:type="dxa"/>
-              <w:bottom w:w="22" w:type="dxa"/>
-              <w:left w:w="30" w:type="dxa"/>
-              <w:right w:w="30" w:type="dxa"/>
-            </w:tcMar>
-          </w:tcPr>
-          <w:p>
-            <w:pPr>
-              <w:jc w:val="center"/>
-            </w:pPr>
-            <w:r>
-              <w:rPr>
-                <w:sz w:val="20"/>
-              </w:rPr>
-              <w:t>12</w:t>
-            </w:r>
-          </w:p>
-        </w:tc>
-        <w:tc>
-          <w:tcPr>
-            <w:tcW w:w="1503" w:type="dxa"/>
-            <w:shd w:fill="F9F9F9"/>
-            <w:tcMar>
-              <w:top w:w="22" w:type="dxa"/>
-              <w:bottom w:w="22" w:type="dxa"/>
-              <w:left w:w="30" w:type="dxa"/>
-              <w:right w:w="30" w:type="dxa"/>
-            </w:tcMar>
-          </w:tcPr>
-          <w:p>
-            <w:pPr>
-              <w:jc w:val="center"/>
-            </w:pPr>
-            <w:r>
-              <w:rPr>
-                <w:sz w:val="20"/>
-              </w:rPr>
-              <w:t>352</w:t>
-            </w:r>
-          </w:p>
-        </w:tc>
-        <w:tc>
-          <w:tcPr>
-            <w:tcW w:w="1503" w:type="dxa"/>
-            <w:shd w:fill="F9F9F9"/>
-            <w:tcMar>
-              <w:top w:w="22" w:type="dxa"/>
-              <w:bottom w:w="22" w:type="dxa"/>
-              <w:left w:w="30" w:type="dxa"/>
-              <w:right w:w="30" w:type="dxa"/>
-            </w:tcMar>
-          </w:tcPr>
-          <w:p>
-            <w:r>
-              <w:rPr>
-                <w:sz w:val="20"/>
-              </w:rPr>
-              <w:t>Uğur Kaan Yildiz</w:t>
-            </w:r>
-          </w:p>
-        </w:tc>
-        <w:tc>
-          <w:tcPr>
-            <w:tcW w:w="1503" w:type="dxa"/>
-            <w:shd w:fill="F9F9F9"/>
-            <w:tcMar>
-              <w:top w:w="22" w:type="dxa"/>
-              <w:bottom w:w="22" w:type="dxa"/>
-              <w:left w:w="30" w:type="dxa"/>
-              <w:right w:w="30" w:type="dxa"/>
-            </w:tcMar>
-          </w:tcPr>
-          <w:p>
-            <w:pPr>
-              <w:jc w:val="center"/>
-            </w:pPr>
-            <w:r>
-              <w:rPr>
-                <w:sz w:val="20"/>
-              </w:rPr>
-              <w:t>7/3/0</w:t>
-            </w:r>
-          </w:p>
-        </w:tc>
-        <w:tc>
-          <w:tcPr>
-            <w:tcW w:w="1503" w:type="dxa"/>
-            <w:shd w:fill="F9F9F9"/>
-            <w:tcMar>
-              <w:top w:w="22" w:type="dxa"/>
-              <w:bottom w:w="22" w:type="dxa"/>
-              <w:left w:w="30" w:type="dxa"/>
-              <w:right w:w="30" w:type="dxa"/>
-            </w:tcMar>
-          </w:tcPr>
-          <w:p>
-            <w:pPr>
-              <w:jc w:val="center"/>
-            </w:pPr>
-            <w:r>
-              <w:rPr>
-                <w:b/>
-                <w:sz w:val="20"/>
-              </w:rPr>
-              <w:t>6.00</w:t>
-            </w:r>
-          </w:p>
-        </w:tc>
-        <w:tc>
-          <w:tcPr>
-            <w:tcW w:w="1503" w:type="dxa"/>
-            <w:shd w:fill="FDEDEC"/>
-            <w:tcMar>
-              <w:top w:w="22" w:type="dxa"/>
-              <w:bottom w:w="22" w:type="dxa"/>
-              <w:left w:w="30" w:type="dxa"/>
-              <w:right w:w="30" w:type="dxa"/>
-            </w:tcMar>
-          </w:tcPr>
-          <w:p>
-            <w:pPr>
-              <w:jc w:val="center"/>
-            </w:pPr>
-            <w:r>
-              <w:rPr>
-                <w:sz w:val="20"/>
-              </w:rPr>
-              <w:t>26</w:t>
-            </w:r>
-          </w:p>
-        </w:tc>
-        <w:tc>
-          <w:tcPr>
-            <w:tcW w:w="1503" w:type="dxa"/>
-            <w:shd w:fill="FDEDEC"/>
-            <w:tcMar>
-              <w:top w:w="22" w:type="dxa"/>
-              <w:bottom w:w="22" w:type="dxa"/>
-              <w:left w:w="30" w:type="dxa"/>
-              <w:right w:w="30" w:type="dxa"/>
-            </w:tcMar>
-          </w:tcPr>
-          <w:p>
-            <w:pPr>
-              <w:jc w:val="center"/>
-            </w:pPr>
-            <w:r>
-              <w:rPr>
-                <w:sz w:val="20"/>
-              </w:rPr>
-              <w:t>224</w:t>
-            </w:r>
-          </w:p>
-        </w:tc>
-        <w:tc>
-          <w:tcPr>
-            <w:tcW w:w="1503" w:type="dxa"/>
-            <w:shd w:fill="FDEDEC"/>
-            <w:tcMar>
-              <w:top w:w="22" w:type="dxa"/>
-              <w:bottom w:w="22" w:type="dxa"/>
-              <w:left w:w="30" w:type="dxa"/>
-              <w:right w:w="30" w:type="dxa"/>
-            </w:tcMar>
-          </w:tcPr>
-          <w:p>
-            <w:r>
-              <w:rPr>
-                <w:sz w:val="20"/>
-              </w:rPr>
-              <w:t>Cengi̇zhan Yilma</w:t>
-            </w:r>
-          </w:p>
-        </w:tc>
-        <w:tc>
-          <w:tcPr>
-            <w:tcW w:w="1503" w:type="dxa"/>
-            <w:shd w:fill="FDEDEC"/>
-            <w:tcMar>
-              <w:top w:w="22" w:type="dxa"/>
-              <w:bottom w:w="22" w:type="dxa"/>
-              <w:left w:w="30" w:type="dxa"/>
-              <w:right w:w="30" w:type="dxa"/>
-            </w:tcMar>
-          </w:tcPr>
-          <w:p>
-            <w:pPr>
-              <w:jc w:val="center"/>
-            </w:pPr>
-            <w:r>
-              <w:rPr>
-                <w:sz w:val="20"/>
-              </w:rPr>
-              <w:t>2/8/0</w:t>
-            </w:r>
-          </w:p>
-        </w:tc>
-        <w:tc>
-          <w:tcPr>
-            <w:tcW w:w="1503" w:type="dxa"/>
-            <w:shd w:fill="FDEDEC"/>
-            <w:tcMar>
-              <w:top w:w="22" w:type="dxa"/>
-              <w:bottom w:w="22" w:type="dxa"/>
-              <w:left w:w="30" w:type="dxa"/>
-              <w:right w:w="30" w:type="dxa"/>
-            </w:tcMar>
-          </w:tcPr>
-          <w:p>
-            <w:pPr>
-              <w:jc w:val="center"/>
-            </w:pPr>
-            <w:r>
-              <w:rPr>
-                <w:b/>
-                <w:sz w:val="20"/>
-              </w:rPr>
-              <w:t>-0.67</w:t>
-            </w:r>
-          </w:p>
-        </w:tc>
-      </w:tr>
-      <w:tr>
-        <w:tc>
-          <w:tcPr>
-            <w:tcW w:w="1503" w:type="dxa"/>
-            <w:shd w:fill="FFFFFF"/>
-            <w:tcMar>
-              <w:top w:w="22" w:type="dxa"/>
-              <w:bottom w:w="22" w:type="dxa"/>
-              <w:left w:w="30" w:type="dxa"/>
-              <w:right w:w="30" w:type="dxa"/>
-            </w:tcMar>
-          </w:tcPr>
-          <w:p>
-            <w:pPr>
-              <w:jc w:val="center"/>
-            </w:pPr>
-            <w:r>
-              <w:rPr>
-                <w:sz w:val="20"/>
-              </w:rPr>
-              <w:t>13</w:t>
-            </w:r>
-          </w:p>
-        </w:tc>
-        <w:tc>
-          <w:tcPr>
-            <w:tcW w:w="1503" w:type="dxa"/>
-            <w:shd w:fill="FFFFFF"/>
-            <w:tcMar>
-              <w:top w:w="22" w:type="dxa"/>
-              <w:bottom w:w="22" w:type="dxa"/>
-              <w:left w:w="30" w:type="dxa"/>
-              <w:right w:w="30" w:type="dxa"/>
-            </w:tcMar>
-          </w:tcPr>
-          <w:p>
-            <w:pPr>
-              <w:jc w:val="center"/>
-            </w:pPr>
-            <w:r>
-              <w:rPr>
-                <w:sz w:val="20"/>
-              </w:rPr>
-              <w:t>261</w:t>
-            </w:r>
-          </w:p>
-        </w:tc>
-        <w:tc>
-          <w:tcPr>
-            <w:tcW w:w="1503" w:type="dxa"/>
-            <w:shd w:fill="FFFFFF"/>
-            <w:tcMar>
-              <w:top w:w="22" w:type="dxa"/>
-              <w:bottom w:w="22" w:type="dxa"/>
-              <w:left w:w="30" w:type="dxa"/>
-              <w:right w:w="30" w:type="dxa"/>
-            </w:tcMar>
-          </w:tcPr>
-          <w:p>
-            <w:r>
-              <w:rPr>
-                <w:sz w:val="20"/>
-              </w:rPr>
-              <w:t>İpek Nur Usta</w:t>
-            </w:r>
-          </w:p>
-        </w:tc>
-        <w:tc>
-          <w:tcPr>
-            <w:tcW w:w="1503" w:type="dxa"/>
-            <w:shd w:fill="FFFFFF"/>
-            <w:tcMar>
-              <w:top w:w="22" w:type="dxa"/>
-              <w:bottom w:w="22" w:type="dxa"/>
-              <w:left w:w="30" w:type="dxa"/>
-              <w:right w:w="30" w:type="dxa"/>
-            </w:tcMar>
-          </w:tcPr>
-          <w:p>
-            <w:pPr>
-              <w:jc w:val="center"/>
-            </w:pPr>
-            <w:r>
-              <w:rPr>
-                <w:sz w:val="20"/>
-              </w:rPr>
-              <w:t>7/3/0</w:t>
-            </w:r>
-          </w:p>
-        </w:tc>
-        <w:tc>
-          <w:tcPr>
-            <w:tcW w:w="1503" w:type="dxa"/>
-            <w:shd w:fill="FFFFFF"/>
-            <w:tcMar>
-              <w:top w:w="22" w:type="dxa"/>
-              <w:bottom w:w="22" w:type="dxa"/>
-              <w:left w:w="30" w:type="dxa"/>
-              <w:right w:w="30" w:type="dxa"/>
-            </w:tcMar>
-          </w:tcPr>
-          <w:p>
-            <w:pPr>
-              <w:jc w:val="center"/>
-            </w:pPr>
-            <w:r>
-              <w:rPr>
-                <w:b/>
-                <w:sz w:val="20"/>
-              </w:rPr>
-              <w:t>6.00</w:t>
-            </w:r>
-          </w:p>
-        </w:tc>
-        <w:tc>
-          <w:tcPr>
-            <w:tcW w:w="1503" w:type="dxa"/>
-            <w:shd w:fill="FDEDEC"/>
-            <w:tcMar>
-              <w:top w:w="22" w:type="dxa"/>
-              <w:bottom w:w="22" w:type="dxa"/>
-              <w:left w:w="30" w:type="dxa"/>
-              <w:right w:w="30" w:type="dxa"/>
-            </w:tcMar>
-          </w:tcPr>
-          <w:p>
-            <w:pPr>
-              <w:jc w:val="center"/>
-            </w:pPr>
-            <w:r>
-              <w:rPr>
-                <w:sz w:val="20"/>
-              </w:rPr>
-              <w:t>27</w:t>
-            </w:r>
-          </w:p>
-        </w:tc>
-        <w:tc>
-          <w:tcPr>
-            <w:tcW w:w="1503" w:type="dxa"/>
-            <w:shd w:fill="FDEDEC"/>
-            <w:tcMar>
-              <w:top w:w="22" w:type="dxa"/>
-              <w:bottom w:w="22" w:type="dxa"/>
-              <w:left w:w="30" w:type="dxa"/>
-              <w:right w:w="30" w:type="dxa"/>
-            </w:tcMar>
-          </w:tcPr>
-          <w:p>
-            <w:pPr>
-              <w:jc w:val="center"/>
-            </w:pPr>
-            <w:r>
-              <w:rPr>
-                <w:sz w:val="20"/>
-              </w:rPr>
-              <w:t>230</w:t>
-            </w:r>
-          </w:p>
-        </w:tc>
-        <w:tc>
-          <w:tcPr>
-            <w:tcW w:w="1503" w:type="dxa"/>
-            <w:shd w:fill="FDEDEC"/>
-            <w:tcMar>
-              <w:top w:w="22" w:type="dxa"/>
-              <w:bottom w:w="22" w:type="dxa"/>
-              <w:left w:w="30" w:type="dxa"/>
-              <w:right w:w="30" w:type="dxa"/>
-            </w:tcMar>
-          </w:tcPr>
-          <w:p>
-            <w:r>
-              <w:rPr>
-                <w:sz w:val="20"/>
-              </w:rPr>
-              <w:t>Kenan Emi̇r Yama</w:t>
-            </w:r>
-          </w:p>
-        </w:tc>
-        <w:tc>
-          <w:tcPr>
-            <w:tcW w:w="1503" w:type="dxa"/>
-            <w:shd w:fill="FDEDEC"/>
-            <w:tcMar>
-              <w:top w:w="22" w:type="dxa"/>
-              <w:bottom w:w="22" w:type="dxa"/>
-              <w:left w:w="30" w:type="dxa"/>
-              <w:right w:w="30" w:type="dxa"/>
-            </w:tcMar>
-          </w:tcPr>
-          <w:p>
-            <w:pPr>
-              <w:jc w:val="center"/>
-            </w:pPr>
-            <w:r>
-              <w:rPr>
-                <w:sz w:val="20"/>
+                <w:sz w:val="18"/>
               </w:rPr>
               <w:t>1/9/0</w:t>
             </w:r>
@@ -4185,10 +4008,10 @@
             <w:tcW w:w="1503" w:type="dxa"/>
             <w:shd w:fill="FDEDEC"/>
             <w:tcMar>
-              <w:top w:w="22" w:type="dxa"/>
-              <w:bottom w:w="22" w:type="dxa"/>
-              <w:left w:w="30" w:type="dxa"/>
-              <w:right w:w="30" w:type="dxa"/>
+              <w:top w:w="4" w:type="dxa"/>
+              <w:bottom w:w="4" w:type="dxa"/>
+              <w:left w:w="20" w:type="dxa"/>
+              <w:right w:w="20" w:type="dxa"/>
             </w:tcMar>
           </w:tcPr>
           <w:p>
@@ -4198,7 +4021,7 @@
             <w:r>
               <w:rPr>
                 <w:b/>
-                <w:sz w:val="20"/>
+                <w:sz w:val="18"/>
               </w:rPr>
               <w:t>-2.00</w:t>
             </w:r>
@@ -4211,10 +4034,10 @@
             <w:tcW w:w="1503" w:type="dxa"/>
             <w:shd w:fill="F9F9F9"/>
             <w:tcMar>
-              <w:top w:w="22" w:type="dxa"/>
-              <w:bottom w:w="22" w:type="dxa"/>
-              <w:left w:w="30" w:type="dxa"/>
-              <w:right w:w="30" w:type="dxa"/>
+              <w:top w:w="4" w:type="dxa"/>
+              <w:bottom w:w="4" w:type="dxa"/>
+              <w:left w:w="20" w:type="dxa"/>
+              <w:right w:w="20" w:type="dxa"/>
             </w:tcMar>
           </w:tcPr>
           <w:p>
@@ -4223,7 +4046,7 @@
             </w:pPr>
             <w:r>
               <w:rPr>
-                <w:sz w:val="20"/>
+                <w:sz w:val="18"/>
               </w:rPr>
               <w:t>14</w:t>
             </w:r>
@@ -4234,10 +4057,10 @@
             <w:tcW w:w="1503" w:type="dxa"/>
             <w:shd w:fill="F9F9F9"/>
             <w:tcMar>
-              <w:top w:w="22" w:type="dxa"/>
-              <w:bottom w:w="22" w:type="dxa"/>
-              <w:left w:w="30" w:type="dxa"/>
-              <w:right w:w="30" w:type="dxa"/>
+              <w:top w:w="4" w:type="dxa"/>
+              <w:bottom w:w="4" w:type="dxa"/>
+              <w:left w:w="20" w:type="dxa"/>
+              <w:right w:w="20" w:type="dxa"/>
             </w:tcMar>
           </w:tcPr>
           <w:p>
@@ -4246,9 +4069,9 @@
             </w:pPr>
             <w:r>
               <w:rPr>
-                <w:sz w:val="20"/>
+                <w:sz w:val="18"/>
               </w:rPr>
-              <w:t>256</w:t>
+              <w:t>229</w:t>
             </w:r>
           </w:p>
         </w:tc>
@@ -4257,18 +4080,18 @@
             <w:tcW w:w="1503" w:type="dxa"/>
             <w:shd w:fill="F9F9F9"/>
             <w:tcMar>
-              <w:top w:w="22" w:type="dxa"/>
-              <w:bottom w:w="22" w:type="dxa"/>
-              <w:left w:w="30" w:type="dxa"/>
-              <w:right w:w="30" w:type="dxa"/>
+              <w:top w:w="4" w:type="dxa"/>
+              <w:bottom w:w="4" w:type="dxa"/>
+              <w:left w:w="20" w:type="dxa"/>
+              <w:right w:w="20" w:type="dxa"/>
             </w:tcMar>
           </w:tcPr>
           <w:p>
             <w:r>
               <w:rPr>
-                <w:sz w:val="20"/>
+                <w:sz w:val="18"/>
               </w:rPr>
-              <w:t>Beren Koç</w:t>
+              <w:t>Ni̇sanur Kayabey</w:t>
             </w:r>
           </w:p>
         </w:tc>
@@ -4277,10 +4100,10 @@
             <w:tcW w:w="1503" w:type="dxa"/>
             <w:shd w:fill="F9F9F9"/>
             <w:tcMar>
-              <w:top w:w="22" w:type="dxa"/>
-              <w:bottom w:w="22" w:type="dxa"/>
-              <w:left w:w="30" w:type="dxa"/>
-              <w:right w:w="30" w:type="dxa"/>
+              <w:top w:w="4" w:type="dxa"/>
+              <w:bottom w:w="4" w:type="dxa"/>
+              <w:left w:w="20" w:type="dxa"/>
+              <w:right w:w="20" w:type="dxa"/>
             </w:tcMar>
           </w:tcPr>
           <w:p>
@@ -4289,9 +4112,9 @@
             </w:pPr>
             <w:r>
               <w:rPr>
-                <w:sz w:val="20"/>
+                <w:sz w:val="18"/>
               </w:rPr>
-              <w:t>6/3/1</w:t>
+              <w:t>7/1/2</w:t>
             </w:r>
           </w:p>
         </w:tc>
@@ -4300,10 +4123,10 @@
             <w:tcW w:w="1503" w:type="dxa"/>
             <w:shd w:fill="F9F9F9"/>
             <w:tcMar>
-              <w:top w:w="22" w:type="dxa"/>
-              <w:bottom w:w="22" w:type="dxa"/>
-              <w:left w:w="30" w:type="dxa"/>
-              <w:right w:w="30" w:type="dxa"/>
+              <w:top w:w="4" w:type="dxa"/>
+              <w:bottom w:w="4" w:type="dxa"/>
+              <w:left w:w="20" w:type="dxa"/>
+              <w:right w:w="20" w:type="dxa"/>
             </w:tcMar>
           </w:tcPr>
           <w:p>
@@ -4313,55 +4136,123 @@
             <w:r>
               <w:rPr>
                 <w:b/>
-                <w:sz w:val="20"/>
+                <w:sz w:val="18"/>
               </w:rPr>
-              <w:t>5.00</w:t>
+              <w:t>6.67</w:t>
             </w:r>
           </w:p>
         </w:tc>
         <w:tc>
           <w:tcPr>
             <w:tcW w:w="1503" w:type="dxa"/>
-            <w:shd w:fill="FFFFFF"/>
+            <w:shd w:fill="FDEDEC"/>
+            <w:tcMar>
+              <w:top w:w="4" w:type="dxa"/>
+              <w:bottom w:w="4" w:type="dxa"/>
+              <w:left w:w="20" w:type="dxa"/>
+              <w:right w:w="20" w:type="dxa"/>
+            </w:tcMar>
           </w:tcPr>
           <w:p>
-            <w:r/>
+            <w:pPr>
+              <w:jc w:val="center"/>
+            </w:pPr>
+            <w:r>
+              <w:rPr>
+                <w:sz w:val="18"/>
+              </w:rPr>
+              <w:t>28</w:t>
+            </w:r>
           </w:p>
         </w:tc>
         <w:tc>
           <w:tcPr>
             <w:tcW w:w="1503" w:type="dxa"/>
-            <w:shd w:fill="FFFFFF"/>
+            <w:shd w:fill="FDEDEC"/>
+            <w:tcMar>
+              <w:top w:w="4" w:type="dxa"/>
+              <w:bottom w:w="4" w:type="dxa"/>
+              <w:left w:w="20" w:type="dxa"/>
+              <w:right w:w="20" w:type="dxa"/>
+            </w:tcMar>
           </w:tcPr>
           <w:p>
-            <w:r/>
+            <w:pPr>
+              <w:jc w:val="center"/>
+            </w:pPr>
+            <w:r>
+              <w:rPr>
+                <w:sz w:val="18"/>
+              </w:rPr>
+              <w:t>379</w:t>
+            </w:r>
           </w:p>
         </w:tc>
         <w:tc>
           <w:tcPr>
             <w:tcW w:w="1503" w:type="dxa"/>
-            <w:shd w:fill="FFFFFF"/>
+            <w:shd w:fill="FDEDEC"/>
+            <w:tcMar>
+              <w:top w:w="4" w:type="dxa"/>
+              <w:bottom w:w="4" w:type="dxa"/>
+              <w:left w:w="20" w:type="dxa"/>
+              <w:right w:w="20" w:type="dxa"/>
+            </w:tcMar>
           </w:tcPr>
           <w:p>
-            <w:r/>
+            <w:r>
+              <w:rPr>
+                <w:sz w:val="18"/>
+              </w:rPr>
+              <w:t>Çinar Efe Gi̇rgi</w:t>
+            </w:r>
           </w:p>
         </w:tc>
         <w:tc>
           <w:tcPr>
             <w:tcW w:w="1503" w:type="dxa"/>
-            <w:shd w:fill="FFFFFF"/>
+            <w:shd w:fill="FDEDEC"/>
+            <w:tcMar>
+              <w:top w:w="4" w:type="dxa"/>
+              <w:bottom w:w="4" w:type="dxa"/>
+              <w:left w:w="20" w:type="dxa"/>
+              <w:right w:w="20" w:type="dxa"/>
+            </w:tcMar>
           </w:tcPr>
           <w:p>
-            <w:r/>
+            <w:pPr>
+              <w:jc w:val="center"/>
+            </w:pPr>
+            <w:r>
+              <w:rPr>
+                <w:sz w:val="18"/>
+              </w:rPr>
+              <w:t>1/9/0</w:t>
+            </w:r>
           </w:p>
         </w:tc>
         <w:tc>
           <w:tcPr>
             <w:tcW w:w="1503" w:type="dxa"/>
-            <w:shd w:fill="FFFFFF"/>
+            <w:shd w:fill="FDEDEC"/>
+            <w:tcMar>
+              <w:top w:w="4" w:type="dxa"/>
+              <w:bottom w:w="4" w:type="dxa"/>
+              <w:left w:w="20" w:type="dxa"/>
+              <w:right w:w="20" w:type="dxa"/>
+            </w:tcMar>
           </w:tcPr>
           <w:p>
-            <w:r/>
+            <w:pPr>
+              <w:jc w:val="center"/>
+            </w:pPr>
+            <w:r>
+              <w:rPr>
+                <w:b/>
+                <w:sz w:val="18"/>
+              </w:rPr>
+              <w:t>-2.00</w:t>
+            </w:r>
           </w:p>
         </w:tc>
       </w:tr>
